--- a/lab1/Отчет.docx
+++ b/lab1/Отчет.docx
@@ -309,23 +309,1344 @@
     </w:p>
     <w:p>
       <w:pPr>
+        <w:rPr>
+          <w:rFonts w:asciiTheme="majorHAnsi" w:eastAsiaTheme="majorEastAsia" w:hAnsiTheme="majorHAnsi" w:cstheme="majorBidi"/>
+          <w:color w:val="0F4761" w:themeColor="accent1" w:themeShade="BF"/>
+          <w:sz w:val="40"/>
+          <w:szCs w:val="40"/>
+        </w:rPr>
+      </w:pPr>
+      <w:r>
+        <w:br w:type="page"/>
+      </w:r>
+    </w:p>
+    <w:sdt>
+      <w:sdtPr>
+        <w:id w:val="257955602"/>
+        <w:docPartObj>
+          <w:docPartGallery w:val="Table of Contents"/>
+          <w:docPartUnique/>
+        </w:docPartObj>
+      </w:sdtPr>
+      <w:sdtEndPr>
+        <w:rPr>
+          <w:rFonts w:asciiTheme="minorHAnsi" w:eastAsiaTheme="minorHAnsi" w:hAnsiTheme="minorHAnsi" w:cstheme="minorBidi"/>
+          <w:b/>
+          <w:bCs/>
+          <w:color w:val="auto"/>
+          <w:kern w:val="2"/>
+          <w:sz w:val="24"/>
+          <w:szCs w:val="24"/>
+          <w:lang w:eastAsia="en-US"/>
+          <w14:ligatures w14:val="standardContextual"/>
+        </w:rPr>
+      </w:sdtEndPr>
+      <w:sdtContent>
+        <w:p>
+          <w:pPr>
+            <w:pStyle w:val="af1"/>
+          </w:pPr>
+          <w:r>
+            <w:t>Оглавление</w:t>
+          </w:r>
+        </w:p>
+        <w:p>
+          <w:pPr>
+            <w:pStyle w:val="11"/>
+            <w:tabs>
+              <w:tab w:val="right" w:leader="dot" w:pos="9345"/>
+            </w:tabs>
+            <w:rPr>
+              <w:noProof/>
+            </w:rPr>
+          </w:pPr>
+          <w:r>
+            <w:fldChar w:fldCharType="begin"/>
+          </w:r>
+          <w:r>
+            <w:instrText xml:space="preserve"> TOC \o "1-3" \h \z \u </w:instrText>
+          </w:r>
+          <w:r>
+            <w:fldChar w:fldCharType="separate"/>
+          </w:r>
+          <w:hyperlink w:anchor="_Toc225080114" w:history="1">
+            <w:r>
+              <w:rPr>
+                <w:rStyle w:val="ae"/>
+                <w:noProof/>
+              </w:rPr>
+              <w:t>Задание к лабораторной работе</w:t>
+            </w:r>
+            <w:r>
+              <w:rPr>
+                <w:noProof/>
+                <w:webHidden/>
+              </w:rPr>
+              <w:tab/>
+            </w:r>
+            <w:r>
+              <w:rPr>
+                <w:noProof/>
+                <w:webHidden/>
+              </w:rPr>
+              <w:fldChar w:fldCharType="begin"/>
+            </w:r>
+            <w:r>
+              <w:rPr>
+                <w:noProof/>
+                <w:webHidden/>
+              </w:rPr>
+              <w:instrText xml:space="preserve"> PAGEREF _Toc225080114 \h </w:instrText>
+            </w:r>
+            <w:r>
+              <w:rPr>
+                <w:noProof/>
+                <w:webHidden/>
+              </w:rPr>
+            </w:r>
+            <w:r>
+              <w:rPr>
+                <w:noProof/>
+                <w:webHidden/>
+              </w:rPr>
+              <w:fldChar w:fldCharType="separate"/>
+            </w:r>
+            <w:r>
+              <w:rPr>
+                <w:noProof/>
+                <w:webHidden/>
+              </w:rPr>
+              <w:t>3</w:t>
+            </w:r>
+            <w:r>
+              <w:rPr>
+                <w:noProof/>
+                <w:webHidden/>
+              </w:rPr>
+              <w:fldChar w:fldCharType="end"/>
+            </w:r>
+          </w:hyperlink>
+        </w:p>
+        <w:p>
+          <w:pPr>
+            <w:pStyle w:val="11"/>
+            <w:tabs>
+              <w:tab w:val="right" w:leader="dot" w:pos="9345"/>
+            </w:tabs>
+            <w:rPr>
+              <w:noProof/>
+            </w:rPr>
+          </w:pPr>
+          <w:hyperlink w:anchor="_Toc225080115" w:history="1">
+            <w:r>
+              <w:rPr>
+                <w:rStyle w:val="ae"/>
+                <w:noProof/>
+              </w:rPr>
+              <w:t>Ход работы.</w:t>
+            </w:r>
+            <w:r>
+              <w:rPr>
+                <w:noProof/>
+                <w:webHidden/>
+              </w:rPr>
+              <w:tab/>
+            </w:r>
+            <w:r>
+              <w:rPr>
+                <w:noProof/>
+                <w:webHidden/>
+              </w:rPr>
+              <w:fldChar w:fldCharType="begin"/>
+            </w:r>
+            <w:r>
+              <w:rPr>
+                <w:noProof/>
+                <w:webHidden/>
+              </w:rPr>
+              <w:instrText xml:space="preserve"> PAGEREF _Toc225080115 \h </w:instrText>
+            </w:r>
+            <w:r>
+              <w:rPr>
+                <w:noProof/>
+                <w:webHidden/>
+              </w:rPr>
+            </w:r>
+            <w:r>
+              <w:rPr>
+                <w:noProof/>
+                <w:webHidden/>
+              </w:rPr>
+              <w:fldChar w:fldCharType="separate"/>
+            </w:r>
+            <w:r>
+              <w:rPr>
+                <w:noProof/>
+                <w:webHidden/>
+              </w:rPr>
+              <w:t>4</w:t>
+            </w:r>
+            <w:r>
+              <w:rPr>
+                <w:noProof/>
+                <w:webHidden/>
+              </w:rPr>
+              <w:fldChar w:fldCharType="end"/>
+            </w:r>
+          </w:hyperlink>
+        </w:p>
+        <w:p>
+          <w:pPr>
+            <w:pStyle w:val="23"/>
+            <w:tabs>
+              <w:tab w:val="right" w:leader="dot" w:pos="9345"/>
+            </w:tabs>
+            <w:rPr>
+              <w:noProof/>
+            </w:rPr>
+          </w:pPr>
+          <w:hyperlink w:anchor="_Toc225080116" w:history="1">
+            <w:r>
+              <w:rPr>
+                <w:rStyle w:val="ae"/>
+                <w:noProof/>
+              </w:rPr>
+              <w:t>Задание 1. Математический анализ функции</w:t>
+            </w:r>
+            <w:r>
+              <w:rPr>
+                <w:noProof/>
+                <w:webHidden/>
+              </w:rPr>
+              <w:tab/>
+            </w:r>
+            <w:r>
+              <w:rPr>
+                <w:noProof/>
+                <w:webHidden/>
+              </w:rPr>
+              <w:fldChar w:fldCharType="begin"/>
+            </w:r>
+            <w:r>
+              <w:rPr>
+                <w:noProof/>
+                <w:webHidden/>
+              </w:rPr>
+              <w:instrText xml:space="preserve"> PAGEREF _Toc225080116 \h </w:instrText>
+            </w:r>
+            <w:r>
+              <w:rPr>
+                <w:noProof/>
+                <w:webHidden/>
+              </w:rPr>
+            </w:r>
+            <w:r>
+              <w:rPr>
+                <w:noProof/>
+                <w:webHidden/>
+              </w:rPr>
+              <w:fldChar w:fldCharType="separate"/>
+            </w:r>
+            <w:r>
+              <w:rPr>
+                <w:noProof/>
+                <w:webHidden/>
+              </w:rPr>
+              <w:t>4</w:t>
+            </w:r>
+            <w:r>
+              <w:rPr>
+                <w:noProof/>
+                <w:webHidden/>
+              </w:rPr>
+              <w:fldChar w:fldCharType="end"/>
+            </w:r>
+          </w:hyperlink>
+        </w:p>
+        <w:p>
+          <w:pPr>
+            <w:pStyle w:val="23"/>
+            <w:tabs>
+              <w:tab w:val="right" w:leader="dot" w:pos="9345"/>
+            </w:tabs>
+            <w:rPr>
+              <w:noProof/>
+            </w:rPr>
+          </w:pPr>
+          <w:hyperlink w:anchor="_Toc225080117" w:history="1">
+            <w:r>
+              <w:rPr>
+                <w:rStyle w:val="ae"/>
+                <w:noProof/>
+              </w:rPr>
+              <w:t>Задание 1. Программные ограничения для функции</w:t>
+            </w:r>
+            <w:r>
+              <w:rPr>
+                <w:noProof/>
+                <w:webHidden/>
+              </w:rPr>
+              <w:tab/>
+            </w:r>
+            <w:r>
+              <w:rPr>
+                <w:noProof/>
+                <w:webHidden/>
+              </w:rPr>
+              <w:fldChar w:fldCharType="begin"/>
+            </w:r>
+            <w:r>
+              <w:rPr>
+                <w:noProof/>
+                <w:webHidden/>
+              </w:rPr>
+              <w:instrText xml:space="preserve"> PAGEREF _Toc225080117 \h </w:instrText>
+            </w:r>
+            <w:r>
+              <w:rPr>
+                <w:noProof/>
+                <w:webHidden/>
+              </w:rPr>
+            </w:r>
+            <w:r>
+              <w:rPr>
+                <w:noProof/>
+                <w:webHidden/>
+              </w:rPr>
+              <w:fldChar w:fldCharType="separate"/>
+            </w:r>
+            <w:r>
+              <w:rPr>
+                <w:noProof/>
+                <w:webHidden/>
+              </w:rPr>
+              <w:t>6</w:t>
+            </w:r>
+            <w:r>
+              <w:rPr>
+                <w:noProof/>
+                <w:webHidden/>
+              </w:rPr>
+              <w:fldChar w:fldCharType="end"/>
+            </w:r>
+          </w:hyperlink>
+        </w:p>
+        <w:p>
+          <w:pPr>
+            <w:pStyle w:val="23"/>
+            <w:tabs>
+              <w:tab w:val="right" w:leader="dot" w:pos="9345"/>
+            </w:tabs>
+            <w:rPr>
+              <w:noProof/>
+            </w:rPr>
+          </w:pPr>
+          <w:hyperlink w:anchor="_Toc225080118" w:history="1">
+            <w:r>
+              <w:rPr>
+                <w:rStyle w:val="ae"/>
+                <w:noProof/>
+              </w:rPr>
+              <w:t>Задание 2.</w:t>
+            </w:r>
+            <w:r>
+              <w:rPr>
+                <w:noProof/>
+                <w:webHidden/>
+              </w:rPr>
+              <w:tab/>
+            </w:r>
+            <w:r>
+              <w:rPr>
+                <w:noProof/>
+                <w:webHidden/>
+              </w:rPr>
+              <w:fldChar w:fldCharType="begin"/>
+            </w:r>
+            <w:r>
+              <w:rPr>
+                <w:noProof/>
+                <w:webHidden/>
+              </w:rPr>
+              <w:instrText xml:space="preserve"> PAGEREF _Toc225080118 \h </w:instrText>
+            </w:r>
+            <w:r>
+              <w:rPr>
+                <w:noProof/>
+                <w:webHidden/>
+              </w:rPr>
+            </w:r>
+            <w:r>
+              <w:rPr>
+                <w:noProof/>
+                <w:webHidden/>
+              </w:rPr>
+              <w:fldChar w:fldCharType="separate"/>
+            </w:r>
+            <w:r>
+              <w:rPr>
+                <w:noProof/>
+                <w:webHidden/>
+              </w:rPr>
+              <w:t>7</w:t>
+            </w:r>
+            <w:r>
+              <w:rPr>
+                <w:noProof/>
+                <w:webHidden/>
+              </w:rPr>
+              <w:fldChar w:fldCharType="end"/>
+            </w:r>
+          </w:hyperlink>
+        </w:p>
+        <w:p>
+          <w:pPr>
+            <w:pStyle w:val="31"/>
+            <w:tabs>
+              <w:tab w:val="right" w:leader="dot" w:pos="9345"/>
+            </w:tabs>
+            <w:rPr>
+              <w:noProof/>
+            </w:rPr>
+          </w:pPr>
+          <w:hyperlink w:anchor="_Toc225080119" w:history="1">
+            <w:r>
+              <w:rPr>
+                <w:rStyle w:val="ae"/>
+                <w:noProof/>
+              </w:rPr>
+              <w:t>Кейс 1. Допустимые значения для ввода.</w:t>
+            </w:r>
+            <w:r>
+              <w:rPr>
+                <w:noProof/>
+                <w:webHidden/>
+              </w:rPr>
+              <w:tab/>
+            </w:r>
+            <w:r>
+              <w:rPr>
+                <w:noProof/>
+                <w:webHidden/>
+              </w:rPr>
+              <w:fldChar w:fldCharType="begin"/>
+            </w:r>
+            <w:r>
+              <w:rPr>
+                <w:noProof/>
+                <w:webHidden/>
+              </w:rPr>
+              <w:instrText xml:space="preserve"> PAGEREF _Toc225080119 \h </w:instrText>
+            </w:r>
+            <w:r>
+              <w:rPr>
+                <w:noProof/>
+                <w:webHidden/>
+              </w:rPr>
+            </w:r>
+            <w:r>
+              <w:rPr>
+                <w:noProof/>
+                <w:webHidden/>
+              </w:rPr>
+              <w:fldChar w:fldCharType="separate"/>
+            </w:r>
+            <w:r>
+              <w:rPr>
+                <w:noProof/>
+                <w:webHidden/>
+              </w:rPr>
+              <w:t>7</w:t>
+            </w:r>
+            <w:r>
+              <w:rPr>
+                <w:noProof/>
+                <w:webHidden/>
+              </w:rPr>
+              <w:fldChar w:fldCharType="end"/>
+            </w:r>
+          </w:hyperlink>
+        </w:p>
+        <w:p>
+          <w:pPr>
+            <w:pStyle w:val="31"/>
+            <w:tabs>
+              <w:tab w:val="right" w:leader="dot" w:pos="9345"/>
+            </w:tabs>
+            <w:rPr>
+              <w:noProof/>
+            </w:rPr>
+          </w:pPr>
+          <w:hyperlink w:anchor="_Toc225080120" w:history="1">
+            <w:r>
+              <w:rPr>
+                <w:rStyle w:val="ae"/>
+                <w:noProof/>
+              </w:rPr>
+              <w:t>Кейс 2. Ввод одинаковых значений</w:t>
+            </w:r>
+            <w:r>
+              <w:rPr>
+                <w:noProof/>
+                <w:webHidden/>
+              </w:rPr>
+              <w:tab/>
+            </w:r>
+            <w:r>
+              <w:rPr>
+                <w:noProof/>
+                <w:webHidden/>
+              </w:rPr>
+              <w:fldChar w:fldCharType="begin"/>
+            </w:r>
+            <w:r>
+              <w:rPr>
+                <w:noProof/>
+                <w:webHidden/>
+              </w:rPr>
+              <w:instrText xml:space="preserve"> PAGEREF _Toc225080120 \h </w:instrText>
+            </w:r>
+            <w:r>
+              <w:rPr>
+                <w:noProof/>
+                <w:webHidden/>
+              </w:rPr>
+            </w:r>
+            <w:r>
+              <w:rPr>
+                <w:noProof/>
+                <w:webHidden/>
+              </w:rPr>
+              <w:fldChar w:fldCharType="separate"/>
+            </w:r>
+            <w:r>
+              <w:rPr>
+                <w:noProof/>
+                <w:webHidden/>
+              </w:rPr>
+              <w:t>7</w:t>
+            </w:r>
+            <w:r>
+              <w:rPr>
+                <w:noProof/>
+                <w:webHidden/>
+              </w:rPr>
+              <w:fldChar w:fldCharType="end"/>
+            </w:r>
+          </w:hyperlink>
+        </w:p>
+        <w:p>
+          <w:pPr>
+            <w:pStyle w:val="31"/>
+            <w:tabs>
+              <w:tab w:val="right" w:leader="dot" w:pos="9345"/>
+            </w:tabs>
+            <w:rPr>
+              <w:noProof/>
+            </w:rPr>
+          </w:pPr>
+          <w:hyperlink w:anchor="_Toc225080121" w:history="1">
+            <w:r>
+              <w:rPr>
+                <w:rStyle w:val="ae"/>
+                <w:noProof/>
+              </w:rPr>
+              <w:t>Кейс 3. Ввод значений, состоящих из одного символа, но разной длины</w:t>
+            </w:r>
+            <w:r>
+              <w:rPr>
+                <w:noProof/>
+                <w:webHidden/>
+              </w:rPr>
+              <w:tab/>
+            </w:r>
+            <w:r>
+              <w:rPr>
+                <w:noProof/>
+                <w:webHidden/>
+              </w:rPr>
+              <w:fldChar w:fldCharType="begin"/>
+            </w:r>
+            <w:r>
+              <w:rPr>
+                <w:noProof/>
+                <w:webHidden/>
+              </w:rPr>
+              <w:instrText xml:space="preserve"> PAGEREF _Toc225080121 \h </w:instrText>
+            </w:r>
+            <w:r>
+              <w:rPr>
+                <w:noProof/>
+                <w:webHidden/>
+              </w:rPr>
+            </w:r>
+            <w:r>
+              <w:rPr>
+                <w:noProof/>
+                <w:webHidden/>
+              </w:rPr>
+              <w:fldChar w:fldCharType="separate"/>
+            </w:r>
+            <w:r>
+              <w:rPr>
+                <w:noProof/>
+                <w:webHidden/>
+              </w:rPr>
+              <w:t>8</w:t>
+            </w:r>
+            <w:r>
+              <w:rPr>
+                <w:noProof/>
+                <w:webHidden/>
+              </w:rPr>
+              <w:fldChar w:fldCharType="end"/>
+            </w:r>
+          </w:hyperlink>
+        </w:p>
+        <w:p>
+          <w:pPr>
+            <w:pStyle w:val="31"/>
+            <w:tabs>
+              <w:tab w:val="right" w:leader="dot" w:pos="9345"/>
+            </w:tabs>
+            <w:rPr>
+              <w:noProof/>
+            </w:rPr>
+          </w:pPr>
+          <w:hyperlink w:anchor="_Toc225080122" w:history="1">
+            <w:r>
+              <w:rPr>
+                <w:rStyle w:val="ae"/>
+                <w:noProof/>
+              </w:rPr>
+              <w:t>Кейс 4. Удаление значения из дерева</w:t>
+            </w:r>
+            <w:r>
+              <w:rPr>
+                <w:noProof/>
+                <w:webHidden/>
+              </w:rPr>
+              <w:tab/>
+            </w:r>
+            <w:r>
+              <w:rPr>
+                <w:noProof/>
+                <w:webHidden/>
+              </w:rPr>
+              <w:fldChar w:fldCharType="begin"/>
+            </w:r>
+            <w:r>
+              <w:rPr>
+                <w:noProof/>
+                <w:webHidden/>
+              </w:rPr>
+              <w:instrText xml:space="preserve"> PAGEREF _Toc225080122 \h </w:instrText>
+            </w:r>
+            <w:r>
+              <w:rPr>
+                <w:noProof/>
+                <w:webHidden/>
+              </w:rPr>
+            </w:r>
+            <w:r>
+              <w:rPr>
+                <w:noProof/>
+                <w:webHidden/>
+              </w:rPr>
+              <w:fldChar w:fldCharType="separate"/>
+            </w:r>
+            <w:r>
+              <w:rPr>
+                <w:noProof/>
+                <w:webHidden/>
+              </w:rPr>
+              <w:t>8</w:t>
+            </w:r>
+            <w:r>
+              <w:rPr>
+                <w:noProof/>
+                <w:webHidden/>
+              </w:rPr>
+              <w:fldChar w:fldCharType="end"/>
+            </w:r>
+          </w:hyperlink>
+        </w:p>
+        <w:p>
+          <w:pPr>
+            <w:pStyle w:val="31"/>
+            <w:tabs>
+              <w:tab w:val="right" w:leader="dot" w:pos="9345"/>
+            </w:tabs>
+            <w:rPr>
+              <w:noProof/>
+            </w:rPr>
+          </w:pPr>
+          <w:hyperlink w:anchor="_Toc225080123" w:history="1">
+            <w:r>
+              <w:rPr>
+                <w:rStyle w:val="ae"/>
+                <w:noProof/>
+              </w:rPr>
+              <w:t>Кейс 5. Поиск значения в дереве</w:t>
+            </w:r>
+            <w:r>
+              <w:rPr>
+                <w:noProof/>
+                <w:webHidden/>
+              </w:rPr>
+              <w:tab/>
+            </w:r>
+            <w:r>
+              <w:rPr>
+                <w:noProof/>
+                <w:webHidden/>
+              </w:rPr>
+              <w:fldChar w:fldCharType="begin"/>
+            </w:r>
+            <w:r>
+              <w:rPr>
+                <w:noProof/>
+                <w:webHidden/>
+              </w:rPr>
+              <w:instrText xml:space="preserve"> PAGEREF _Toc225080123 \h </w:instrText>
+            </w:r>
+            <w:r>
+              <w:rPr>
+                <w:noProof/>
+                <w:webHidden/>
+              </w:rPr>
+            </w:r>
+            <w:r>
+              <w:rPr>
+                <w:noProof/>
+                <w:webHidden/>
+              </w:rPr>
+              <w:fldChar w:fldCharType="separate"/>
+            </w:r>
+            <w:r>
+              <w:rPr>
+                <w:noProof/>
+                <w:webHidden/>
+              </w:rPr>
+              <w:t>8</w:t>
+            </w:r>
+            <w:r>
+              <w:rPr>
+                <w:noProof/>
+                <w:webHidden/>
+              </w:rPr>
+              <w:fldChar w:fldCharType="end"/>
+            </w:r>
+          </w:hyperlink>
+        </w:p>
+        <w:p>
+          <w:pPr>
+            <w:pStyle w:val="31"/>
+            <w:tabs>
+              <w:tab w:val="right" w:leader="dot" w:pos="9345"/>
+            </w:tabs>
+            <w:rPr>
+              <w:noProof/>
+            </w:rPr>
+          </w:pPr>
+          <w:hyperlink w:anchor="_Toc225080124" w:history="1">
+            <w:r>
+              <w:rPr>
+                <w:rStyle w:val="ae"/>
+                <w:noProof/>
+              </w:rPr>
+              <w:t>Кейс 6. Вывод значений дерева</w:t>
+            </w:r>
+            <w:r>
+              <w:rPr>
+                <w:noProof/>
+                <w:webHidden/>
+              </w:rPr>
+              <w:tab/>
+            </w:r>
+            <w:r>
+              <w:rPr>
+                <w:noProof/>
+                <w:webHidden/>
+              </w:rPr>
+              <w:fldChar w:fldCharType="begin"/>
+            </w:r>
+            <w:r>
+              <w:rPr>
+                <w:noProof/>
+                <w:webHidden/>
+              </w:rPr>
+              <w:instrText xml:space="preserve"> PAGEREF _Toc225080124 \h </w:instrText>
+            </w:r>
+            <w:r>
+              <w:rPr>
+                <w:noProof/>
+                <w:webHidden/>
+              </w:rPr>
+            </w:r>
+            <w:r>
+              <w:rPr>
+                <w:noProof/>
+                <w:webHidden/>
+              </w:rPr>
+              <w:fldChar w:fldCharType="separate"/>
+            </w:r>
+            <w:r>
+              <w:rPr>
+                <w:noProof/>
+                <w:webHidden/>
+              </w:rPr>
+              <w:t>8</w:t>
+            </w:r>
+            <w:r>
+              <w:rPr>
+                <w:noProof/>
+                <w:webHidden/>
+              </w:rPr>
+              <w:fldChar w:fldCharType="end"/>
+            </w:r>
+          </w:hyperlink>
+        </w:p>
+        <w:p>
+          <w:pPr>
+            <w:pStyle w:val="23"/>
+            <w:tabs>
+              <w:tab w:val="right" w:leader="dot" w:pos="9345"/>
+            </w:tabs>
+            <w:rPr>
+              <w:noProof/>
+            </w:rPr>
+          </w:pPr>
+          <w:hyperlink w:anchor="_Toc225080125" w:history="1">
+            <w:r>
+              <w:rPr>
+                <w:rStyle w:val="ae"/>
+                <w:noProof/>
+              </w:rPr>
+              <w:t>Задание 3. Доменная модель для заданного текста и тестовое покрытие для неё</w:t>
+            </w:r>
+            <w:r>
+              <w:rPr>
+                <w:noProof/>
+                <w:webHidden/>
+              </w:rPr>
+              <w:tab/>
+            </w:r>
+            <w:r>
+              <w:rPr>
+                <w:noProof/>
+                <w:webHidden/>
+              </w:rPr>
+              <w:fldChar w:fldCharType="begin"/>
+            </w:r>
+            <w:r>
+              <w:rPr>
+                <w:noProof/>
+                <w:webHidden/>
+              </w:rPr>
+              <w:instrText xml:space="preserve"> PAGEREF _Toc225080125 \h </w:instrText>
+            </w:r>
+            <w:r>
+              <w:rPr>
+                <w:noProof/>
+                <w:webHidden/>
+              </w:rPr>
+            </w:r>
+            <w:r>
+              <w:rPr>
+                <w:noProof/>
+                <w:webHidden/>
+              </w:rPr>
+              <w:fldChar w:fldCharType="separate"/>
+            </w:r>
+            <w:r>
+              <w:rPr>
+                <w:noProof/>
+                <w:webHidden/>
+              </w:rPr>
+              <w:t>9</w:t>
+            </w:r>
+            <w:r>
+              <w:rPr>
+                <w:noProof/>
+                <w:webHidden/>
+              </w:rPr>
+              <w:fldChar w:fldCharType="end"/>
+            </w:r>
+          </w:hyperlink>
+        </w:p>
+        <w:p>
+          <w:pPr>
+            <w:pStyle w:val="31"/>
+            <w:tabs>
+              <w:tab w:val="right" w:leader="dot" w:pos="9345"/>
+            </w:tabs>
+            <w:rPr>
+              <w:noProof/>
+            </w:rPr>
+          </w:pPr>
+          <w:hyperlink w:anchor="_Toc225080126" w:history="1">
+            <w:r>
+              <w:rPr>
+                <w:rStyle w:val="ae"/>
+                <w:noProof/>
+                <w:lang w:val="en-US"/>
+              </w:rPr>
+              <w:t>ApproachActionTest</w:t>
+            </w:r>
+            <w:r>
+              <w:rPr>
+                <w:rStyle w:val="ae"/>
+                <w:noProof/>
+              </w:rPr>
+              <w:t xml:space="preserve"> (“Приближение”)</w:t>
+            </w:r>
+            <w:r>
+              <w:rPr>
+                <w:noProof/>
+                <w:webHidden/>
+              </w:rPr>
+              <w:tab/>
+            </w:r>
+            <w:r>
+              <w:rPr>
+                <w:noProof/>
+                <w:webHidden/>
+              </w:rPr>
+              <w:fldChar w:fldCharType="begin"/>
+            </w:r>
+            <w:r>
+              <w:rPr>
+                <w:noProof/>
+                <w:webHidden/>
+              </w:rPr>
+              <w:instrText xml:space="preserve"> PAGEREF _Toc225080126 \h </w:instrText>
+            </w:r>
+            <w:r>
+              <w:rPr>
+                <w:noProof/>
+                <w:webHidden/>
+              </w:rPr>
+            </w:r>
+            <w:r>
+              <w:rPr>
+                <w:noProof/>
+                <w:webHidden/>
+              </w:rPr>
+              <w:fldChar w:fldCharType="separate"/>
+            </w:r>
+            <w:r>
+              <w:rPr>
+                <w:noProof/>
+                <w:webHidden/>
+              </w:rPr>
+              <w:t>9</w:t>
+            </w:r>
+            <w:r>
+              <w:rPr>
+                <w:noProof/>
+                <w:webHidden/>
+              </w:rPr>
+              <w:fldChar w:fldCharType="end"/>
+            </w:r>
+          </w:hyperlink>
+        </w:p>
+        <w:p>
+          <w:pPr>
+            <w:pStyle w:val="31"/>
+            <w:tabs>
+              <w:tab w:val="right" w:leader="dot" w:pos="9345"/>
+            </w:tabs>
+            <w:rPr>
+              <w:noProof/>
+            </w:rPr>
+          </w:pPr>
+          <w:hyperlink w:anchor="_Toc225080127" w:history="1">
+            <w:r>
+              <w:rPr>
+                <w:rStyle w:val="ae"/>
+                <w:noProof/>
+                <w:lang w:val="en-US"/>
+              </w:rPr>
+              <w:t>CountActionTest</w:t>
+            </w:r>
+            <w:r>
+              <w:rPr>
+                <w:rStyle w:val="ae"/>
+                <w:noProof/>
+              </w:rPr>
+              <w:t xml:space="preserve"> (“Подсчет чисел”)</w:t>
+            </w:r>
+            <w:r>
+              <w:rPr>
+                <w:noProof/>
+                <w:webHidden/>
+              </w:rPr>
+              <w:tab/>
+            </w:r>
+            <w:r>
+              <w:rPr>
+                <w:noProof/>
+                <w:webHidden/>
+              </w:rPr>
+              <w:fldChar w:fldCharType="begin"/>
+            </w:r>
+            <w:r>
+              <w:rPr>
+                <w:noProof/>
+                <w:webHidden/>
+              </w:rPr>
+              <w:instrText xml:space="preserve"> PAGEREF _Toc225080127 \h </w:instrText>
+            </w:r>
+            <w:r>
+              <w:rPr>
+                <w:noProof/>
+                <w:webHidden/>
+              </w:rPr>
+            </w:r>
+            <w:r>
+              <w:rPr>
+                <w:noProof/>
+                <w:webHidden/>
+              </w:rPr>
+              <w:fldChar w:fldCharType="separate"/>
+            </w:r>
+            <w:r>
+              <w:rPr>
+                <w:noProof/>
+                <w:webHidden/>
+              </w:rPr>
+              <w:t>10</w:t>
+            </w:r>
+            <w:r>
+              <w:rPr>
+                <w:noProof/>
+                <w:webHidden/>
+              </w:rPr>
+              <w:fldChar w:fldCharType="end"/>
+            </w:r>
+          </w:hyperlink>
+        </w:p>
+        <w:p>
+          <w:pPr>
+            <w:pStyle w:val="31"/>
+            <w:tabs>
+              <w:tab w:val="right" w:leader="dot" w:pos="9345"/>
+            </w:tabs>
+            <w:rPr>
+              <w:noProof/>
+            </w:rPr>
+          </w:pPr>
+          <w:hyperlink w:anchor="_Toc225080128" w:history="1">
+            <w:r>
+              <w:rPr>
+                <w:rStyle w:val="ae"/>
+                <w:noProof/>
+                <w:lang w:val="en-US"/>
+              </w:rPr>
+              <w:t>RepeatActionTest</w:t>
+            </w:r>
+            <w:r>
+              <w:rPr>
+                <w:rStyle w:val="ae"/>
+                <w:noProof/>
+              </w:rPr>
+              <w:t xml:space="preserve"> (“Повтор текста”)</w:t>
+            </w:r>
+            <w:r>
+              <w:rPr>
+                <w:noProof/>
+                <w:webHidden/>
+              </w:rPr>
+              <w:tab/>
+            </w:r>
+            <w:r>
+              <w:rPr>
+                <w:noProof/>
+                <w:webHidden/>
+              </w:rPr>
+              <w:fldChar w:fldCharType="begin"/>
+            </w:r>
+            <w:r>
+              <w:rPr>
+                <w:noProof/>
+                <w:webHidden/>
+              </w:rPr>
+              <w:instrText xml:space="preserve"> PAGEREF _Toc225080128 \h </w:instrText>
+            </w:r>
+            <w:r>
+              <w:rPr>
+                <w:noProof/>
+                <w:webHidden/>
+              </w:rPr>
+            </w:r>
+            <w:r>
+              <w:rPr>
+                <w:noProof/>
+                <w:webHidden/>
+              </w:rPr>
+              <w:fldChar w:fldCharType="separate"/>
+            </w:r>
+            <w:r>
+              <w:rPr>
+                <w:noProof/>
+                <w:webHidden/>
+              </w:rPr>
+              <w:t>10</w:t>
+            </w:r>
+            <w:r>
+              <w:rPr>
+                <w:noProof/>
+                <w:webHidden/>
+              </w:rPr>
+              <w:fldChar w:fldCharType="end"/>
+            </w:r>
+          </w:hyperlink>
+        </w:p>
+        <w:p>
+          <w:pPr>
+            <w:pStyle w:val="31"/>
+            <w:tabs>
+              <w:tab w:val="right" w:leader="dot" w:pos="9345"/>
+            </w:tabs>
+            <w:rPr>
+              <w:noProof/>
+            </w:rPr>
+          </w:pPr>
+          <w:hyperlink w:anchor="_Toc225080129" w:history="1">
+            <w:r>
+              <w:rPr>
+                <w:rStyle w:val="ae"/>
+                <w:noProof/>
+                <w:lang w:val="en-US"/>
+              </w:rPr>
+              <w:t>DomainModelTest</w:t>
+            </w:r>
+            <w:r>
+              <w:rPr>
+                <w:noProof/>
+                <w:webHidden/>
+              </w:rPr>
+              <w:tab/>
+            </w:r>
+            <w:r>
+              <w:rPr>
+                <w:noProof/>
+                <w:webHidden/>
+              </w:rPr>
+              <w:fldChar w:fldCharType="begin"/>
+            </w:r>
+            <w:r>
+              <w:rPr>
+                <w:noProof/>
+                <w:webHidden/>
+              </w:rPr>
+              <w:instrText xml:space="preserve"> PAGEREF _Toc225080129 \h </w:instrText>
+            </w:r>
+            <w:r>
+              <w:rPr>
+                <w:noProof/>
+                <w:webHidden/>
+              </w:rPr>
+            </w:r>
+            <w:r>
+              <w:rPr>
+                <w:noProof/>
+                <w:webHidden/>
+              </w:rPr>
+              <w:fldChar w:fldCharType="separate"/>
+            </w:r>
+            <w:r>
+              <w:rPr>
+                <w:noProof/>
+                <w:webHidden/>
+              </w:rPr>
+              <w:t>10</w:t>
+            </w:r>
+            <w:r>
+              <w:rPr>
+                <w:noProof/>
+                <w:webHidden/>
+              </w:rPr>
+              <w:fldChar w:fldCharType="end"/>
+            </w:r>
+          </w:hyperlink>
+        </w:p>
+        <w:p>
+          <w:pPr>
+            <w:pStyle w:val="11"/>
+            <w:tabs>
+              <w:tab w:val="right" w:leader="dot" w:pos="9345"/>
+            </w:tabs>
+            <w:rPr>
+              <w:noProof/>
+            </w:rPr>
+          </w:pPr>
+          <w:hyperlink w:anchor="_Toc225080130" w:history="1">
+            <w:r>
+              <w:rPr>
+                <w:rStyle w:val="ae"/>
+                <w:noProof/>
+              </w:rPr>
+              <w:t>Исходный код или ссылка на него</w:t>
+            </w:r>
+            <w:r>
+              <w:rPr>
+                <w:noProof/>
+                <w:webHidden/>
+              </w:rPr>
+              <w:tab/>
+            </w:r>
+            <w:r>
+              <w:rPr>
+                <w:noProof/>
+                <w:webHidden/>
+              </w:rPr>
+              <w:fldChar w:fldCharType="begin"/>
+            </w:r>
+            <w:r>
+              <w:rPr>
+                <w:noProof/>
+                <w:webHidden/>
+              </w:rPr>
+              <w:instrText xml:space="preserve"> PAGEREF _Toc225080130 \h </w:instrText>
+            </w:r>
+            <w:r>
+              <w:rPr>
+                <w:noProof/>
+                <w:webHidden/>
+              </w:rPr>
+            </w:r>
+            <w:r>
+              <w:rPr>
+                <w:noProof/>
+                <w:webHidden/>
+              </w:rPr>
+              <w:fldChar w:fldCharType="separate"/>
+            </w:r>
+            <w:r>
+              <w:rPr>
+                <w:noProof/>
+                <w:webHidden/>
+              </w:rPr>
+              <w:t>10</w:t>
+            </w:r>
+            <w:r>
+              <w:rPr>
+                <w:noProof/>
+                <w:webHidden/>
+              </w:rPr>
+              <w:fldChar w:fldCharType="end"/>
+            </w:r>
+          </w:hyperlink>
+        </w:p>
+        <w:p>
+          <w:pPr>
+            <w:pStyle w:val="11"/>
+            <w:tabs>
+              <w:tab w:val="right" w:leader="dot" w:pos="9345"/>
+            </w:tabs>
+            <w:rPr>
+              <w:noProof/>
+            </w:rPr>
+          </w:pPr>
+          <w:hyperlink w:anchor="_Toc225080131" w:history="1">
+            <w:r>
+              <w:rPr>
+                <w:rStyle w:val="ae"/>
+                <w:noProof/>
+              </w:rPr>
+              <w:t>Вывод</w:t>
+            </w:r>
+            <w:r>
+              <w:rPr>
+                <w:noProof/>
+                <w:webHidden/>
+              </w:rPr>
+              <w:tab/>
+            </w:r>
+            <w:r>
+              <w:rPr>
+                <w:noProof/>
+                <w:webHidden/>
+              </w:rPr>
+              <w:fldChar w:fldCharType="begin"/>
+            </w:r>
+            <w:r>
+              <w:rPr>
+                <w:noProof/>
+                <w:webHidden/>
+              </w:rPr>
+              <w:instrText xml:space="preserve"> PAGEREF _Toc225080131 \h </w:instrText>
+            </w:r>
+            <w:r>
+              <w:rPr>
+                <w:noProof/>
+                <w:webHidden/>
+              </w:rPr>
+            </w:r>
+            <w:r>
+              <w:rPr>
+                <w:noProof/>
+                <w:webHidden/>
+              </w:rPr>
+              <w:fldChar w:fldCharType="separate"/>
+            </w:r>
+            <w:r>
+              <w:rPr>
+                <w:noProof/>
+                <w:webHidden/>
+              </w:rPr>
+              <w:t>10</w:t>
+            </w:r>
+            <w:r>
+              <w:rPr>
+                <w:noProof/>
+                <w:webHidden/>
+              </w:rPr>
+              <w:fldChar w:fldCharType="end"/>
+            </w:r>
+          </w:hyperlink>
+        </w:p>
+        <w:p>
+          <w:r>
+            <w:rPr>
+              <w:b/>
+              <w:bCs/>
+            </w:rPr>
+            <w:fldChar w:fldCharType="end"/>
+          </w:r>
+        </w:p>
+      </w:sdtContent>
+    </w:sdt>
+    <w:p>
+      <w:pPr>
         <w:pStyle w:val="1"/>
       </w:pPr>
+    </w:p>
+    <w:p>
+      <w:pPr>
+        <w:rPr>
+          <w:rFonts w:asciiTheme="majorHAnsi" w:eastAsiaTheme="majorEastAsia" w:hAnsiTheme="majorHAnsi" w:cstheme="majorBidi"/>
+          <w:color w:val="0F4761" w:themeColor="accent1" w:themeShade="BF"/>
+          <w:sz w:val="40"/>
+          <w:szCs w:val="40"/>
+        </w:rPr>
+      </w:pPr>
+      <w:r>
+        <w:br w:type="page"/>
+      </w:r>
+    </w:p>
+    <w:p>
+      <w:pPr>
+        <w:pStyle w:val="1"/>
+      </w:pPr>
+      <w:bookmarkStart w:id="0" w:name="_Toc225080114"/>
       <w:r>
         <w:lastRenderedPageBreak/>
-        <w:t>Цель</w:t>
-      </w:r>
-    </w:p>
-    <w:p>
-      <w:pPr>
-        <w:pStyle w:val="1"/>
-        <w:rPr>
-          <w:lang w:val="en-US"/>
-        </w:rPr>
-      </w:pPr>
-      <w:r>
         <w:t>Задание к лабораторной работе</w:t>
       </w:r>
+      <w:bookmarkEnd w:id="0"/>
     </w:p>
     <w:p>
       <w:pPr>
@@ -395,7 +1716,29 @@
           <w:lang w:eastAsia="ru-RU"/>
           <w14:ligatures w14:val="none"/>
         </w:rPr>
-        <w:t>Функция cos(x)</w:t>
+        <w:t xml:space="preserve">Функция </w:t>
+      </w:r>
+      <w:proofErr w:type="spellStart"/>
+      <w:r>
+        <w:rPr>
+          <w:rFonts w:ascii="Segoe UI" w:eastAsia="Times New Roman" w:hAnsi="Segoe UI" w:cs="Segoe UI"/>
+          <w:color w:val="212529"/>
+          <w:kern w:val="0"/>
+          <w:lang w:eastAsia="ru-RU"/>
+          <w14:ligatures w14:val="none"/>
+        </w:rPr>
+        <w:t>cos</w:t>
+      </w:r>
+      <w:proofErr w:type="spellEnd"/>
+      <w:r>
+        <w:rPr>
+          <w:rFonts w:ascii="Segoe UI" w:eastAsia="Times New Roman" w:hAnsi="Segoe UI" w:cs="Segoe UI"/>
+          <w:color w:val="212529"/>
+          <w:kern w:val="0"/>
+          <w:lang w:eastAsia="ru-RU"/>
+          <w14:ligatures w14:val="none"/>
+        </w:rPr>
+        <w:t>(x)</w:t>
       </w:r>
     </w:p>
     <w:p>
@@ -542,15 +1885,18 @@
       <w:pPr>
         <w:pStyle w:val="1"/>
       </w:pPr>
+      <w:bookmarkStart w:id="1" w:name="_Toc225080115"/>
       <w:r>
         <w:lastRenderedPageBreak/>
         <w:t>Ход работы.</w:t>
       </w:r>
+      <w:bookmarkEnd w:id="1"/>
     </w:p>
     <w:p>
       <w:pPr>
         <w:pStyle w:val="2"/>
       </w:pPr>
+      <w:bookmarkStart w:id="2" w:name="_Toc225080116"/>
       <w:r>
         <w:t>Задание 1.</w:t>
       </w:r>
@@ -560,6 +1906,7 @@
       <w:r>
         <w:t>Математический анализ функции</w:t>
       </w:r>
+      <w:bookmarkEnd w:id="2"/>
     </w:p>
     <w:p>
       <w:r>
@@ -2256,7 +3603,21 @@
         <w:rPr>
           <w:lang w:val="en-US"/>
         </w:rPr>
-        <w:t xml:space="preserve">cos(x) = cos(x + </w:t>
+        <w:t xml:space="preserve">cos(x) = </w:t>
+      </w:r>
+      <w:proofErr w:type="gramStart"/>
+      <w:r>
+        <w:rPr>
+          <w:lang w:val="en-US"/>
+        </w:rPr>
+        <w:t>cos(</w:t>
+      </w:r>
+      <w:proofErr w:type="gramEnd"/>
+      <w:r>
+        <w:rPr>
+          <w:lang w:val="en-US"/>
+        </w:rPr>
+        <w:t xml:space="preserve">x + </w:t>
       </w:r>
       <m:oMath>
         <m:r>
@@ -5480,6 +6841,7 @@
       <w:pPr>
         <w:pStyle w:val="2"/>
       </w:pPr>
+      <w:bookmarkStart w:id="3" w:name="_Toc225080117"/>
       <w:r>
         <w:t>Задание 1.</w:t>
       </w:r>
@@ -5489,6 +6851,7 @@
       <w:r>
         <w:t>Программные ограничения для функции</w:t>
       </w:r>
+      <w:bookmarkEnd w:id="3"/>
     </w:p>
     <w:p>
       <w:r>
@@ -5578,13 +6941,7 @@
               <w:rPr>
                 <w:rFonts w:ascii="Cambria Math" w:hAnsi="Cambria Math"/>
               </w:rPr>
-              <m:t>1</m:t>
-            </m:r>
-            <m:r>
-              <w:rPr>
-                <w:rFonts w:ascii="Cambria Math" w:hAnsi="Cambria Math"/>
-              </w:rPr>
-              <m:t>0</m:t>
+              <m:t>10</m:t>
             </m:r>
           </m:e>
           <m:sup>
@@ -5592,13 +6949,7 @@
               <w:rPr>
                 <w:rFonts w:ascii="Cambria Math" w:hAnsi="Cambria Math"/>
               </w:rPr>
-              <m:t>3</m:t>
-            </m:r>
-            <m:r>
-              <w:rPr>
-                <w:rFonts w:ascii="Cambria Math" w:hAnsi="Cambria Math"/>
-              </w:rPr>
-              <m:t>08</m:t>
+              <m:t>308</m:t>
             </m:r>
           </m:sup>
         </m:sSup>
@@ -5704,13 +7055,7 @@
               <w:rPr>
                 <w:rFonts w:ascii="Cambria Math" w:hAnsi="Cambria Math"/>
               </w:rPr>
-              <m:t>-32</m:t>
-            </m:r>
-            <m:r>
-              <w:rPr>
-                <w:rFonts w:ascii="Cambria Math" w:hAnsi="Cambria Math"/>
-              </w:rPr>
-              <m:t>4</m:t>
+              <m:t>-324</m:t>
             </m:r>
           </m:sup>
         </m:sSup>
@@ -7276,16 +8621,26 @@
           <w:lang w:val="en-US"/>
         </w:rPr>
       </w:pPr>
-      <w:r>
-        <w:t xml:space="preserve">Задание 2. </w:t>
+      <w:bookmarkStart w:id="4" w:name="_Toc225080118"/>
+      <w:r>
+        <w:t>Задание 2.</w:t>
+      </w:r>
+      <w:bookmarkEnd w:id="4"/>
+      <w:r>
+        <w:t xml:space="preserve"> </w:t>
       </w:r>
     </w:p>
     <w:p>
       <w:pPr>
         <w:pStyle w:val="3"/>
       </w:pPr>
-      <w:r>
-        <w:t xml:space="preserve">Кейс 1. Допустимые значения для ввода. </w:t>
+      <w:bookmarkStart w:id="5" w:name="_Toc225080119"/>
+      <w:r>
+        <w:t>Кейс 1. Допустимые значения для ввода.</w:t>
+      </w:r>
+      <w:bookmarkEnd w:id="5"/>
+      <w:r>
+        <w:t xml:space="preserve"> </w:t>
       </w:r>
     </w:p>
     <w:p>
@@ -7352,6 +8707,7 @@
       </w:pPr>
       <w:r>
         <w:rPr>
+          <w:noProof/>
           <w:lang w:val="en-US"/>
         </w:rPr>
         <w:drawing>
@@ -7395,9 +8751,11 @@
       <w:pPr>
         <w:pStyle w:val="3"/>
       </w:pPr>
+      <w:bookmarkStart w:id="6" w:name="_Toc225080120"/>
       <w:r>
         <w:t>Кейс 2. Ввод одинаковых значений</w:t>
       </w:r>
+      <w:bookmarkEnd w:id="6"/>
     </w:p>
     <w:p>
       <w:r>
@@ -7412,6 +8770,9 @@
     </w:p>
     <w:p>
       <w:r>
+        <w:rPr>
+          <w:noProof/>
+        </w:rPr>
         <w:lastRenderedPageBreak/>
         <w:drawing>
           <wp:inline distT="0" distB="0" distL="0" distR="0" wp14:anchorId="5CDDEF05" wp14:editId="49276B3B">
@@ -7454,6 +8815,7 @@
       <w:pPr>
         <w:pStyle w:val="3"/>
       </w:pPr>
+      <w:bookmarkStart w:id="7" w:name="_Toc225080121"/>
       <w:r>
         <w:t>Кейс 3. Ввод значений</w:t>
       </w:r>
@@ -7469,6 +8831,7 @@
       <w:r>
         <w:t xml:space="preserve"> но разной длины</w:t>
       </w:r>
+      <w:bookmarkEnd w:id="7"/>
     </w:p>
     <w:p>
       <w:r>
@@ -7495,6 +8858,9 @@
     </w:p>
     <w:p>
       <w:r>
+        <w:rPr>
+          <w:noProof/>
+        </w:rPr>
         <w:drawing>
           <wp:inline distT="0" distB="0" distL="0" distR="0" wp14:anchorId="1AEC439E" wp14:editId="5166218D">
             <wp:extent cx="2295845" cy="2114845"/>
@@ -7536,12 +8902,14 @@
       <w:pPr>
         <w:pStyle w:val="3"/>
       </w:pPr>
+      <w:bookmarkStart w:id="8" w:name="_Toc225080122"/>
       <w:r>
         <w:t>Кейс 4. Удаление значения</w:t>
       </w:r>
       <w:r>
         <w:t xml:space="preserve"> из дерева</w:t>
       </w:r>
+      <w:bookmarkEnd w:id="8"/>
     </w:p>
     <w:p>
       <w:r>
@@ -7570,9 +8938,11 @@
       <w:pPr>
         <w:pStyle w:val="3"/>
       </w:pPr>
+      <w:bookmarkStart w:id="9" w:name="_Toc225080123"/>
       <w:r>
         <w:t>Кейс 5. Поиск значения в дереве</w:t>
       </w:r>
+      <w:bookmarkEnd w:id="9"/>
     </w:p>
     <w:p>
       <w:r>
@@ -7590,6 +8960,7 @@
       <w:r>
         <w:t xml:space="preserve">то </w:t>
       </w:r>
+      <w:proofErr w:type="gramStart"/>
       <w:r>
         <w:t xml:space="preserve">возвращаем </w:t>
       </w:r>
@@ -7602,6 +8973,7 @@
         </w:rPr>
         <w:t>false</w:t>
       </w:r>
+      <w:proofErr w:type="gramEnd"/>
       <w:r>
         <w:t xml:space="preserve">, </w:t>
       </w:r>
@@ -7622,6 +8994,7 @@
       <w:pPr>
         <w:pStyle w:val="3"/>
       </w:pPr>
+      <w:bookmarkStart w:id="10" w:name="_Toc225080124"/>
       <w:r>
         <w:t xml:space="preserve">Кейс </w:t>
       </w:r>
@@ -7629,11 +9002,9 @@
         <w:t>6</w:t>
       </w:r>
       <w:r>
-        <w:t xml:space="preserve">. </w:t>
-      </w:r>
-      <w:r>
-        <w:t>Вывод значений дерева</w:t>
-      </w:r>
+        <w:t>. Вывод значений дерева</w:t>
+      </w:r>
+      <w:bookmarkEnd w:id="10"/>
     </w:p>
     <w:p>
       <w:r>
@@ -7642,6 +9013,9 @@
     </w:p>
     <w:p>
       <w:r>
+        <w:rPr>
+          <w:noProof/>
+        </w:rPr>
         <w:lastRenderedPageBreak/>
         <w:drawing>
           <wp:inline distT="0" distB="0" distL="0" distR="0" wp14:anchorId="71E57A79" wp14:editId="3F5E23BC">
@@ -7684,21 +9058,679 @@
       </w:r>
     </w:p>
     <w:p/>
+    <w:p>
+      <w:pPr>
+        <w:pStyle w:val="2"/>
+      </w:pPr>
+      <w:bookmarkStart w:id="11" w:name="_Toc225080125"/>
+      <w:r>
+        <w:t xml:space="preserve">Задание 3. </w:t>
+      </w:r>
+      <w:r>
+        <w:t>Доменная модель для заданного текста и тестовое покрытие для неё</w:t>
+      </w:r>
+      <w:bookmarkEnd w:id="11"/>
+    </w:p>
+    <w:p>
+      <w:r>
+        <w:t>Форд продолжал считать вслух. Это одно из самых агрессивных действий, которые вы можете применить к компьютеру, равносильное тому, чтобы медленно приближаться в темноте к человеку, повторяя: "Умри... умри... умри..."</w:t>
+      </w:r>
+    </w:p>
+    <w:p>
+      <w:r>
+        <w:t>Я выделил в рамках доменной модели сущности</w:t>
+      </w:r>
+      <w:r>
+        <w:t xml:space="preserve">: </w:t>
+      </w:r>
+      <w:r>
+        <w:t>компьютер и человек</w:t>
+      </w:r>
+    </w:p>
+    <w:p>
+      <w:r>
+        <w:t>В качестве действий выделил такие</w:t>
+      </w:r>
+      <w:r>
+        <w:t xml:space="preserve">: </w:t>
+      </w:r>
+      <w:r>
+        <w:t>подсчет чисел</w:t>
+      </w:r>
+      <w:r>
+        <w:t xml:space="preserve">, </w:t>
+      </w:r>
+      <w:r>
+        <w:t>приближение и повтор слов</w:t>
+      </w:r>
+    </w:p>
+    <w:p>
+      <w:pPr>
+        <w:rPr>
+          <w:lang w:val="en-US"/>
+        </w:rPr>
+      </w:pPr>
+      <w:r>
+        <w:t>В</w:t>
+      </w:r>
+      <w:r>
+        <w:rPr>
+          <w:lang w:val="en-US"/>
+        </w:rPr>
+        <w:t xml:space="preserve"> </w:t>
+      </w:r>
+      <w:r>
+        <w:t>качестве</w:t>
+      </w:r>
+      <w:r>
+        <w:rPr>
+          <w:lang w:val="en-US"/>
+        </w:rPr>
+        <w:t xml:space="preserve"> </w:t>
+      </w:r>
+      <w:r>
+        <w:t>типов</w:t>
+      </w:r>
+      <w:r>
+        <w:rPr>
+          <w:lang w:val="en-US"/>
+        </w:rPr>
+        <w:t xml:space="preserve">: </w:t>
+      </w:r>
+      <w:proofErr w:type="spellStart"/>
+      <w:r>
+        <w:rPr>
+          <w:lang w:val="en-US"/>
+        </w:rPr>
+        <w:t>ActionScopeType</w:t>
+      </w:r>
+      <w:proofErr w:type="spellEnd"/>
+      <w:r>
+        <w:rPr>
+          <w:lang w:val="en-US"/>
+        </w:rPr>
+        <w:t xml:space="preserve">, </w:t>
+      </w:r>
+      <w:proofErr w:type="spellStart"/>
+      <w:r>
+        <w:rPr>
+          <w:lang w:val="en-US"/>
+        </w:rPr>
+        <w:t>ActionTempoType</w:t>
+      </w:r>
+      <w:proofErr w:type="spellEnd"/>
+      <w:r>
+        <w:rPr>
+          <w:lang w:val="en-US"/>
+        </w:rPr>
+        <w:t xml:space="preserve"> </w:t>
+      </w:r>
+      <w:r>
+        <w:t>и</w:t>
+      </w:r>
+      <w:r>
+        <w:rPr>
+          <w:lang w:val="en-US"/>
+        </w:rPr>
+        <w:t xml:space="preserve"> </w:t>
+      </w:r>
+      <w:proofErr w:type="spellStart"/>
+      <w:r>
+        <w:rPr>
+          <w:lang w:val="en-US"/>
+        </w:rPr>
+        <w:t>LightLevel</w:t>
+      </w:r>
+      <w:proofErr w:type="spellEnd"/>
+    </w:p>
+    <w:p>
+      <w:r>
+        <w:t>Тесты реализовал для каждого действия</w:t>
+      </w:r>
+    </w:p>
     <w:p/>
     <w:p>
       <w:pPr>
+        <w:pStyle w:val="3"/>
+      </w:pPr>
+      <w:bookmarkStart w:id="12" w:name="_Toc225080126"/>
+      <w:proofErr w:type="spellStart"/>
+      <w:r>
+        <w:rPr>
+          <w:lang w:val="en-US"/>
+        </w:rPr>
+        <w:t>ApproachAction</w:t>
+      </w:r>
+      <w:r>
+        <w:rPr>
+          <w:lang w:val="en-US"/>
+        </w:rPr>
+        <w:t>Test</w:t>
+      </w:r>
+      <w:proofErr w:type="spellEnd"/>
+      <w:r>
+        <w:t xml:space="preserve"> (“</w:t>
+      </w:r>
+      <w:r>
+        <w:t>Приближение</w:t>
+      </w:r>
+      <w:r>
+        <w:t>”)</w:t>
+      </w:r>
+      <w:bookmarkEnd w:id="12"/>
+    </w:p>
+    <w:p>
+      <w:r>
+        <w:t xml:space="preserve">В данном </w:t>
+      </w:r>
+      <w:r>
+        <w:t xml:space="preserve">классе </w:t>
+      </w:r>
+      <w:r>
+        <w:t>тестируется следующ</w:t>
+      </w:r>
+      <w:r>
+        <w:t>е</w:t>
+      </w:r>
+      <w:r>
+        <w:t>е</w:t>
+      </w:r>
+      <w:r>
+        <w:t>:</w:t>
+      </w:r>
+    </w:p>
+    <w:p>
+      <w:pPr>
+        <w:pStyle w:val="a7"/>
+        <w:numPr>
+          <w:ilvl w:val="0"/>
+          <w:numId w:val="11"/>
+        </w:numPr>
+      </w:pPr>
+      <w:r>
+        <w:lastRenderedPageBreak/>
+        <w:t>В</w:t>
+      </w:r>
+      <w:r>
+        <w:t>лияние освещённости на уровень стресса при приближении</w:t>
+      </w:r>
+      <w:r>
+        <w:t>. Чем темнее</w:t>
+      </w:r>
+      <w:r>
+        <w:rPr>
+          <w:lang w:val="en-US"/>
+        </w:rPr>
+        <w:t xml:space="preserve">, </w:t>
+      </w:r>
+      <w:r>
+        <w:t>тем страшнее</w:t>
+      </w:r>
+    </w:p>
+    <w:p>
+      <w:pPr>
+        <w:pStyle w:val="a7"/>
+        <w:numPr>
+          <w:ilvl w:val="0"/>
+          <w:numId w:val="11"/>
+        </w:numPr>
+      </w:pPr>
+      <w:r>
+        <w:t>В</w:t>
+      </w:r>
+      <w:r>
+        <w:t>лияние скорости на уровень стресса при приближении</w:t>
+      </w:r>
+      <w:r>
+        <w:t>. Чем быстрее</w:t>
+      </w:r>
+      <w:r>
+        <w:rPr>
+          <w:lang w:val="en-US"/>
+        </w:rPr>
+        <w:t xml:space="preserve">, </w:t>
+      </w:r>
+      <w:r>
+        <w:t>тем страшнее</w:t>
+      </w:r>
+    </w:p>
+    <w:p>
+      <w:pPr>
+        <w:pStyle w:val="a7"/>
+        <w:numPr>
+          <w:ilvl w:val="0"/>
+          <w:numId w:val="11"/>
+        </w:numPr>
+      </w:pPr>
+      <w:r>
+        <w:t>Проверка на то</w:t>
+      </w:r>
+      <w:r>
+        <w:t xml:space="preserve">, </w:t>
+      </w:r>
+      <w:r>
+        <w:t xml:space="preserve">что действие </w:t>
+      </w:r>
+      <w:r>
+        <w:t>“</w:t>
+      </w:r>
+      <w:r>
+        <w:t>приближение</w:t>
+      </w:r>
+      <w:r>
+        <w:t>”</w:t>
+      </w:r>
+      <w:r>
+        <w:t xml:space="preserve"> не оказывает влияние на уровень стресса у компьютера</w:t>
+      </w:r>
+    </w:p>
+    <w:p>
+      <w:pPr>
+        <w:pStyle w:val="3"/>
+      </w:pPr>
+      <w:bookmarkStart w:id="13" w:name="_Toc225080127"/>
+      <w:proofErr w:type="spellStart"/>
+      <w:r>
+        <w:rPr>
+          <w:lang w:val="en-US"/>
+        </w:rPr>
+        <w:t>CountAction</w:t>
+      </w:r>
+      <w:r>
+        <w:rPr>
+          <w:lang w:val="en-US"/>
+        </w:rPr>
+        <w:t>Test</w:t>
+      </w:r>
+      <w:proofErr w:type="spellEnd"/>
+      <w:r>
+        <w:t xml:space="preserve"> (“</w:t>
+      </w:r>
+      <w:r>
+        <w:t>Подсчет чисел</w:t>
+      </w:r>
+      <w:r>
+        <w:t>”)</w:t>
+      </w:r>
+      <w:bookmarkEnd w:id="13"/>
+    </w:p>
+    <w:p>
+      <w:r>
+        <w:t xml:space="preserve">В данном </w:t>
+      </w:r>
+      <w:r>
+        <w:t>классе</w:t>
+      </w:r>
+      <w:r>
+        <w:t xml:space="preserve"> тестируется следующее</w:t>
+      </w:r>
+      <w:r>
+        <w:t>:</w:t>
+      </w:r>
+    </w:p>
+    <w:p>
+      <w:pPr>
+        <w:pStyle w:val="a7"/>
+        <w:numPr>
+          <w:ilvl w:val="0"/>
+          <w:numId w:val="11"/>
+        </w:numPr>
+      </w:pPr>
+      <w:r>
+        <w:t>Влияние количество чисел на уровень стресса компьютера. Чем больше чисел</w:t>
+      </w:r>
+      <w:r>
+        <w:t xml:space="preserve">, </w:t>
+      </w:r>
+      <w:r>
+        <w:t>тем больше стресса</w:t>
+      </w:r>
+    </w:p>
+    <w:p>
+      <w:pPr>
+        <w:pStyle w:val="a7"/>
+        <w:numPr>
+          <w:ilvl w:val="0"/>
+          <w:numId w:val="11"/>
+        </w:numPr>
+      </w:pPr>
+      <w:r>
+        <w:t>Влияние скорости на уровень стресса. Чем медленнее считать</w:t>
+      </w:r>
+      <w:r>
+        <w:t xml:space="preserve">, </w:t>
+      </w:r>
+      <w:r>
+        <w:t>тем страшнее</w:t>
+      </w:r>
+    </w:p>
+    <w:p>
+      <w:pPr>
+        <w:pStyle w:val="a7"/>
+        <w:numPr>
+          <w:ilvl w:val="0"/>
+          <w:numId w:val="11"/>
+        </w:numPr>
+      </w:pPr>
+      <w:r>
+        <w:t>Проверка на то</w:t>
+      </w:r>
+      <w:r>
+        <w:t xml:space="preserve">, </w:t>
+      </w:r>
+      <w:r>
+        <w:t xml:space="preserve">что действие </w:t>
+      </w:r>
+      <w:r>
+        <w:t>“</w:t>
+      </w:r>
+      <w:r>
+        <w:t>подсчет чисел</w:t>
+      </w:r>
+      <w:r>
+        <w:t>”</w:t>
+      </w:r>
+      <w:r>
+        <w:t xml:space="preserve"> не оказывает влияние на уровень стресса у </w:t>
+      </w:r>
+      <w:r>
+        <w:t>человека</w:t>
+      </w:r>
+    </w:p>
+    <w:p>
+      <w:pPr>
+        <w:pStyle w:val="a7"/>
+        <w:numPr>
+          <w:ilvl w:val="0"/>
+          <w:numId w:val="11"/>
+        </w:numPr>
+      </w:pPr>
+      <w:r>
+        <w:t>Проверка на то</w:t>
+      </w:r>
+      <w:r>
+        <w:t xml:space="preserve">, </w:t>
+      </w:r>
+      <w:r>
+        <w:t>что если не озвучивать подсчет чисел</w:t>
+      </w:r>
+      <w:r>
+        <w:t xml:space="preserve">, </w:t>
+      </w:r>
+      <w:r>
+        <w:t>то компьютеры не боятся</w:t>
+      </w:r>
+    </w:p>
+    <w:p>
+      <w:pPr>
+        <w:pStyle w:val="3"/>
+        <w:rPr>
+          <w:lang w:val="en-US"/>
+        </w:rPr>
+      </w:pPr>
+      <w:bookmarkStart w:id="14" w:name="_Toc225080128"/>
+      <w:proofErr w:type="spellStart"/>
+      <w:r>
+        <w:rPr>
+          <w:lang w:val="en-US"/>
+        </w:rPr>
+        <w:t>RepeatActionTest</w:t>
+      </w:r>
+      <w:proofErr w:type="spellEnd"/>
+      <w:r>
+        <w:t xml:space="preserve"> (“</w:t>
+      </w:r>
+      <w:r>
+        <w:t>Повтор текста</w:t>
+      </w:r>
+      <w:r>
+        <w:t>”)</w:t>
+      </w:r>
+      <w:bookmarkEnd w:id="14"/>
+    </w:p>
+    <w:p>
+      <w:pPr>
+        <w:rPr>
+          <w:lang w:val="en-US"/>
+        </w:rPr>
+      </w:pPr>
+      <w:r>
+        <w:t>В данном классе тестируется следующее</w:t>
+      </w:r>
+      <w:r>
+        <w:t>:</w:t>
+      </w:r>
+    </w:p>
+    <w:p>
+      <w:pPr>
+        <w:pStyle w:val="a7"/>
+        <w:numPr>
+          <w:ilvl w:val="0"/>
+          <w:numId w:val="11"/>
+        </w:numPr>
+      </w:pPr>
+      <w:r>
+        <w:t>Повторение слов от компьютера страшнее</w:t>
+      </w:r>
+      <w:r>
+        <w:t xml:space="preserve">, </w:t>
+      </w:r>
+      <w:r>
+        <w:t>чем от человека</w:t>
+      </w:r>
+    </w:p>
+    <w:p>
+      <w:pPr>
+        <w:pStyle w:val="a7"/>
+        <w:numPr>
+          <w:ilvl w:val="0"/>
+          <w:numId w:val="11"/>
+        </w:numPr>
+      </w:pPr>
+      <w:r>
+        <w:t>Влияние количество повторов на уровень стресса</w:t>
+      </w:r>
+    </w:p>
+    <w:p>
+      <w:pPr>
+        <w:pStyle w:val="a7"/>
+        <w:numPr>
+          <w:ilvl w:val="0"/>
+          <w:numId w:val="11"/>
+        </w:numPr>
+      </w:pPr>
+      <w:r>
+        <w:t>Влияние скорости повтора на уровень стресса</w:t>
+      </w:r>
+    </w:p>
+    <w:p>
+      <w:pPr>
+        <w:pStyle w:val="a7"/>
+        <w:numPr>
+          <w:ilvl w:val="0"/>
+          <w:numId w:val="11"/>
+        </w:numPr>
+      </w:pPr>
+      <w:r>
+        <w:t>Проверка на то</w:t>
+      </w:r>
+      <w:r>
+        <w:t xml:space="preserve">, </w:t>
+      </w:r>
+      <w:r>
+        <w:t xml:space="preserve">что действие </w:t>
+      </w:r>
+      <w:r>
+        <w:t>“</w:t>
+      </w:r>
+      <w:r>
+        <w:t>повтор текста</w:t>
+      </w:r>
+      <w:r>
+        <w:t>”</w:t>
+      </w:r>
+      <w:r>
+        <w:t xml:space="preserve"> не оказывает влияние на уровень стресса у компьютера</w:t>
+      </w:r>
+    </w:p>
+    <w:p>
+      <w:pPr>
+        <w:pStyle w:val="3"/>
+        <w:rPr>
+          <w:lang w:val="en-US"/>
+        </w:rPr>
+      </w:pPr>
+      <w:bookmarkStart w:id="15" w:name="_Toc225080129"/>
+      <w:proofErr w:type="spellStart"/>
+      <w:r>
+        <w:rPr>
+          <w:lang w:val="en-US"/>
+        </w:rPr>
+        <w:t>DomainModelTest</w:t>
+      </w:r>
+      <w:bookmarkEnd w:id="15"/>
+      <w:proofErr w:type="spellEnd"/>
+    </w:p>
+    <w:p>
+      <w:pPr>
+        <w:pStyle w:val="a7"/>
+        <w:numPr>
+          <w:ilvl w:val="0"/>
+          <w:numId w:val="11"/>
+        </w:numPr>
+      </w:pPr>
+      <w:r>
+        <w:t xml:space="preserve">Проверка равносильности уровню стресса сущности </w:t>
+      </w:r>
+      <w:r>
+        <w:t>“</w:t>
+      </w:r>
+      <w:r>
+        <w:t>компьютер</w:t>
+      </w:r>
+      <w:r>
+        <w:t>”</w:t>
+      </w:r>
+      <w:r>
+        <w:t xml:space="preserve"> и </w:t>
+      </w:r>
+      <w:r>
+        <w:t>“</w:t>
+      </w:r>
+      <w:r>
+        <w:t>человек</w:t>
+      </w:r>
+      <w:r>
+        <w:t xml:space="preserve">”, </w:t>
+      </w:r>
+      <w:r>
+        <w:t>описанных в тексте</w:t>
+      </w:r>
+      <w:r>
+        <w:t>,</w:t>
+      </w:r>
+      <w:r>
+        <w:t xml:space="preserve"> благодаря определенному порядку действий (Надуманный кейс)</w:t>
+      </w:r>
+    </w:p>
+    <w:p/>
+    <w:p>
+      <w:pPr>
         <w:pStyle w:val="1"/>
       </w:pPr>
+      <w:bookmarkStart w:id="16" w:name="_Toc225080130"/>
       <w:r>
         <w:t>Исходный код или ссылка на него</w:t>
       </w:r>
+      <w:bookmarkEnd w:id="16"/>
+    </w:p>
+    <w:p>
+      <w:hyperlink r:id="rId16" w:history="1">
+        <w:r>
+          <w:rPr>
+            <w:rStyle w:val="ae"/>
+          </w:rPr>
+          <w:t>https://github.com/danp1t/TPO_LABS/tree/main/lab1</w:t>
+        </w:r>
+      </w:hyperlink>
     </w:p>
     <w:p>
       <w:pPr>
         <w:pStyle w:val="1"/>
       </w:pPr>
+      <w:bookmarkStart w:id="17" w:name="_Toc225080131"/>
       <w:r>
         <w:t>Вывод</w:t>
+      </w:r>
+      <w:bookmarkEnd w:id="17"/>
+    </w:p>
+    <w:p>
+      <w:r>
+        <w:t>В данной лабораторной работе</w:t>
+      </w:r>
+      <w:r>
+        <w:t xml:space="preserve"> </w:t>
+      </w:r>
+      <w:r>
+        <w:t>я вспомнил как проводить модульное тестирование и на что необходимо уделять внимание при составлении кейсов. Осознал</w:t>
+      </w:r>
+      <w:r>
+        <w:t xml:space="preserve">, </w:t>
+      </w:r>
+      <w:r>
+        <w:t xml:space="preserve">насколько метод </w:t>
+      </w:r>
+      <w:r>
+        <w:rPr>
+          <w:lang w:val="en-US"/>
+        </w:rPr>
+        <w:t>TTD</w:t>
+      </w:r>
+      <w:r>
+        <w:t xml:space="preserve"> </w:t>
+      </w:r>
+      <w:r>
+        <w:t>удобен при написании функций и позволяет тебе проверить её корректность на множестве тестов</w:t>
+      </w:r>
+      <w:r>
+        <w:t xml:space="preserve">, </w:t>
+      </w:r>
+      <w:r>
+        <w:t>а также осознал полезность регрессионного тестирования</w:t>
+      </w:r>
+      <w:r>
+        <w:t xml:space="preserve">, </w:t>
+      </w:r>
+      <w:r>
+        <w:t>ведь при одной правке</w:t>
+      </w:r>
+      <w:r>
+        <w:t xml:space="preserve">, </w:t>
+      </w:r>
+      <w:r>
+        <w:t>может код сломаться в неожиданном месте</w:t>
+      </w:r>
+      <w:r>
+        <w:t xml:space="preserve">, </w:t>
+      </w:r>
+      <w:r>
+        <w:t xml:space="preserve">а </w:t>
+      </w:r>
+      <w:r>
+        <w:lastRenderedPageBreak/>
+        <w:t>без тестов ты бы этого не заметил. В общем</w:t>
+      </w:r>
+      <w:r>
+        <w:t xml:space="preserve">, </w:t>
+      </w:r>
+      <w:r>
+        <w:t xml:space="preserve">данная лабораторная работа помогла мне </w:t>
+      </w:r>
+      <w:r>
+        <w:t>осознать,</w:t>
+      </w:r>
+      <w:r>
+        <w:t xml:space="preserve"> как хорошо сделанные тесты могут повысить качество и надежность работы программы.</w:t>
       </w:r>
     </w:p>
     <w:sectPr>
@@ -7714,6 +9746,118 @@
 <file path=word/numbering.xml><?xml version="1.0" encoding="utf-8"?>
 <w:numbering xmlns:wpc="http://schemas.microsoft.com/office/word/2010/wordprocessingCanvas" xmlns:cx="http://schemas.microsoft.com/office/drawing/2014/chartex" xmlns:cx1="http://schemas.microsoft.com/office/drawing/2015/9/8/chartex" xmlns:cx2="http://schemas.microsoft.com/office/drawing/2015/10/21/chartex" xmlns:cx3="http://schemas.microsoft.com/office/drawing/2016/5/9/chartex" xmlns:cx4="http://schemas.microsoft.com/office/drawing/2016/5/10/chartex" xmlns:cx5="http://schemas.microsoft.com/office/drawing/2016/5/11/chartex" xmlns:cx6="http://schemas.microsoft.com/office/drawing/2016/5/12/chartex" xmlns:cx7="http://schemas.microsoft.com/office/drawing/2016/5/13/chartex" xmlns:cx8="http://schemas.microsoft.com/office/drawing/2016/5/14/chartex" xmlns:mc="http://schemas.openxmlformats.org/markup-compatibility/2006" xmlns:aink="http://schemas.microsoft.com/office/drawing/2016/ink" xmlns:am3d="http://schemas.microsoft.com/office/drawing/2017/model3d" xmlns:o="urn:schemas-microsoft-com:office:office" xmlns:oel="http://schemas.microsoft.com/office/2019/extlst" xmlns:r="http://schemas.openxmlformats.org/officeDocument/2006/relationships" xmlns:m="http://schemas.openxmlformats.org/officeDocument/2006/math" xmlns:v="urn:schemas-microsoft-com:vml" xmlns:wp14="http://schemas.microsoft.com/office/word/2010/wordprocessingDrawing" xmlns:wp="http://schemas.openxmlformats.org/drawingml/2006/wordprocessingDrawing" xmlns:w10="urn:schemas-microsoft-com:office:word" xmlns:w="http://schemas.openxmlformats.org/wordprocessingml/2006/main" xmlns:w14="http://schemas.microsoft.com/office/word/2010/wordml" xmlns:w15="http://schemas.microsoft.com/office/word/2012/wordml" xmlns:w16cex="http://schemas.microsoft.com/office/word/2018/wordml/cex" xmlns:w16cid="http://schemas.microsoft.com/office/word/2016/wordml/cid" xmlns:w16="http://schemas.microsoft.com/office/word/2018/wordml" xmlns:w16du="http://schemas.microsoft.com/office/word/2023/wordml/word16du" xmlns:w16sdtdh="http://schemas.microsoft.com/office/word/2020/wordml/sdtdatahash" xmlns:w16sdtfl="http://schemas.microsoft.com/office/word/2024/wordml/sdtformatlock" xmlns:w16se="http://schemas.microsoft.com/office/word/2015/wordml/symex" xmlns:wpg="http://schemas.microsoft.com/office/word/2010/wordprocessingGroup" xmlns:wpi="http://schemas.microsoft.com/office/word/2010/wordprocessingInk" xmlns:wne="http://schemas.microsoft.com/office/word/2006/wordml" xmlns:wps="http://schemas.microsoft.com/office/word/2010/wordprocessingShape" mc:Ignorable="w14 w15 w16se w16cid w16 w16cex w16sdtdh w16sdtfl w16du wp14">
   <w:abstractNum w:abstractNumId="0" w15:restartNumberingAfterBreak="0">
+    <w:nsid w:val="01D204A1"/>
+    <w:multiLevelType w:val="hybridMultilevel"/>
+    <w:tmpl w:val="BDC495FE"/>
+    <w:lvl w:ilvl="0" w:tplc="D7AC7602">
+      <w:numFmt w:val="bullet"/>
+      <w:lvlText w:val="-"/>
+      <w:lvlJc w:val="left"/>
+      <w:pPr>
+        <w:ind w:left="720" w:hanging="360"/>
+      </w:pPr>
+      <w:rPr>
+        <w:rFonts w:ascii="Aptos" w:eastAsiaTheme="minorHAnsi" w:hAnsi="Aptos" w:cstheme="minorBidi" w:hint="default"/>
+      </w:rPr>
+    </w:lvl>
+    <w:lvl w:ilvl="1" w:tplc="04190003" w:tentative="1">
+      <w:start w:val="1"/>
+      <w:numFmt w:val="bullet"/>
+      <w:lvlText w:val="o"/>
+      <w:lvlJc w:val="left"/>
+      <w:pPr>
+        <w:ind w:left="1440" w:hanging="360"/>
+      </w:pPr>
+      <w:rPr>
+        <w:rFonts w:ascii="Courier New" w:hAnsi="Courier New" w:cs="Courier New" w:hint="default"/>
+      </w:rPr>
+    </w:lvl>
+    <w:lvl w:ilvl="2" w:tplc="04190005" w:tentative="1">
+      <w:start w:val="1"/>
+      <w:numFmt w:val="bullet"/>
+      <w:lvlText w:val=""/>
+      <w:lvlJc w:val="left"/>
+      <w:pPr>
+        <w:ind w:left="2160" w:hanging="360"/>
+      </w:pPr>
+      <w:rPr>
+        <w:rFonts w:ascii="Wingdings" w:hAnsi="Wingdings" w:hint="default"/>
+      </w:rPr>
+    </w:lvl>
+    <w:lvl w:ilvl="3" w:tplc="04190001" w:tentative="1">
+      <w:start w:val="1"/>
+      <w:numFmt w:val="bullet"/>
+      <w:lvlText w:val=""/>
+      <w:lvlJc w:val="left"/>
+      <w:pPr>
+        <w:ind w:left="2880" w:hanging="360"/>
+      </w:pPr>
+      <w:rPr>
+        <w:rFonts w:ascii="Symbol" w:hAnsi="Symbol" w:hint="default"/>
+      </w:rPr>
+    </w:lvl>
+    <w:lvl w:ilvl="4" w:tplc="04190003" w:tentative="1">
+      <w:start w:val="1"/>
+      <w:numFmt w:val="bullet"/>
+      <w:lvlText w:val="o"/>
+      <w:lvlJc w:val="left"/>
+      <w:pPr>
+        <w:ind w:left="3600" w:hanging="360"/>
+      </w:pPr>
+      <w:rPr>
+        <w:rFonts w:ascii="Courier New" w:hAnsi="Courier New" w:cs="Courier New" w:hint="default"/>
+      </w:rPr>
+    </w:lvl>
+    <w:lvl w:ilvl="5" w:tplc="04190005" w:tentative="1">
+      <w:start w:val="1"/>
+      <w:numFmt w:val="bullet"/>
+      <w:lvlText w:val=""/>
+      <w:lvlJc w:val="left"/>
+      <w:pPr>
+        <w:ind w:left="4320" w:hanging="360"/>
+      </w:pPr>
+      <w:rPr>
+        <w:rFonts w:ascii="Wingdings" w:hAnsi="Wingdings" w:hint="default"/>
+      </w:rPr>
+    </w:lvl>
+    <w:lvl w:ilvl="6" w:tplc="04190001" w:tentative="1">
+      <w:start w:val="1"/>
+      <w:numFmt w:val="bullet"/>
+      <w:lvlText w:val=""/>
+      <w:lvlJc w:val="left"/>
+      <w:pPr>
+        <w:ind w:left="5040" w:hanging="360"/>
+      </w:pPr>
+      <w:rPr>
+        <w:rFonts w:ascii="Symbol" w:hAnsi="Symbol" w:hint="default"/>
+      </w:rPr>
+    </w:lvl>
+    <w:lvl w:ilvl="7" w:tplc="04190003" w:tentative="1">
+      <w:start w:val="1"/>
+      <w:numFmt w:val="bullet"/>
+      <w:lvlText w:val="o"/>
+      <w:lvlJc w:val="left"/>
+      <w:pPr>
+        <w:ind w:left="5760" w:hanging="360"/>
+      </w:pPr>
+      <w:rPr>
+        <w:rFonts w:ascii="Courier New" w:hAnsi="Courier New" w:cs="Courier New" w:hint="default"/>
+      </w:rPr>
+    </w:lvl>
+    <w:lvl w:ilvl="8" w:tplc="04190005" w:tentative="1">
+      <w:start w:val="1"/>
+      <w:numFmt w:val="bullet"/>
+      <w:lvlText w:val=""/>
+      <w:lvlJc w:val="left"/>
+      <w:pPr>
+        <w:ind w:left="6480" w:hanging="360"/>
+      </w:pPr>
+      <w:rPr>
+        <w:rFonts w:ascii="Wingdings" w:hAnsi="Wingdings" w:hint="default"/>
+      </w:rPr>
+    </w:lvl>
+  </w:abstractNum>
+  <w:abstractNum w:abstractNumId="1" w15:restartNumberingAfterBreak="0">
     <w:nsid w:val="0D2A28F2"/>
     <w:multiLevelType w:val="hybridMultilevel"/>
     <w:tmpl w:val="44E20EB2"/>
@@ -7802,7 +9946,7 @@
       </w:pPr>
     </w:lvl>
   </w:abstractNum>
-  <w:abstractNum w:abstractNumId="1" w15:restartNumberingAfterBreak="0">
+  <w:abstractNum w:abstractNumId="2" w15:restartNumberingAfterBreak="0">
     <w:nsid w:val="12004A37"/>
     <w:multiLevelType w:val="multilevel"/>
     <w:tmpl w:val="B4F490AA"/>
@@ -7915,7 +10059,7 @@
       </w:pPr>
     </w:lvl>
   </w:abstractNum>
-  <w:abstractNum w:abstractNumId="2" w15:restartNumberingAfterBreak="0">
+  <w:abstractNum w:abstractNumId="3" w15:restartNumberingAfterBreak="0">
     <w:nsid w:val="2C991E56"/>
     <w:multiLevelType w:val="hybridMultilevel"/>
     <w:tmpl w:val="C4300392"/>
@@ -8004,7 +10148,7 @@
       </w:pPr>
     </w:lvl>
   </w:abstractNum>
-  <w:abstractNum w:abstractNumId="3" w15:restartNumberingAfterBreak="0">
+  <w:abstractNum w:abstractNumId="4" w15:restartNumberingAfterBreak="0">
     <w:nsid w:val="32CE4AF8"/>
     <w:multiLevelType w:val="hybridMultilevel"/>
     <w:tmpl w:val="4552D726"/>
@@ -8093,7 +10237,7 @@
       </w:pPr>
     </w:lvl>
   </w:abstractNum>
-  <w:abstractNum w:abstractNumId="4" w15:restartNumberingAfterBreak="0">
+  <w:abstractNum w:abstractNumId="5" w15:restartNumberingAfterBreak="0">
     <w:nsid w:val="34392033"/>
     <w:multiLevelType w:val="hybridMultilevel"/>
     <w:tmpl w:val="8940D28C"/>
@@ -8182,7 +10326,7 @@
       </w:pPr>
     </w:lvl>
   </w:abstractNum>
-  <w:abstractNum w:abstractNumId="5" w15:restartNumberingAfterBreak="0">
+  <w:abstractNum w:abstractNumId="6" w15:restartNumberingAfterBreak="0">
     <w:nsid w:val="5B6E6376"/>
     <w:multiLevelType w:val="hybridMultilevel"/>
     <w:tmpl w:val="F5A0ADF2"/>
@@ -8295,7 +10439,7 @@
       </w:rPr>
     </w:lvl>
   </w:abstractNum>
-  <w:abstractNum w:abstractNumId="6" w15:restartNumberingAfterBreak="0">
+  <w:abstractNum w:abstractNumId="7" w15:restartNumberingAfterBreak="0">
     <w:nsid w:val="606554DE"/>
     <w:multiLevelType w:val="hybridMultilevel"/>
     <w:tmpl w:val="F3D6ECA8"/>
@@ -8384,7 +10528,7 @@
       </w:pPr>
     </w:lvl>
   </w:abstractNum>
-  <w:abstractNum w:abstractNumId="7" w15:restartNumberingAfterBreak="0">
+  <w:abstractNum w:abstractNumId="8" w15:restartNumberingAfterBreak="0">
     <w:nsid w:val="66935E54"/>
     <w:multiLevelType w:val="multilevel"/>
     <w:tmpl w:val="F1608874"/>
@@ -8497,7 +10641,7 @@
       </w:pPr>
     </w:lvl>
   </w:abstractNum>
-  <w:abstractNum w:abstractNumId="8" w15:restartNumberingAfterBreak="0">
+  <w:abstractNum w:abstractNumId="9" w15:restartNumberingAfterBreak="0">
     <w:nsid w:val="77902524"/>
     <w:multiLevelType w:val="hybridMultilevel"/>
     <w:tmpl w:val="F84AD1EE"/>
@@ -8586,7 +10730,7 @@
       </w:pPr>
     </w:lvl>
   </w:abstractNum>
-  <w:abstractNum w:abstractNumId="9" w15:restartNumberingAfterBreak="0">
+  <w:abstractNum w:abstractNumId="10" w15:restartNumberingAfterBreak="0">
     <w:nsid w:val="7CC157AE"/>
     <w:multiLevelType w:val="hybridMultilevel"/>
     <w:tmpl w:val="9726368A"/>
@@ -8676,34 +10820,37 @@
     </w:lvl>
   </w:abstractNum>
   <w:num w:numId="1" w16cid:durableId="391318510">
+    <w:abstractNumId w:val="10"/>
+  </w:num>
+  <w:num w:numId="2" w16cid:durableId="19164654">
+    <w:abstractNumId w:val="4"/>
+  </w:num>
+  <w:num w:numId="3" w16cid:durableId="1050806762">
+    <w:abstractNumId w:val="7"/>
+  </w:num>
+  <w:num w:numId="4" w16cid:durableId="624234155">
+    <w:abstractNumId w:val="6"/>
+  </w:num>
+  <w:num w:numId="5" w16cid:durableId="496044225">
     <w:abstractNumId w:val="9"/>
   </w:num>
-  <w:num w:numId="2" w16cid:durableId="19164654">
+  <w:num w:numId="6" w16cid:durableId="1336036003">
+    <w:abstractNumId w:val="1"/>
+  </w:num>
+  <w:num w:numId="7" w16cid:durableId="433481430">
     <w:abstractNumId w:val="3"/>
   </w:num>
-  <w:num w:numId="3" w16cid:durableId="1050806762">
-    <w:abstractNumId w:val="6"/>
+  <w:num w:numId="8" w16cid:durableId="599067504">
+    <w:abstractNumId w:val="2"/>
   </w:num>
-  <w:num w:numId="4" w16cid:durableId="624234155">
+  <w:num w:numId="9" w16cid:durableId="443236724">
     <w:abstractNumId w:val="5"/>
   </w:num>
-  <w:num w:numId="5" w16cid:durableId="496044225">
+  <w:num w:numId="10" w16cid:durableId="361322030">
     <w:abstractNumId w:val="8"/>
   </w:num>
-  <w:num w:numId="6" w16cid:durableId="1336036003">
+  <w:num w:numId="11" w16cid:durableId="1679115974">
     <w:abstractNumId w:val="0"/>
-  </w:num>
-  <w:num w:numId="7" w16cid:durableId="433481430">
-    <w:abstractNumId w:val="2"/>
-  </w:num>
-  <w:num w:numId="8" w16cid:durableId="599067504">
-    <w:abstractNumId w:val="1"/>
-  </w:num>
-  <w:num w:numId="9" w16cid:durableId="443236724">
-    <w:abstractNumId w:val="4"/>
-  </w:num>
-  <w:num w:numId="10" w16cid:durableId="361322030">
-    <w:abstractNumId w:val="7"/>
   </w:num>
 </w:numbering>
 </file>
@@ -9309,7 +11456,6 @@
   <w:style w:type="character" w:default="1" w:styleId="a0">
     <w:name w:val="Default Paragraph Font"/>
     <w:uiPriority w:val="1"/>
-    <w:semiHidden/>
     <w:unhideWhenUsed/>
   </w:style>
   <w:style w:type="table" w:default="1" w:styleId="a1">
@@ -9699,7 +11845,6 @@
     <w:name w:val="Hyperlink"/>
     <w:basedOn w:val="a0"/>
     <w:uiPriority w:val="99"/>
-    <w:semiHidden/>
     <w:unhideWhenUsed/>
     <w:rsid w:val="00BA6283"/>
     <w:rPr>
@@ -9725,6 +11870,76 @@
       <w:sz w:val="18"/>
       <w:szCs w:val="18"/>
     </w:rPr>
+  </w:style>
+  <w:style w:type="character" w:styleId="af0">
+    <w:name w:val="Unresolved Mention"/>
+    <w:basedOn w:val="a0"/>
+    <w:uiPriority w:val="99"/>
+    <w:semiHidden/>
+    <w:unhideWhenUsed/>
+    <w:rsid w:val="00D0043D"/>
+    <w:rPr>
+      <w:color w:val="605E5C"/>
+      <w:shd w:val="clear" w:color="auto" w:fill="E1DFDD"/>
+    </w:rPr>
+  </w:style>
+  <w:style w:type="paragraph" w:styleId="af1">
+    <w:name w:val="TOC Heading"/>
+    <w:basedOn w:val="1"/>
+    <w:next w:val="a"/>
+    <w:uiPriority w:val="39"/>
+    <w:unhideWhenUsed/>
+    <w:qFormat/>
+    <w:rsid w:val="00FE6048"/>
+    <w:pPr>
+      <w:spacing w:before="240" w:after="0" w:line="259" w:lineRule="auto"/>
+      <w:outlineLvl w:val="9"/>
+    </w:pPr>
+    <w:rPr>
+      <w:kern w:val="0"/>
+      <w:sz w:val="32"/>
+      <w:szCs w:val="32"/>
+      <w:lang w:eastAsia="ru-RU"/>
+      <w14:ligatures w14:val="none"/>
+    </w:rPr>
+  </w:style>
+  <w:style w:type="paragraph" w:styleId="11">
+    <w:name w:val="toc 1"/>
+    <w:basedOn w:val="a"/>
+    <w:next w:val="a"/>
+    <w:autoRedefine/>
+    <w:uiPriority w:val="39"/>
+    <w:unhideWhenUsed/>
+    <w:rsid w:val="00FE6048"/>
+    <w:pPr>
+      <w:spacing w:after="100"/>
+    </w:pPr>
+  </w:style>
+  <w:style w:type="paragraph" w:styleId="23">
+    <w:name w:val="toc 2"/>
+    <w:basedOn w:val="a"/>
+    <w:next w:val="a"/>
+    <w:autoRedefine/>
+    <w:uiPriority w:val="39"/>
+    <w:unhideWhenUsed/>
+    <w:rsid w:val="00FE6048"/>
+    <w:pPr>
+      <w:spacing w:after="100"/>
+      <w:ind w:left="240"/>
+    </w:pPr>
+  </w:style>
+  <w:style w:type="paragraph" w:styleId="31">
+    <w:name w:val="toc 3"/>
+    <w:basedOn w:val="a"/>
+    <w:next w:val="a"/>
+    <w:autoRedefine/>
+    <w:uiPriority w:val="39"/>
+    <w:unhideWhenUsed/>
+    <w:rsid w:val="00FE6048"/>
+    <w:pPr>
+      <w:spacing w:after="100"/>
+      <w:ind w:left="480"/>
+    </w:pPr>
   </w:style>
 </w:styles>
 </file>

--- a/lab1/Отчет.docx
+++ b/lab1/Отчет.docx
@@ -322,6 +322,15 @@
     </w:p>
     <w:sdt>
       <w:sdtPr>
+        <w:rPr>
+          <w:rFonts w:asciiTheme="minorHAnsi" w:eastAsiaTheme="minorHAnsi" w:hAnsiTheme="minorHAnsi" w:cstheme="minorBidi"/>
+          <w:color w:val="auto"/>
+          <w:kern w:val="2"/>
+          <w:sz w:val="24"/>
+          <w:szCs w:val="24"/>
+          <w:lang w:eastAsia="en-US"/>
+          <w14:ligatures w14:val="standardContextual"/>
+        </w:rPr>
         <w:id w:val="257955602"/>
         <w:docPartObj>
           <w:docPartGallery w:val="Table of Contents"/>
@@ -330,15 +339,8 @@
       </w:sdtPr>
       <w:sdtEndPr>
         <w:rPr>
-          <w:rFonts w:asciiTheme="minorHAnsi" w:eastAsiaTheme="minorHAnsi" w:hAnsiTheme="minorHAnsi" w:cstheme="minorBidi"/>
           <w:b/>
           <w:bCs/>
-          <w:color w:val="auto"/>
-          <w:kern w:val="2"/>
-          <w:sz w:val="24"/>
-          <w:szCs w:val="24"/>
-          <w:lang w:eastAsia="en-US"/>
-          <w14:ligatures w14:val="standardContextual"/>
         </w:rPr>
       </w:sdtEndPr>
       <w:sdtContent>
@@ -1716,29 +1718,7 @@
           <w:lang w:eastAsia="ru-RU"/>
           <w14:ligatures w14:val="none"/>
         </w:rPr>
-        <w:t xml:space="preserve">Функция </w:t>
-      </w:r>
-      <w:proofErr w:type="spellStart"/>
-      <w:r>
-        <w:rPr>
-          <w:rFonts w:ascii="Segoe UI" w:eastAsia="Times New Roman" w:hAnsi="Segoe UI" w:cs="Segoe UI"/>
-          <w:color w:val="212529"/>
-          <w:kern w:val="0"/>
-          <w:lang w:eastAsia="ru-RU"/>
-          <w14:ligatures w14:val="none"/>
-        </w:rPr>
-        <w:t>cos</w:t>
-      </w:r>
-      <w:proofErr w:type="spellEnd"/>
-      <w:r>
-        <w:rPr>
-          <w:rFonts w:ascii="Segoe UI" w:eastAsia="Times New Roman" w:hAnsi="Segoe UI" w:cs="Segoe UI"/>
-          <w:color w:val="212529"/>
-          <w:kern w:val="0"/>
-          <w:lang w:eastAsia="ru-RU"/>
-          <w14:ligatures w14:val="none"/>
-        </w:rPr>
-        <w:t>(x)</w:t>
+        <w:t>Функция cos(x)</w:t>
       </w:r>
     </w:p>
     <w:p>
@@ -1750,43 +1730,31 @@
         <w:shd w:val="clear" w:color="auto" w:fill="FFFFFF"/>
         <w:spacing w:before="100" w:beforeAutospacing="1" w:after="100" w:afterAutospacing="1" w:line="240" w:lineRule="auto"/>
         <w:rPr>
-          <w:rFonts w:ascii="Segoe UI" w:eastAsia="Times New Roman" w:hAnsi="Segoe UI" w:cs="Segoe UI"/>
+          <w:rFonts w:ascii="Segoe UI" w:hAnsi="Segoe UI" w:cs="Segoe UI"/>
           <w:color w:val="212529"/>
-          <w:kern w:val="0"/>
-          <w:lang w:eastAsia="ru-RU"/>
-          <w14:ligatures w14:val="none"/>
-        </w:rPr>
-      </w:pPr>
-      <w:r>
-        <w:rPr>
-          <w:rFonts w:ascii="Segoe UI" w:eastAsia="Times New Roman" w:hAnsi="Segoe UI" w:cs="Segoe UI"/>
+        </w:rPr>
+      </w:pPr>
+      <w:r>
+        <w:rPr>
+          <w:rFonts w:ascii="Segoe UI" w:hAnsi="Segoe UI" w:cs="Segoe UI"/>
           <w:color w:val="212529"/>
-          <w:kern w:val="0"/>
-          <w:lang w:eastAsia="ru-RU"/>
-          <w14:ligatures w14:val="none"/>
-        </w:rPr>
-        <w:t>Программный модуль для работы с бинарным деревом (</w:t>
+        </w:rPr>
+        <w:t>Программный модуль для работы c хеш-таблицей с закрытой адресацией (Hash Integer, </w:t>
       </w:r>
       <w:hyperlink r:id="rId6" w:history="1">
         <w:r>
           <w:rPr>
-            <w:rFonts w:ascii="Segoe UI" w:eastAsia="Times New Roman" w:hAnsi="Segoe UI" w:cs="Segoe UI"/>
+            <w:rStyle w:val="ae"/>
+            <w:rFonts w:ascii="Segoe UI" w:hAnsi="Segoe UI" w:cs="Segoe UI"/>
             <w:color w:val="337AB7"/>
-            <w:kern w:val="0"/>
-            <w:u w:val="single"/>
-            <w:lang w:eastAsia="ru-RU"/>
-            <w14:ligatures w14:val="none"/>
           </w:rPr>
-          <w:t>http://www.cs.usfca.edu/~galles/visualization/BST.html</w:t>
+          <w:t>http://www.cs.usfca.edu/~galles/visualization/OpenHash.html</w:t>
         </w:r>
       </w:hyperlink>
       <w:r>
         <w:rPr>
-          <w:rFonts w:ascii="Segoe UI" w:eastAsia="Times New Roman" w:hAnsi="Segoe UI" w:cs="Segoe UI"/>
+          <w:rFonts w:ascii="Segoe UI" w:hAnsi="Segoe UI" w:cs="Segoe UI"/>
           <w:color w:val="212529"/>
-          <w:kern w:val="0"/>
-          <w:lang w:eastAsia="ru-RU"/>
-          <w14:ligatures w14:val="none"/>
         </w:rPr>
         <w:t>)</w:t>
       </w:r>
@@ -3603,21 +3571,7 @@
         <w:rPr>
           <w:lang w:val="en-US"/>
         </w:rPr>
-        <w:t xml:space="preserve">cos(x) = </w:t>
-      </w:r>
-      <w:proofErr w:type="gramStart"/>
-      <w:r>
-        <w:rPr>
-          <w:lang w:val="en-US"/>
-        </w:rPr>
-        <w:t>cos(</w:t>
-      </w:r>
-      <w:proofErr w:type="gramEnd"/>
-      <w:r>
-        <w:rPr>
-          <w:lang w:val="en-US"/>
-        </w:rPr>
-        <w:t xml:space="preserve">x + </w:t>
+        <w:t xml:space="preserve">cos(x) = cos(x + </w:t>
       </w:r>
       <m:oMath>
         <m:r>
@@ -8634,87 +8588,26 @@
       <w:pPr>
         <w:pStyle w:val="3"/>
       </w:pPr>
-      <w:bookmarkStart w:id="5" w:name="_Toc225080119"/>
-      <w:r>
-        <w:t>Кейс 1. Допустимые значения для ввода.</w:t>
-      </w:r>
-      <w:bookmarkEnd w:id="5"/>
-      <w:r>
-        <w:t xml:space="preserve"> </w:t>
-      </w:r>
-    </w:p>
-    <w:p>
-      <w:r>
-        <w:t>При тестировании методом черного ящика выяснено</w:t>
-      </w:r>
-      <w:r>
-        <w:t xml:space="preserve">, </w:t>
-      </w:r>
-      <w:r>
-        <w:t>что допустимый ввод</w:t>
-      </w:r>
-      <w:r>
-        <w:t xml:space="preserve"> </w:t>
-      </w:r>
-      <w:r>
-        <w:t>– четыре символа</w:t>
-      </w:r>
-      <w:r>
-        <w:t xml:space="preserve">, </w:t>
-      </w:r>
-      <w:r>
-        <w:t xml:space="preserve">которые могут входить в словарь </w:t>
+      <w:r>
+        <w:t xml:space="preserve">Функция </w:t>
       </w:r>
       <w:r>
         <w:rPr>
           <w:lang w:val="en-US"/>
         </w:rPr>
-        <w:t>UTF</w:t>
-      </w:r>
-      <w:r>
-        <w:t xml:space="preserve">-8. </w:t>
-      </w:r>
-      <w:r>
-        <w:t>На скриншоте можем наблюдать символы из русского и английского алфавита</w:t>
-      </w:r>
-      <w:r>
-        <w:t xml:space="preserve">, </w:t>
-      </w:r>
-      <w:r>
-        <w:t>цифры и китайские иероглифы</w:t>
-      </w:r>
-      <w:r>
-        <w:t>.</w:t>
-      </w:r>
-      <w:r>
-        <w:t xml:space="preserve"> Числа дополняются ведущими нулями</w:t>
-      </w:r>
-      <w:r>
-        <w:t xml:space="preserve">, </w:t>
-      </w:r>
-      <w:r>
-        <w:t>чтобы длина числа были четырехзначными.</w:t>
-      </w:r>
-      <w:r>
-        <w:t xml:space="preserve"> Все значения являются строками.</w:t>
-      </w:r>
-    </w:p>
-    <w:p>
-      <w:pPr>
-        <w:rPr>
-          <w:lang w:val="en-US"/>
-        </w:rPr>
-      </w:pPr>
-      <w:r>
-        <w:rPr>
-          <w:noProof/>
-          <w:lang w:val="en-US"/>
-        </w:rPr>
+        <w:t>Insert</w:t>
+      </w:r>
+      <w:r>
+        <w:t xml:space="preserve"> для чисел</w:t>
+      </w:r>
+    </w:p>
+    <w:p>
+      <w:r>
         <w:drawing>
-          <wp:inline distT="0" distB="0" distL="0" distR="0" wp14:anchorId="3E4744E1" wp14:editId="244BC9F9">
-            <wp:extent cx="5315692" cy="2953162"/>
-            <wp:effectExtent l="0" t="0" r="0" b="0"/>
-            <wp:docPr id="1069904999" name="Рисунок 1" descr="Изображение выглядит как рисунок, круг&#10;&#10;Содержимое, созданное искусственным интеллектом, может быть неверным."/>
+          <wp:inline distT="0" distB="0" distL="0" distR="0" wp14:anchorId="6D919B1C" wp14:editId="3ED887CB">
+            <wp:extent cx="5940425" cy="1625600"/>
+            <wp:effectExtent l="0" t="0" r="3175" b="0"/>
+            <wp:docPr id="2045859358" name="Рисунок 1"/>
             <wp:cNvGraphicFramePr>
               <a:graphicFrameLocks xmlns:a="http://schemas.openxmlformats.org/drawingml/2006/main" noChangeAspect="1"/>
             </wp:cNvGraphicFramePr>
@@ -8722,7 +8615,7 @@
               <a:graphicData uri="http://schemas.openxmlformats.org/drawingml/2006/picture">
                 <pic:pic xmlns:pic="http://schemas.openxmlformats.org/drawingml/2006/picture">
                   <pic:nvPicPr>
-                    <pic:cNvPr id="1069904999" name="Рисунок 1" descr="Изображение выглядит как рисунок, круг&#10;&#10;Содержимое, созданное искусственным интеллектом, может быть неверным."/>
+                    <pic:cNvPr id="2045859358" name=""/>
                     <pic:cNvPicPr/>
                   </pic:nvPicPr>
                   <pic:blipFill>
@@ -8734,7 +8627,7 @@
                   <pic:spPr>
                     <a:xfrm>
                       <a:off x="0" y="0"/>
-                      <a:ext cx="5315692" cy="2953162"/>
+                      <a:ext cx="5940425" cy="1625600"/>
                     </a:xfrm>
                     <a:prstGeom prst="rect">
                       <a:avLst/>
@@ -8748,476 +8641,523 @@
       </w:r>
     </w:p>
     <w:p>
+      <w:r>
+        <w:t>Можем заметить</w:t>
+      </w:r>
+      <w:r>
+        <w:t xml:space="preserve">, </w:t>
+      </w:r>
+      <w:r>
+        <w:t xml:space="preserve">что вставление в </w:t>
+      </w:r>
+      <w:r>
+        <w:rPr>
+          <w:lang w:val="en-US"/>
+        </w:rPr>
+        <w:t>HashMap</w:t>
+      </w:r>
+      <w:r>
+        <w:t xml:space="preserve"> </w:t>
+      </w:r>
+      <w:r>
+        <w:t xml:space="preserve">и определение нужного </w:t>
+      </w:r>
+      <w:r>
+        <w:rPr>
+          <w:lang w:val="en-US"/>
+        </w:rPr>
+        <w:t>b</w:t>
+      </w:r>
+      <w:r>
+        <w:rPr>
+          <w:lang w:val="en-US"/>
+        </w:rPr>
+        <w:t>u</w:t>
+      </w:r>
+      <w:r>
+        <w:rPr>
+          <w:lang w:val="en-US"/>
+        </w:rPr>
+        <w:t>cket</w:t>
+      </w:r>
+      <w:r>
+        <w:t xml:space="preserve">, </w:t>
+      </w:r>
+      <w:r>
+        <w:t>определяется значением вводимого поля и взять остаток на деление на 13</w:t>
+      </w:r>
+    </w:p>
+    <w:p>
+      <w:r>
+        <w:t xml:space="preserve">Максимальное число для ввода – </w:t>
+      </w:r>
+      <w:r>
+        <w:t>9999999999</w:t>
+      </w:r>
+    </w:p>
+    <w:p>
+      <w:r>
+        <w:t>Минимальное число для ввода – минимальное число 0</w:t>
+      </w:r>
+    </w:p>
+    <w:p>
+      <w:r>
+        <w:t xml:space="preserve">Если числа попадает в один и тот же </w:t>
+      </w:r>
+      <w:r>
+        <w:rPr>
+          <w:lang w:val="en-US"/>
+        </w:rPr>
+        <w:t>backet</w:t>
+      </w:r>
+      <w:r>
+        <w:t xml:space="preserve">, </w:t>
+      </w:r>
+      <w:r>
+        <w:t xml:space="preserve">то добавляем число в этот </w:t>
+      </w:r>
+      <w:r>
+        <w:rPr>
+          <w:lang w:val="en-US"/>
+        </w:rPr>
+        <w:t>b</w:t>
+      </w:r>
+      <w:r>
+        <w:rPr>
+          <w:lang w:val="en-US"/>
+        </w:rPr>
+        <w:t>u</w:t>
+      </w:r>
+      <w:r>
+        <w:rPr>
+          <w:lang w:val="en-US"/>
+        </w:rPr>
+        <w:t>cket</w:t>
+      </w:r>
+      <w:r>
+        <w:t xml:space="preserve">, </w:t>
+      </w:r>
+      <w:r>
+        <w:t>поиск начинаем с этого числа</w:t>
+      </w:r>
+    </w:p>
+    <w:p>
       <w:pPr>
         <w:pStyle w:val="3"/>
       </w:pPr>
-      <w:bookmarkStart w:id="6" w:name="_Toc225080120"/>
-      <w:r>
-        <w:t>Кейс 2. Ввод одинаковых значений</w:t>
+      <w:r>
+        <w:t xml:space="preserve">Функция </w:t>
+      </w:r>
+      <w:r>
+        <w:rPr>
+          <w:lang w:val="en-US"/>
+        </w:rPr>
+        <w:t>Insert</w:t>
+      </w:r>
+      <w:r>
+        <w:t xml:space="preserve"> для </w:t>
+      </w:r>
+      <w:r>
+        <w:t>строк</w:t>
+      </w:r>
+    </w:p>
+    <w:p>
+      <w:r>
+        <w:t>Строки переводятся в число с помощью алгоритма</w:t>
+      </w:r>
+      <w:r>
+        <w:t xml:space="preserve">, </w:t>
+      </w:r>
+      <w:r>
+        <w:t>в дальнейшем вставка осуществляется аналогично как для чисел.</w:t>
+      </w:r>
+    </w:p>
+    <w:p>
+      <w:pPr>
+        <w:pStyle w:val="4"/>
+      </w:pPr>
+      <w:r>
+        <w:t>Алгоритм перевода строки в число</w:t>
+      </w:r>
+    </w:p>
+    <w:p>
+      <w:r>
+        <w:t>Для каждого символа c в строке выполняется операция:</w:t>
+      </w:r>
+    </w:p>
+    <w:p>
+      <w:r>
+        <w:lastRenderedPageBreak/>
+        <w:t>h = (h &lt;&lt; 4) XOR code(c), где code(c) — числовой код символа (например, ASCII).</w:t>
+      </w:r>
+    </w:p>
+    <w:p>
+      <w:pPr>
+        <w:pStyle w:val="3"/>
+      </w:pPr>
+      <w:r>
+        <w:t xml:space="preserve">Функция </w:t>
+      </w:r>
+      <w:r>
+        <w:rPr>
+          <w:lang w:val="en-US"/>
+        </w:rPr>
+        <w:t>Delete</w:t>
+      </w:r>
+    </w:p>
+    <w:p>
+      <w:pPr>
+        <w:rPr>
+          <w:lang w:val="en-US"/>
+        </w:rPr>
+      </w:pPr>
+      <w:r>
+        <w:t>Удаление проходит таким образом</w:t>
+      </w:r>
+      <w:r>
+        <w:rPr>
+          <w:lang w:val="en-US"/>
+        </w:rPr>
+        <w:t>:</w:t>
+      </w:r>
+    </w:p>
+    <w:p>
+      <w:pPr>
+        <w:pStyle w:val="a7"/>
+        <w:numPr>
+          <w:ilvl w:val="0"/>
+          <w:numId w:val="13"/>
+        </w:numPr>
+        <w:rPr>
+          <w:lang w:val="en-US"/>
+        </w:rPr>
+      </w:pPr>
+      <w:r>
+        <w:t xml:space="preserve">Ищем нужный </w:t>
+      </w:r>
+      <w:r>
+        <w:rPr>
+          <w:lang w:val="en-US"/>
+        </w:rPr>
+        <w:t>b</w:t>
+      </w:r>
+      <w:r>
+        <w:rPr>
+          <w:lang w:val="en-US"/>
+        </w:rPr>
+        <w:t>u</w:t>
+      </w:r>
+      <w:r>
+        <w:rPr>
+          <w:lang w:val="en-US"/>
+        </w:rPr>
+        <w:t>cket</w:t>
+      </w:r>
+    </w:p>
+    <w:p>
+      <w:pPr>
+        <w:pStyle w:val="a7"/>
+        <w:numPr>
+          <w:ilvl w:val="0"/>
+          <w:numId w:val="13"/>
+        </w:numPr>
+      </w:pPr>
+      <w:r>
+        <w:t>Последовательно ищем элемент</w:t>
+      </w:r>
+      <w:r>
+        <w:t xml:space="preserve">, </w:t>
+      </w:r>
+      <w:r>
+        <w:t>который должен находиться в этом бакете</w:t>
+      </w:r>
+    </w:p>
+    <w:p>
+      <w:pPr>
+        <w:pStyle w:val="a7"/>
+        <w:numPr>
+          <w:ilvl w:val="0"/>
+          <w:numId w:val="13"/>
+        </w:numPr>
+      </w:pPr>
+      <w:r>
+        <w:t>Если его нет</w:t>
+      </w:r>
+      <w:r>
+        <w:t xml:space="preserve">, </w:t>
+      </w:r>
+      <w:r>
+        <w:t>то ничего не удаляем</w:t>
+      </w:r>
+    </w:p>
+    <w:p>
+      <w:pPr>
+        <w:pStyle w:val="3"/>
+      </w:pPr>
+      <w:r>
+        <w:t xml:space="preserve">Функция </w:t>
+      </w:r>
+      <w:r>
+        <w:rPr>
+          <w:lang w:val="en-US"/>
+        </w:rPr>
+        <w:t>Find</w:t>
+      </w:r>
+    </w:p>
+    <w:p>
+      <w:pPr>
+        <w:rPr>
+          <w:lang w:val="en-US"/>
+        </w:rPr>
+      </w:pPr>
+      <w:r>
+        <w:t>Поиск проходит следующим образом</w:t>
+      </w:r>
+      <w:r>
+        <w:rPr>
+          <w:lang w:val="en-US"/>
+        </w:rPr>
+        <w:t>:</w:t>
+      </w:r>
+    </w:p>
+    <w:p>
+      <w:pPr>
+        <w:pStyle w:val="a7"/>
+        <w:numPr>
+          <w:ilvl w:val="0"/>
+          <w:numId w:val="14"/>
+        </w:numPr>
+      </w:pPr>
+      <w:r>
+        <w:t xml:space="preserve">Ищем </w:t>
+      </w:r>
+      <w:r>
+        <w:rPr>
+          <w:lang w:val="en-US"/>
+        </w:rPr>
+        <w:t>hash</w:t>
+      </w:r>
+      <w:r>
+        <w:t xml:space="preserve"> </w:t>
+      </w:r>
+      <w:r>
+        <w:t xml:space="preserve">для обнаружения нужного </w:t>
+      </w:r>
+      <w:r>
+        <w:rPr>
+          <w:lang w:val="en-US"/>
+        </w:rPr>
+        <w:t>b</w:t>
+      </w:r>
+      <w:r>
+        <w:rPr>
+          <w:lang w:val="en-US"/>
+        </w:rPr>
+        <w:t>u</w:t>
+      </w:r>
+      <w:r>
+        <w:rPr>
+          <w:lang w:val="en-US"/>
+        </w:rPr>
+        <w:t>cket</w:t>
+      </w:r>
+    </w:p>
+    <w:p>
+      <w:pPr>
+        <w:pStyle w:val="a7"/>
+        <w:numPr>
+          <w:ilvl w:val="0"/>
+          <w:numId w:val="14"/>
+        </w:numPr>
+      </w:pPr>
+      <w:r>
+        <w:t>Последовательно ищем конкретный элемент в этом бакете</w:t>
+      </w:r>
+    </w:p>
+    <w:p>
+      <w:pPr>
+        <w:pStyle w:val="a7"/>
+        <w:numPr>
+          <w:ilvl w:val="0"/>
+          <w:numId w:val="14"/>
+        </w:numPr>
+      </w:pPr>
+      <w:r>
+        <w:t>Если найден</w:t>
+      </w:r>
+      <w:r>
+        <w:t xml:space="preserve">, </w:t>
+      </w:r>
+      <w:r>
+        <w:t xml:space="preserve">возвращаем </w:t>
+      </w:r>
+      <w:r>
+        <w:rPr>
+          <w:lang w:val="en-US"/>
+        </w:rPr>
+        <w:t>true</w:t>
+      </w:r>
+      <w:r>
+        <w:t xml:space="preserve">, </w:t>
+      </w:r>
+      <w:r>
+        <w:t xml:space="preserve">в противном случае </w:t>
+      </w:r>
+      <w:r>
+        <w:rPr>
+          <w:lang w:val="en-US"/>
+        </w:rPr>
+        <w:t>false</w:t>
+      </w:r>
+    </w:p>
+    <w:p/>
+    <w:p/>
+    <w:p>
+      <w:pPr>
+        <w:pStyle w:val="2"/>
+      </w:pPr>
+      <w:bookmarkStart w:id="5" w:name="_Toc225080125"/>
+      <w:r>
+        <w:t xml:space="preserve">Задание 3. </w:t>
+      </w:r>
+      <w:r>
+        <w:t>Доменная модель для заданного текста и тестовое покрытие для неё</w:t>
+      </w:r>
+      <w:bookmarkEnd w:id="5"/>
+    </w:p>
+    <w:p>
+      <w:r>
+        <w:t>Форд продолжал считать вслух. Это одно из самых агрессивных действий, которые вы можете применить к компьютеру, равносильное тому, чтобы медленно приближаться в темноте к человеку, повторяя: "Умри... умри... умри..."</w:t>
+      </w:r>
+    </w:p>
+    <w:p>
+      <w:r>
+        <w:t>Я выделил в рамках доменной модели сущности</w:t>
+      </w:r>
+      <w:r>
+        <w:t xml:space="preserve">: </w:t>
+      </w:r>
+      <w:r>
+        <w:t>компьютер и человек</w:t>
+      </w:r>
+    </w:p>
+    <w:p>
+      <w:r>
+        <w:t>В качестве действий выделил такие</w:t>
+      </w:r>
+      <w:r>
+        <w:t xml:space="preserve">: </w:t>
+      </w:r>
+      <w:r>
+        <w:t>подсчет чисел</w:t>
+      </w:r>
+      <w:r>
+        <w:t xml:space="preserve">, </w:t>
+      </w:r>
+      <w:r>
+        <w:t>приближение и повтор слов</w:t>
+      </w:r>
+    </w:p>
+    <w:p>
+      <w:pPr>
+        <w:rPr>
+          <w:lang w:val="en-US"/>
+        </w:rPr>
+      </w:pPr>
+      <w:r>
+        <w:t>В</w:t>
+      </w:r>
+      <w:r>
+        <w:rPr>
+          <w:lang w:val="en-US"/>
+        </w:rPr>
+        <w:t xml:space="preserve"> </w:t>
+      </w:r>
+      <w:r>
+        <w:t>качестве</w:t>
+      </w:r>
+      <w:r>
+        <w:rPr>
+          <w:lang w:val="en-US"/>
+        </w:rPr>
+        <w:t xml:space="preserve"> </w:t>
+      </w:r>
+      <w:r>
+        <w:t>типов</w:t>
+      </w:r>
+      <w:r>
+        <w:rPr>
+          <w:lang w:val="en-US"/>
+        </w:rPr>
+        <w:t xml:space="preserve">: </w:t>
+      </w:r>
+      <w:r>
+        <w:rPr>
+          <w:lang w:val="en-US"/>
+        </w:rPr>
+        <w:t>ActionScopeType</w:t>
+      </w:r>
+      <w:r>
+        <w:rPr>
+          <w:lang w:val="en-US"/>
+        </w:rPr>
+        <w:t xml:space="preserve">, </w:t>
+      </w:r>
+      <w:r>
+        <w:rPr>
+          <w:lang w:val="en-US"/>
+        </w:rPr>
+        <w:t xml:space="preserve">ActionTempoType </w:t>
+      </w:r>
+      <w:r>
+        <w:t>и</w:t>
+      </w:r>
+      <w:r>
+        <w:rPr>
+          <w:lang w:val="en-US"/>
+        </w:rPr>
+        <w:t xml:space="preserve"> </w:t>
+      </w:r>
+      <w:r>
+        <w:rPr>
+          <w:lang w:val="en-US"/>
+        </w:rPr>
+        <w:t>LightLevel</w:t>
+      </w:r>
+    </w:p>
+    <w:p>
+      <w:r>
+        <w:t>Тесты реализовал для каждого действия</w:t>
+      </w:r>
+    </w:p>
+    <w:p/>
+    <w:p>
+      <w:pPr>
+        <w:pStyle w:val="3"/>
+      </w:pPr>
+      <w:bookmarkStart w:id="6" w:name="_Toc225080126"/>
+      <w:r>
+        <w:rPr>
+          <w:lang w:val="en-US"/>
+        </w:rPr>
+        <w:t>ApproachAction</w:t>
+      </w:r>
+      <w:r>
+        <w:rPr>
+          <w:lang w:val="en-US"/>
+        </w:rPr>
+        <w:t>Test</w:t>
+      </w:r>
+      <w:r>
+        <w:t xml:space="preserve"> (“</w:t>
+      </w:r>
+      <w:r>
+        <w:t>Приближение</w:t>
+      </w:r>
+      <w:r>
+        <w:t>”)</w:t>
       </w:r>
       <w:bookmarkEnd w:id="6"/>
-    </w:p>
-    <w:p>
-      <w:r>
-        <w:t>При вводе одинаковых значений</w:t>
-      </w:r>
-      <w:r>
-        <w:t xml:space="preserve"> </w:t>
-      </w:r>
-      <w:r>
-        <w:t>новая нода добавляется справа к самой нижней ноде</w:t>
-      </w:r>
-    </w:p>
-    <w:p>
-      <w:r>
-        <w:rPr>
-          <w:noProof/>
-        </w:rPr>
-        <w:lastRenderedPageBreak/>
-        <w:drawing>
-          <wp:inline distT="0" distB="0" distL="0" distR="0" wp14:anchorId="5CDDEF05" wp14:editId="49276B3B">
-            <wp:extent cx="2143424" cy="2162477"/>
-            <wp:effectExtent l="0" t="0" r="9525" b="9525"/>
-            <wp:docPr id="1659703411" name="Рисунок 1"/>
-            <wp:cNvGraphicFramePr>
-              <a:graphicFrameLocks xmlns:a="http://schemas.openxmlformats.org/drawingml/2006/main" noChangeAspect="1"/>
-            </wp:cNvGraphicFramePr>
-            <a:graphic xmlns:a="http://schemas.openxmlformats.org/drawingml/2006/main">
-              <a:graphicData uri="http://schemas.openxmlformats.org/drawingml/2006/picture">
-                <pic:pic xmlns:pic="http://schemas.openxmlformats.org/drawingml/2006/picture">
-                  <pic:nvPicPr>
-                    <pic:cNvPr id="1659703411" name=""/>
-                    <pic:cNvPicPr/>
-                  </pic:nvPicPr>
-                  <pic:blipFill>
-                    <a:blip r:embed="rId13"/>
-                    <a:stretch>
-                      <a:fillRect/>
-                    </a:stretch>
-                  </pic:blipFill>
-                  <pic:spPr>
-                    <a:xfrm>
-                      <a:off x="0" y="0"/>
-                      <a:ext cx="2143424" cy="2162477"/>
-                    </a:xfrm>
-                    <a:prstGeom prst="rect">
-                      <a:avLst/>
-                    </a:prstGeom>
-                  </pic:spPr>
-                </pic:pic>
-              </a:graphicData>
-            </a:graphic>
-          </wp:inline>
-        </w:drawing>
-      </w:r>
-    </w:p>
-    <w:p>
-      <w:pPr>
-        <w:pStyle w:val="3"/>
-      </w:pPr>
-      <w:bookmarkStart w:id="7" w:name="_Toc225080121"/>
-      <w:r>
-        <w:t>Кейс 3. Ввод значений</w:t>
-      </w:r>
-      <w:r>
-        <w:t xml:space="preserve">, </w:t>
-      </w:r>
-      <w:r>
-        <w:t>состоящих из одного символа</w:t>
-      </w:r>
-      <w:r>
-        <w:t>,</w:t>
-      </w:r>
-      <w:r>
-        <w:t xml:space="preserve"> но разной длины</w:t>
-      </w:r>
-      <w:bookmarkEnd w:id="7"/>
-    </w:p>
-    <w:p>
-      <w:r>
-        <w:t>При вводе значений</w:t>
-      </w:r>
-      <w:r>
-        <w:t xml:space="preserve">, </w:t>
-      </w:r>
-      <w:r>
-        <w:t>состоящих из одного символа</w:t>
-      </w:r>
-      <w:r>
-        <w:t xml:space="preserve">, </w:t>
-      </w:r>
-      <w:r>
-        <w:t>но разной длины</w:t>
-      </w:r>
-      <w:r>
-        <w:t xml:space="preserve">, </w:t>
-      </w:r>
-      <w:r>
-        <w:t>самой большим значением является самая длинная цепочка символов</w:t>
-      </w:r>
-    </w:p>
-    <w:p>
-      <w:r>
-        <w:rPr>
-          <w:noProof/>
-        </w:rPr>
-        <w:drawing>
-          <wp:inline distT="0" distB="0" distL="0" distR="0" wp14:anchorId="1AEC439E" wp14:editId="5166218D">
-            <wp:extent cx="2295845" cy="2114845"/>
-            <wp:effectExtent l="0" t="0" r="9525" b="0"/>
-            <wp:docPr id="1443471951" name="Рисунок 1" descr="Изображение выглядит как круг, рисунок, графическая вставка, дизайн&#10;&#10;Содержимое, созданное искусственным интеллектом, может быть неверным."/>
-            <wp:cNvGraphicFramePr>
-              <a:graphicFrameLocks xmlns:a="http://schemas.openxmlformats.org/drawingml/2006/main" noChangeAspect="1"/>
-            </wp:cNvGraphicFramePr>
-            <a:graphic xmlns:a="http://schemas.openxmlformats.org/drawingml/2006/main">
-              <a:graphicData uri="http://schemas.openxmlformats.org/drawingml/2006/picture">
-                <pic:pic xmlns:pic="http://schemas.openxmlformats.org/drawingml/2006/picture">
-                  <pic:nvPicPr>
-                    <pic:cNvPr id="1443471951" name="Рисунок 1" descr="Изображение выглядит как круг, рисунок, графическая вставка, дизайн&#10;&#10;Содержимое, созданное искусственным интеллектом, может быть неверным."/>
-                    <pic:cNvPicPr/>
-                  </pic:nvPicPr>
-                  <pic:blipFill>
-                    <a:blip r:embed="rId14"/>
-                    <a:stretch>
-                      <a:fillRect/>
-                    </a:stretch>
-                  </pic:blipFill>
-                  <pic:spPr>
-                    <a:xfrm>
-                      <a:off x="0" y="0"/>
-                      <a:ext cx="2295845" cy="2114845"/>
-                    </a:xfrm>
-                    <a:prstGeom prst="rect">
-                      <a:avLst/>
-                    </a:prstGeom>
-                  </pic:spPr>
-                </pic:pic>
-              </a:graphicData>
-            </a:graphic>
-          </wp:inline>
-        </w:drawing>
-      </w:r>
-    </w:p>
-    <w:p>
-      <w:pPr>
-        <w:pStyle w:val="3"/>
-      </w:pPr>
-      <w:bookmarkStart w:id="8" w:name="_Toc225080122"/>
-      <w:r>
-        <w:t>Кейс 4. Удаление значения</w:t>
-      </w:r>
-      <w:r>
-        <w:t xml:space="preserve"> из дерева</w:t>
-      </w:r>
-      <w:bookmarkEnd w:id="8"/>
-    </w:p>
-    <w:p>
-      <w:r>
-        <w:t>Удаляется самая первая нода</w:t>
-      </w:r>
-      <w:r>
-        <w:t xml:space="preserve">, </w:t>
-      </w:r>
-      <w:r>
-        <w:t>которая обнаруживается при обходе дерева. Затем дерево ребалансируется. Если значение</w:t>
-      </w:r>
-      <w:r>
-        <w:t xml:space="preserve">, </w:t>
-      </w:r>
-      <w:r>
-        <w:t>которое хотят удалить не обнаружено в дереве</w:t>
-      </w:r>
-      <w:r>
-        <w:t xml:space="preserve">, </w:t>
-      </w:r>
-      <w:r>
-        <w:t>то ничего не происходит</w:t>
-      </w:r>
-    </w:p>
-    <w:p>
-      <w:pPr>
-        <w:pStyle w:val="3"/>
-      </w:pPr>
-      <w:bookmarkStart w:id="9" w:name="_Toc225080123"/>
-      <w:r>
-        <w:t>Кейс 5. Поиск значения в дереве</w:t>
-      </w:r>
-      <w:bookmarkEnd w:id="9"/>
-    </w:p>
-    <w:p>
-      <w:r>
-        <w:t>Происходит обход дерева</w:t>
-      </w:r>
-      <w:r>
-        <w:t>,</w:t>
-      </w:r>
-      <w:r>
-        <w:t xml:space="preserve"> если значение не найдено</w:t>
-      </w:r>
-      <w:r>
-        <w:t xml:space="preserve">, </w:t>
-      </w:r>
-      <w:r>
-        <w:t xml:space="preserve">то </w:t>
-      </w:r>
-      <w:proofErr w:type="gramStart"/>
-      <w:r>
-        <w:t xml:space="preserve">возвращаем </w:t>
-      </w:r>
-      <w:r>
-        <w:t xml:space="preserve"> </w:t>
-      </w:r>
-      <w:r>
-        <w:rPr>
-          <w:lang w:val="en-US"/>
-        </w:rPr>
-        <w:t>false</w:t>
-      </w:r>
-      <w:proofErr w:type="gramEnd"/>
-      <w:r>
-        <w:t xml:space="preserve">, </w:t>
-      </w:r>
-      <w:r>
-        <w:t>в противном же случае</w:t>
-      </w:r>
-      <w:r>
-        <w:t xml:space="preserve"> </w:t>
-      </w:r>
-      <w:r>
-        <w:rPr>
-          <w:lang w:val="en-US"/>
-        </w:rPr>
-        <w:t>true</w:t>
-      </w:r>
-    </w:p>
-    <w:p>
-      <w:pPr>
-        <w:pStyle w:val="3"/>
-      </w:pPr>
-      <w:bookmarkStart w:id="10" w:name="_Toc225080124"/>
-      <w:r>
-        <w:t xml:space="preserve">Кейс </w:t>
-      </w:r>
-      <w:r>
-        <w:t>6</w:t>
-      </w:r>
-      <w:r>
-        <w:t>. Вывод значений дерева</w:t>
-      </w:r>
-      <w:bookmarkEnd w:id="10"/>
-    </w:p>
-    <w:p>
-      <w:r>
-        <w:t>Обходится дерево слева направо и вывод получается в отсортированном порядке по возрастанию.</w:t>
-      </w:r>
-    </w:p>
-    <w:p>
-      <w:r>
-        <w:rPr>
-          <w:noProof/>
-        </w:rPr>
-        <w:lastRenderedPageBreak/>
-        <w:drawing>
-          <wp:inline distT="0" distB="0" distL="0" distR="0" wp14:anchorId="71E57A79" wp14:editId="3F5E23BC">
-            <wp:extent cx="5940425" cy="5143500"/>
-            <wp:effectExtent l="0" t="0" r="3175" b="0"/>
-            <wp:docPr id="1911055157" name="Рисунок 1"/>
-            <wp:cNvGraphicFramePr>
-              <a:graphicFrameLocks xmlns:a="http://schemas.openxmlformats.org/drawingml/2006/main" noChangeAspect="1"/>
-            </wp:cNvGraphicFramePr>
-            <a:graphic xmlns:a="http://schemas.openxmlformats.org/drawingml/2006/main">
-              <a:graphicData uri="http://schemas.openxmlformats.org/drawingml/2006/picture">
-                <pic:pic xmlns:pic="http://schemas.openxmlformats.org/drawingml/2006/picture">
-                  <pic:nvPicPr>
-                    <pic:cNvPr id="1911055157" name=""/>
-                    <pic:cNvPicPr/>
-                  </pic:nvPicPr>
-                  <pic:blipFill>
-                    <a:blip r:embed="rId15"/>
-                    <a:stretch>
-                      <a:fillRect/>
-                    </a:stretch>
-                  </pic:blipFill>
-                  <pic:spPr>
-                    <a:xfrm>
-                      <a:off x="0" y="0"/>
-                      <a:ext cx="5940425" cy="5143500"/>
-                    </a:xfrm>
-                    <a:prstGeom prst="rect">
-                      <a:avLst/>
-                    </a:prstGeom>
-                  </pic:spPr>
-                </pic:pic>
-              </a:graphicData>
-            </a:graphic>
-          </wp:inline>
-        </w:drawing>
-      </w:r>
-      <w:r>
-        <w:t xml:space="preserve"> </w:t>
-      </w:r>
-    </w:p>
-    <w:p/>
-    <w:p>
-      <w:pPr>
-        <w:pStyle w:val="2"/>
-      </w:pPr>
-      <w:bookmarkStart w:id="11" w:name="_Toc225080125"/>
-      <w:r>
-        <w:t xml:space="preserve">Задание 3. </w:t>
-      </w:r>
-      <w:r>
-        <w:t>Доменная модель для заданного текста и тестовое покрытие для неё</w:t>
-      </w:r>
-      <w:bookmarkEnd w:id="11"/>
-    </w:p>
-    <w:p>
-      <w:r>
-        <w:t>Форд продолжал считать вслух. Это одно из самых агрессивных действий, которые вы можете применить к компьютеру, равносильное тому, чтобы медленно приближаться в темноте к человеку, повторяя: "Умри... умри... умри..."</w:t>
-      </w:r>
-    </w:p>
-    <w:p>
-      <w:r>
-        <w:t>Я выделил в рамках доменной модели сущности</w:t>
-      </w:r>
-      <w:r>
-        <w:t xml:space="preserve">: </w:t>
-      </w:r>
-      <w:r>
-        <w:t>компьютер и человек</w:t>
-      </w:r>
-    </w:p>
-    <w:p>
-      <w:r>
-        <w:t>В качестве действий выделил такие</w:t>
-      </w:r>
-      <w:r>
-        <w:t xml:space="preserve">: </w:t>
-      </w:r>
-      <w:r>
-        <w:t>подсчет чисел</w:t>
-      </w:r>
-      <w:r>
-        <w:t xml:space="preserve">, </w:t>
-      </w:r>
-      <w:r>
-        <w:t>приближение и повтор слов</w:t>
-      </w:r>
-    </w:p>
-    <w:p>
-      <w:pPr>
-        <w:rPr>
-          <w:lang w:val="en-US"/>
-        </w:rPr>
-      </w:pPr>
-      <w:r>
-        <w:t>В</w:t>
-      </w:r>
-      <w:r>
-        <w:rPr>
-          <w:lang w:val="en-US"/>
-        </w:rPr>
-        <w:t xml:space="preserve"> </w:t>
-      </w:r>
-      <w:r>
-        <w:t>качестве</w:t>
-      </w:r>
-      <w:r>
-        <w:rPr>
-          <w:lang w:val="en-US"/>
-        </w:rPr>
-        <w:t xml:space="preserve"> </w:t>
-      </w:r>
-      <w:r>
-        <w:t>типов</w:t>
-      </w:r>
-      <w:r>
-        <w:rPr>
-          <w:lang w:val="en-US"/>
-        </w:rPr>
-        <w:t xml:space="preserve">: </w:t>
-      </w:r>
-      <w:proofErr w:type="spellStart"/>
-      <w:r>
-        <w:rPr>
-          <w:lang w:val="en-US"/>
-        </w:rPr>
-        <w:t>ActionScopeType</w:t>
-      </w:r>
-      <w:proofErr w:type="spellEnd"/>
-      <w:r>
-        <w:rPr>
-          <w:lang w:val="en-US"/>
-        </w:rPr>
-        <w:t xml:space="preserve">, </w:t>
-      </w:r>
-      <w:proofErr w:type="spellStart"/>
-      <w:r>
-        <w:rPr>
-          <w:lang w:val="en-US"/>
-        </w:rPr>
-        <w:t>ActionTempoType</w:t>
-      </w:r>
-      <w:proofErr w:type="spellEnd"/>
-      <w:r>
-        <w:rPr>
-          <w:lang w:val="en-US"/>
-        </w:rPr>
-        <w:t xml:space="preserve"> </w:t>
-      </w:r>
-      <w:r>
-        <w:t>и</w:t>
-      </w:r>
-      <w:r>
-        <w:rPr>
-          <w:lang w:val="en-US"/>
-        </w:rPr>
-        <w:t xml:space="preserve"> </w:t>
-      </w:r>
-      <w:proofErr w:type="spellStart"/>
-      <w:r>
-        <w:rPr>
-          <w:lang w:val="en-US"/>
-        </w:rPr>
-        <w:t>LightLevel</w:t>
-      </w:r>
-      <w:proofErr w:type="spellEnd"/>
-    </w:p>
-    <w:p>
-      <w:r>
-        <w:t>Тесты реализовал для каждого действия</w:t>
-      </w:r>
-    </w:p>
-    <w:p/>
-    <w:p>
-      <w:pPr>
-        <w:pStyle w:val="3"/>
-      </w:pPr>
-      <w:bookmarkStart w:id="12" w:name="_Toc225080126"/>
-      <w:proofErr w:type="spellStart"/>
-      <w:r>
-        <w:rPr>
-          <w:lang w:val="en-US"/>
-        </w:rPr>
-        <w:t>ApproachAction</w:t>
-      </w:r>
-      <w:r>
-        <w:rPr>
-          <w:lang w:val="en-US"/>
-        </w:rPr>
-        <w:t>Test</w:t>
-      </w:r>
-      <w:proofErr w:type="spellEnd"/>
-      <w:r>
-        <w:t xml:space="preserve"> (“</w:t>
-      </w:r>
-      <w:r>
-        <w:t>Приближение</w:t>
-      </w:r>
-      <w:r>
-        <w:t>”)</w:t>
-      </w:r>
-      <w:bookmarkEnd w:id="12"/>
     </w:p>
     <w:p>
       <w:r>
@@ -9248,7 +9188,6 @@
         </w:numPr>
       </w:pPr>
       <w:r>
-        <w:lastRenderedPageBreak/>
         <w:t>В</w:t>
       </w:r>
       <w:r>
@@ -9328,8 +9267,7 @@
       <w:pPr>
         <w:pStyle w:val="3"/>
       </w:pPr>
-      <w:bookmarkStart w:id="13" w:name="_Toc225080127"/>
-      <w:proofErr w:type="spellStart"/>
+      <w:bookmarkStart w:id="7" w:name="_Toc225080127"/>
       <w:r>
         <w:rPr>
           <w:lang w:val="en-US"/>
@@ -9342,7 +9280,6 @@
         </w:rPr>
         <w:t>Test</w:t>
       </w:r>
-      <w:proofErr w:type="spellEnd"/>
       <w:r>
         <w:t xml:space="preserve"> (“</w:t>
       </w:r>
@@ -9352,7 +9289,7 @@
       <w:r>
         <w:t>”)</w:t>
       </w:r>
-      <w:bookmarkEnd w:id="13"/>
+      <w:bookmarkEnd w:id="7"/>
     </w:p>
     <w:p>
       <w:r>
@@ -9377,6 +9314,7 @@
         </w:numPr>
       </w:pPr>
       <w:r>
+        <w:lastRenderedPageBreak/>
         <w:t>Влияние количество чисел на уровень стресса компьютера. Чем больше чисел</w:t>
       </w:r>
       <w:r>
@@ -9431,10 +9369,7 @@
         <w:t>”</w:t>
       </w:r>
       <w:r>
-        <w:t xml:space="preserve"> не оказывает влияние на уровень стресса у </w:t>
-      </w:r>
-      <w:r>
-        <w:t>человека</w:t>
+        <w:t xml:space="preserve"> не оказывает влияние на уровень стресса у человека</w:t>
       </w:r>
     </w:p>
     <w:p>
@@ -9464,19 +9399,14 @@
     <w:p>
       <w:pPr>
         <w:pStyle w:val="3"/>
+      </w:pPr>
+      <w:bookmarkStart w:id="8" w:name="_Toc225080128"/>
+      <w:r>
         <w:rPr>
           <w:lang w:val="en-US"/>
         </w:rPr>
-      </w:pPr>
-      <w:bookmarkStart w:id="14" w:name="_Toc225080128"/>
-      <w:proofErr w:type="spellStart"/>
-      <w:r>
-        <w:rPr>
-          <w:lang w:val="en-US"/>
-        </w:rPr>
         <w:t>RepeatActionTest</w:t>
       </w:r>
-      <w:proofErr w:type="spellEnd"/>
       <w:r>
         <w:t xml:space="preserve"> (“</w:t>
       </w:r>
@@ -9486,14 +9416,9 @@
       <w:r>
         <w:t>”)</w:t>
       </w:r>
-      <w:bookmarkEnd w:id="14"/>
-    </w:p>
-    <w:p>
-      <w:pPr>
-        <w:rPr>
-          <w:lang w:val="en-US"/>
-        </w:rPr>
-      </w:pPr>
+      <w:bookmarkEnd w:id="8"/>
+    </w:p>
+    <w:p>
       <w:r>
         <w:t>В данном классе тестируется следующее</w:t>
       </w:r>
@@ -9580,16 +9505,14 @@
           <w:lang w:val="en-US"/>
         </w:rPr>
       </w:pPr>
-      <w:bookmarkStart w:id="15" w:name="_Toc225080129"/>
-      <w:proofErr w:type="spellStart"/>
+      <w:bookmarkStart w:id="9" w:name="_Toc225080129"/>
       <w:r>
         <w:rPr>
           <w:lang w:val="en-US"/>
         </w:rPr>
         <w:t>DomainModelTest</w:t>
       </w:r>
-      <w:bookmarkEnd w:id="15"/>
-      <w:proofErr w:type="spellEnd"/>
+      <w:bookmarkEnd w:id="9"/>
     </w:p>
     <w:p>
       <w:pPr>
@@ -9638,14 +9561,14 @@
       <w:pPr>
         <w:pStyle w:val="1"/>
       </w:pPr>
-      <w:bookmarkStart w:id="16" w:name="_Toc225080130"/>
+      <w:bookmarkStart w:id="10" w:name="_Toc225080130"/>
       <w:r>
         <w:t>Исходный код или ссылка на него</w:t>
       </w:r>
-      <w:bookmarkEnd w:id="16"/>
-    </w:p>
-    <w:p>
-      <w:hyperlink r:id="rId16" w:history="1">
+      <w:bookmarkEnd w:id="10"/>
+    </w:p>
+    <w:p>
+      <w:hyperlink r:id="rId13" w:history="1">
         <w:r>
           <w:rPr>
             <w:rStyle w:val="ae"/>
@@ -9658,11 +9581,11 @@
       <w:pPr>
         <w:pStyle w:val="1"/>
       </w:pPr>
-      <w:bookmarkStart w:id="17" w:name="_Toc225080131"/>
+      <w:bookmarkStart w:id="11" w:name="_Toc225080131"/>
       <w:r>
         <w:t>Вывод</w:t>
       </w:r>
-      <w:bookmarkEnd w:id="17"/>
+      <w:bookmarkEnd w:id="11"/>
     </w:p>
     <w:p>
       <w:r>
@@ -9714,11 +9637,7 @@
         <w:t xml:space="preserve">, </w:t>
       </w:r>
       <w:r>
-        <w:t xml:space="preserve">а </w:t>
-      </w:r>
-      <w:r>
-        <w:lastRenderedPageBreak/>
-        <w:t>без тестов ты бы этого не заметил. В общем</w:t>
+        <w:t>а без тестов ты бы этого не заметил. В общем</w:t>
       </w:r>
       <w:r>
         <w:t xml:space="preserve">, </w:t>
@@ -10060,6 +9979,119 @@
     </w:lvl>
   </w:abstractNum>
   <w:abstractNum w:abstractNumId="3" w15:restartNumberingAfterBreak="0">
+    <w:nsid w:val="189B321E"/>
+    <w:multiLevelType w:val="multilevel"/>
+    <w:tmpl w:val="E4040742"/>
+    <w:lvl w:ilvl="0">
+      <w:start w:val="1"/>
+      <w:numFmt w:val="decimal"/>
+      <w:lvlText w:val="%1."/>
+      <w:lvlJc w:val="left"/>
+      <w:pPr>
+        <w:tabs>
+          <w:tab w:val="num" w:pos="720"/>
+        </w:tabs>
+        <w:ind w:left="720" w:hanging="360"/>
+      </w:pPr>
+    </w:lvl>
+    <w:lvl w:ilvl="1" w:tentative="1">
+      <w:start w:val="1"/>
+      <w:numFmt w:val="decimal"/>
+      <w:lvlText w:val="%2."/>
+      <w:lvlJc w:val="left"/>
+      <w:pPr>
+        <w:tabs>
+          <w:tab w:val="num" w:pos="1440"/>
+        </w:tabs>
+        <w:ind w:left="1440" w:hanging="360"/>
+      </w:pPr>
+    </w:lvl>
+    <w:lvl w:ilvl="2" w:tentative="1">
+      <w:start w:val="1"/>
+      <w:numFmt w:val="decimal"/>
+      <w:lvlText w:val="%3."/>
+      <w:lvlJc w:val="left"/>
+      <w:pPr>
+        <w:tabs>
+          <w:tab w:val="num" w:pos="2160"/>
+        </w:tabs>
+        <w:ind w:left="2160" w:hanging="360"/>
+      </w:pPr>
+    </w:lvl>
+    <w:lvl w:ilvl="3" w:tentative="1">
+      <w:start w:val="1"/>
+      <w:numFmt w:val="decimal"/>
+      <w:lvlText w:val="%4."/>
+      <w:lvlJc w:val="left"/>
+      <w:pPr>
+        <w:tabs>
+          <w:tab w:val="num" w:pos="2880"/>
+        </w:tabs>
+        <w:ind w:left="2880" w:hanging="360"/>
+      </w:pPr>
+    </w:lvl>
+    <w:lvl w:ilvl="4" w:tentative="1">
+      <w:start w:val="1"/>
+      <w:numFmt w:val="decimal"/>
+      <w:lvlText w:val="%5."/>
+      <w:lvlJc w:val="left"/>
+      <w:pPr>
+        <w:tabs>
+          <w:tab w:val="num" w:pos="3600"/>
+        </w:tabs>
+        <w:ind w:left="3600" w:hanging="360"/>
+      </w:pPr>
+    </w:lvl>
+    <w:lvl w:ilvl="5" w:tentative="1">
+      <w:start w:val="1"/>
+      <w:numFmt w:val="decimal"/>
+      <w:lvlText w:val="%6."/>
+      <w:lvlJc w:val="left"/>
+      <w:pPr>
+        <w:tabs>
+          <w:tab w:val="num" w:pos="4320"/>
+        </w:tabs>
+        <w:ind w:left="4320" w:hanging="360"/>
+      </w:pPr>
+    </w:lvl>
+    <w:lvl w:ilvl="6" w:tentative="1">
+      <w:start w:val="1"/>
+      <w:numFmt w:val="decimal"/>
+      <w:lvlText w:val="%7."/>
+      <w:lvlJc w:val="left"/>
+      <w:pPr>
+        <w:tabs>
+          <w:tab w:val="num" w:pos="5040"/>
+        </w:tabs>
+        <w:ind w:left="5040" w:hanging="360"/>
+      </w:pPr>
+    </w:lvl>
+    <w:lvl w:ilvl="7" w:tentative="1">
+      <w:start w:val="1"/>
+      <w:numFmt w:val="decimal"/>
+      <w:lvlText w:val="%8."/>
+      <w:lvlJc w:val="left"/>
+      <w:pPr>
+        <w:tabs>
+          <w:tab w:val="num" w:pos="5760"/>
+        </w:tabs>
+        <w:ind w:left="5760" w:hanging="360"/>
+      </w:pPr>
+    </w:lvl>
+    <w:lvl w:ilvl="8" w:tentative="1">
+      <w:start w:val="1"/>
+      <w:numFmt w:val="decimal"/>
+      <w:lvlText w:val="%9."/>
+      <w:lvlJc w:val="left"/>
+      <w:pPr>
+        <w:tabs>
+          <w:tab w:val="num" w:pos="6480"/>
+        </w:tabs>
+        <w:ind w:left="6480" w:hanging="360"/>
+      </w:pPr>
+    </w:lvl>
+  </w:abstractNum>
+  <w:abstractNum w:abstractNumId="4" w15:restartNumberingAfterBreak="0">
     <w:nsid w:val="2C991E56"/>
     <w:multiLevelType w:val="hybridMultilevel"/>
     <w:tmpl w:val="C4300392"/>
@@ -10148,7 +10180,7 @@
       </w:pPr>
     </w:lvl>
   </w:abstractNum>
-  <w:abstractNum w:abstractNumId="4" w15:restartNumberingAfterBreak="0">
+  <w:abstractNum w:abstractNumId="5" w15:restartNumberingAfterBreak="0">
     <w:nsid w:val="32CE4AF8"/>
     <w:multiLevelType w:val="hybridMultilevel"/>
     <w:tmpl w:val="4552D726"/>
@@ -10237,7 +10269,7 @@
       </w:pPr>
     </w:lvl>
   </w:abstractNum>
-  <w:abstractNum w:abstractNumId="5" w15:restartNumberingAfterBreak="0">
+  <w:abstractNum w:abstractNumId="6" w15:restartNumberingAfterBreak="0">
     <w:nsid w:val="34392033"/>
     <w:multiLevelType w:val="hybridMultilevel"/>
     <w:tmpl w:val="8940D28C"/>
@@ -10326,7 +10358,185 @@
       </w:pPr>
     </w:lvl>
   </w:abstractNum>
-  <w:abstractNum w:abstractNumId="6" w15:restartNumberingAfterBreak="0">
+  <w:abstractNum w:abstractNumId="7" w15:restartNumberingAfterBreak="0">
+    <w:nsid w:val="50A46B62"/>
+    <w:multiLevelType w:val="hybridMultilevel"/>
+    <w:tmpl w:val="4A8AEBD2"/>
+    <w:lvl w:ilvl="0" w:tplc="0419000F">
+      <w:start w:val="1"/>
+      <w:numFmt w:val="decimal"/>
+      <w:lvlText w:val="%1."/>
+      <w:lvlJc w:val="left"/>
+      <w:pPr>
+        <w:ind w:left="720" w:hanging="360"/>
+      </w:pPr>
+      <w:rPr>
+        <w:rFonts w:hint="default"/>
+      </w:rPr>
+    </w:lvl>
+    <w:lvl w:ilvl="1" w:tplc="04190019" w:tentative="1">
+      <w:start w:val="1"/>
+      <w:numFmt w:val="lowerLetter"/>
+      <w:lvlText w:val="%2."/>
+      <w:lvlJc w:val="left"/>
+      <w:pPr>
+        <w:ind w:left="1440" w:hanging="360"/>
+      </w:pPr>
+    </w:lvl>
+    <w:lvl w:ilvl="2" w:tplc="0419001B" w:tentative="1">
+      <w:start w:val="1"/>
+      <w:numFmt w:val="lowerRoman"/>
+      <w:lvlText w:val="%3."/>
+      <w:lvlJc w:val="right"/>
+      <w:pPr>
+        <w:ind w:left="2160" w:hanging="180"/>
+      </w:pPr>
+    </w:lvl>
+    <w:lvl w:ilvl="3" w:tplc="0419000F" w:tentative="1">
+      <w:start w:val="1"/>
+      <w:numFmt w:val="decimal"/>
+      <w:lvlText w:val="%4."/>
+      <w:lvlJc w:val="left"/>
+      <w:pPr>
+        <w:ind w:left="2880" w:hanging="360"/>
+      </w:pPr>
+    </w:lvl>
+    <w:lvl w:ilvl="4" w:tplc="04190019" w:tentative="1">
+      <w:start w:val="1"/>
+      <w:numFmt w:val="lowerLetter"/>
+      <w:lvlText w:val="%5."/>
+      <w:lvlJc w:val="left"/>
+      <w:pPr>
+        <w:ind w:left="3600" w:hanging="360"/>
+      </w:pPr>
+    </w:lvl>
+    <w:lvl w:ilvl="5" w:tplc="0419001B" w:tentative="1">
+      <w:start w:val="1"/>
+      <w:numFmt w:val="lowerRoman"/>
+      <w:lvlText w:val="%6."/>
+      <w:lvlJc w:val="right"/>
+      <w:pPr>
+        <w:ind w:left="4320" w:hanging="180"/>
+      </w:pPr>
+    </w:lvl>
+    <w:lvl w:ilvl="6" w:tplc="0419000F" w:tentative="1">
+      <w:start w:val="1"/>
+      <w:numFmt w:val="decimal"/>
+      <w:lvlText w:val="%7."/>
+      <w:lvlJc w:val="left"/>
+      <w:pPr>
+        <w:ind w:left="5040" w:hanging="360"/>
+      </w:pPr>
+    </w:lvl>
+    <w:lvl w:ilvl="7" w:tplc="04190019" w:tentative="1">
+      <w:start w:val="1"/>
+      <w:numFmt w:val="lowerLetter"/>
+      <w:lvlText w:val="%8."/>
+      <w:lvlJc w:val="left"/>
+      <w:pPr>
+        <w:ind w:left="5760" w:hanging="360"/>
+      </w:pPr>
+    </w:lvl>
+    <w:lvl w:ilvl="8" w:tplc="0419001B" w:tentative="1">
+      <w:start w:val="1"/>
+      <w:numFmt w:val="lowerRoman"/>
+      <w:lvlText w:val="%9."/>
+      <w:lvlJc w:val="right"/>
+      <w:pPr>
+        <w:ind w:left="6480" w:hanging="180"/>
+      </w:pPr>
+    </w:lvl>
+  </w:abstractNum>
+  <w:abstractNum w:abstractNumId="8" w15:restartNumberingAfterBreak="0">
+    <w:nsid w:val="52D27A3C"/>
+    <w:multiLevelType w:val="hybridMultilevel"/>
+    <w:tmpl w:val="6C9E5368"/>
+    <w:lvl w:ilvl="0" w:tplc="0419000F">
+      <w:start w:val="1"/>
+      <w:numFmt w:val="decimal"/>
+      <w:lvlText w:val="%1."/>
+      <w:lvlJc w:val="left"/>
+      <w:pPr>
+        <w:ind w:left="720" w:hanging="360"/>
+      </w:pPr>
+      <w:rPr>
+        <w:rFonts w:hint="default"/>
+      </w:rPr>
+    </w:lvl>
+    <w:lvl w:ilvl="1" w:tplc="04190019" w:tentative="1">
+      <w:start w:val="1"/>
+      <w:numFmt w:val="lowerLetter"/>
+      <w:lvlText w:val="%2."/>
+      <w:lvlJc w:val="left"/>
+      <w:pPr>
+        <w:ind w:left="1440" w:hanging="360"/>
+      </w:pPr>
+    </w:lvl>
+    <w:lvl w:ilvl="2" w:tplc="0419001B" w:tentative="1">
+      <w:start w:val="1"/>
+      <w:numFmt w:val="lowerRoman"/>
+      <w:lvlText w:val="%3."/>
+      <w:lvlJc w:val="right"/>
+      <w:pPr>
+        <w:ind w:left="2160" w:hanging="180"/>
+      </w:pPr>
+    </w:lvl>
+    <w:lvl w:ilvl="3" w:tplc="0419000F" w:tentative="1">
+      <w:start w:val="1"/>
+      <w:numFmt w:val="decimal"/>
+      <w:lvlText w:val="%4."/>
+      <w:lvlJc w:val="left"/>
+      <w:pPr>
+        <w:ind w:left="2880" w:hanging="360"/>
+      </w:pPr>
+    </w:lvl>
+    <w:lvl w:ilvl="4" w:tplc="04190019" w:tentative="1">
+      <w:start w:val="1"/>
+      <w:numFmt w:val="lowerLetter"/>
+      <w:lvlText w:val="%5."/>
+      <w:lvlJc w:val="left"/>
+      <w:pPr>
+        <w:ind w:left="3600" w:hanging="360"/>
+      </w:pPr>
+    </w:lvl>
+    <w:lvl w:ilvl="5" w:tplc="0419001B" w:tentative="1">
+      <w:start w:val="1"/>
+      <w:numFmt w:val="lowerRoman"/>
+      <w:lvlText w:val="%6."/>
+      <w:lvlJc w:val="right"/>
+      <w:pPr>
+        <w:ind w:left="4320" w:hanging="180"/>
+      </w:pPr>
+    </w:lvl>
+    <w:lvl w:ilvl="6" w:tplc="0419000F" w:tentative="1">
+      <w:start w:val="1"/>
+      <w:numFmt w:val="decimal"/>
+      <w:lvlText w:val="%7."/>
+      <w:lvlJc w:val="left"/>
+      <w:pPr>
+        <w:ind w:left="5040" w:hanging="360"/>
+      </w:pPr>
+    </w:lvl>
+    <w:lvl w:ilvl="7" w:tplc="04190019" w:tentative="1">
+      <w:start w:val="1"/>
+      <w:numFmt w:val="lowerLetter"/>
+      <w:lvlText w:val="%8."/>
+      <w:lvlJc w:val="left"/>
+      <w:pPr>
+        <w:ind w:left="5760" w:hanging="360"/>
+      </w:pPr>
+    </w:lvl>
+    <w:lvl w:ilvl="8" w:tplc="0419001B" w:tentative="1">
+      <w:start w:val="1"/>
+      <w:numFmt w:val="lowerRoman"/>
+      <w:lvlText w:val="%9."/>
+      <w:lvlJc w:val="right"/>
+      <w:pPr>
+        <w:ind w:left="6480" w:hanging="180"/>
+      </w:pPr>
+    </w:lvl>
+  </w:abstractNum>
+  <w:abstractNum w:abstractNumId="9" w15:restartNumberingAfterBreak="0">
     <w:nsid w:val="5B6E6376"/>
     <w:multiLevelType w:val="hybridMultilevel"/>
     <w:tmpl w:val="F5A0ADF2"/>
@@ -10439,7 +10649,7 @@
       </w:rPr>
     </w:lvl>
   </w:abstractNum>
-  <w:abstractNum w:abstractNumId="7" w15:restartNumberingAfterBreak="0">
+  <w:abstractNum w:abstractNumId="10" w15:restartNumberingAfterBreak="0">
     <w:nsid w:val="606554DE"/>
     <w:multiLevelType w:val="hybridMultilevel"/>
     <w:tmpl w:val="F3D6ECA8"/>
@@ -10528,7 +10738,7 @@
       </w:pPr>
     </w:lvl>
   </w:abstractNum>
-  <w:abstractNum w:abstractNumId="8" w15:restartNumberingAfterBreak="0">
+  <w:abstractNum w:abstractNumId="11" w15:restartNumberingAfterBreak="0">
     <w:nsid w:val="66935E54"/>
     <w:multiLevelType w:val="multilevel"/>
     <w:tmpl w:val="F1608874"/>
@@ -10641,7 +10851,7 @@
       </w:pPr>
     </w:lvl>
   </w:abstractNum>
-  <w:abstractNum w:abstractNumId="9" w15:restartNumberingAfterBreak="0">
+  <w:abstractNum w:abstractNumId="12" w15:restartNumberingAfterBreak="0">
     <w:nsid w:val="77902524"/>
     <w:multiLevelType w:val="hybridMultilevel"/>
     <w:tmpl w:val="F84AD1EE"/>
@@ -10730,7 +10940,7 @@
       </w:pPr>
     </w:lvl>
   </w:abstractNum>
-  <w:abstractNum w:abstractNumId="10" w15:restartNumberingAfterBreak="0">
+  <w:abstractNum w:abstractNumId="13" w15:restartNumberingAfterBreak="0">
     <w:nsid w:val="7CC157AE"/>
     <w:multiLevelType w:val="hybridMultilevel"/>
     <w:tmpl w:val="9726368A"/>
@@ -10820,37 +11030,46 @@
     </w:lvl>
   </w:abstractNum>
   <w:num w:numId="1" w16cid:durableId="391318510">
+    <w:abstractNumId w:val="13"/>
+  </w:num>
+  <w:num w:numId="2" w16cid:durableId="19164654">
+    <w:abstractNumId w:val="5"/>
+  </w:num>
+  <w:num w:numId="3" w16cid:durableId="1050806762">
     <w:abstractNumId w:val="10"/>
   </w:num>
-  <w:num w:numId="2" w16cid:durableId="19164654">
-    <w:abstractNumId w:val="4"/>
-  </w:num>
-  <w:num w:numId="3" w16cid:durableId="1050806762">
-    <w:abstractNumId w:val="7"/>
-  </w:num>
   <w:num w:numId="4" w16cid:durableId="624234155">
-    <w:abstractNumId w:val="6"/>
+    <w:abstractNumId w:val="9"/>
   </w:num>
   <w:num w:numId="5" w16cid:durableId="496044225">
-    <w:abstractNumId w:val="9"/>
+    <w:abstractNumId w:val="12"/>
   </w:num>
   <w:num w:numId="6" w16cid:durableId="1336036003">
     <w:abstractNumId w:val="1"/>
   </w:num>
   <w:num w:numId="7" w16cid:durableId="433481430">
-    <w:abstractNumId w:val="3"/>
+    <w:abstractNumId w:val="4"/>
   </w:num>
   <w:num w:numId="8" w16cid:durableId="599067504">
     <w:abstractNumId w:val="2"/>
   </w:num>
   <w:num w:numId="9" w16cid:durableId="443236724">
-    <w:abstractNumId w:val="5"/>
+    <w:abstractNumId w:val="6"/>
   </w:num>
   <w:num w:numId="10" w16cid:durableId="361322030">
-    <w:abstractNumId w:val="8"/>
+    <w:abstractNumId w:val="11"/>
   </w:num>
   <w:num w:numId="11" w16cid:durableId="1679115974">
     <w:abstractNumId w:val="0"/>
+  </w:num>
+  <w:num w:numId="12" w16cid:durableId="1808935401">
+    <w:abstractNumId w:val="3"/>
+  </w:num>
+  <w:num w:numId="13" w16cid:durableId="2026860889">
+    <w:abstractNumId w:val="7"/>
+  </w:num>
+  <w:num w:numId="14" w16cid:durableId="1105614784">
+    <w:abstractNumId w:val="8"/>
   </w:num>
 </w:numbering>
 </file>
@@ -11456,6 +11675,7 @@
   <w:style w:type="character" w:default="1" w:styleId="a0">
     <w:name w:val="Default Paragraph Font"/>
     <w:uiPriority w:val="1"/>
+    <w:semiHidden/>
     <w:unhideWhenUsed/>
   </w:style>
   <w:style w:type="table" w:default="1" w:styleId="a1">

--- a/lab1/Отчет.docx
+++ b/lab1/Отчет.docx
@@ -8689,19 +8689,6 @@
     </w:p>
     <w:p>
       <w:r>
-        <w:t xml:space="preserve">Максимальное число для ввода – </w:t>
-      </w:r>
-      <w:r>
-        <w:t>9999999999</w:t>
-      </w:r>
-    </w:p>
-    <w:p>
-      <w:r>
-        <w:t>Минимальное число для ввода – минимальное число 0</w:t>
-      </w:r>
-    </w:p>
-    <w:p>
-      <w:r>
         <w:t xml:space="preserve">Если числа попадает в один и тот же </w:t>
       </w:r>
       <w:r>
@@ -8787,15 +8774,15 @@
     </w:p>
     <w:p>
       <w:r>
+        <w:t>h = (h &lt;&lt; 4) XOR code(c), где code(c) — числовой код символа (например, ASCII).</w:t>
+      </w:r>
+    </w:p>
+    <w:p>
+      <w:pPr>
+        <w:pStyle w:val="3"/>
+      </w:pPr>
+      <w:r>
         <w:lastRenderedPageBreak/>
-        <w:t>h = (h &lt;&lt; 4) XOR code(c), где code(c) — числовой код символа (например, ASCII).</w:t>
-      </w:r>
-    </w:p>
-    <w:p>
-      <w:pPr>
-        <w:pStyle w:val="3"/>
-      </w:pPr>
-      <w:r>
         <w:t xml:space="preserve">Функция </w:t>
       </w:r>
       <w:r>

--- a/lab1/Отчет.docx
+++ b/lab1/Отчет.docx
@@ -745,20 +745,16 @@
                 <w:noProof/>
                 <w:webHidden/>
               </w:rPr>
-            </w:r>
-            <w:r>
-              <w:rPr>
+              <w:fldChar w:fldCharType="separate"/>
+            </w:r>
+            <w:r>
+              <w:rPr>
+                <w:b/>
+                <w:bCs/>
                 <w:noProof/>
                 <w:webHidden/>
               </w:rPr>
-              <w:fldChar w:fldCharType="separate"/>
-            </w:r>
-            <w:r>
-              <w:rPr>
-                <w:noProof/>
-                <w:webHidden/>
-              </w:rPr>
-              <w:t>7</w:t>
+              <w:t>Ошибка! Закладка не определена.</w:t>
             </w:r>
             <w:r>
               <w:rPr>
@@ -813,20 +809,16 @@
                 <w:noProof/>
                 <w:webHidden/>
               </w:rPr>
-            </w:r>
-            <w:r>
-              <w:rPr>
+              <w:fldChar w:fldCharType="separate"/>
+            </w:r>
+            <w:r>
+              <w:rPr>
+                <w:b/>
+                <w:bCs/>
                 <w:noProof/>
                 <w:webHidden/>
               </w:rPr>
-              <w:fldChar w:fldCharType="separate"/>
-            </w:r>
-            <w:r>
-              <w:rPr>
-                <w:noProof/>
-                <w:webHidden/>
-              </w:rPr>
-              <w:t>7</w:t>
+              <w:t>Ошибка! Закладка не определена.</w:t>
             </w:r>
             <w:r>
               <w:rPr>
@@ -881,20 +873,16 @@
                 <w:noProof/>
                 <w:webHidden/>
               </w:rPr>
-            </w:r>
-            <w:r>
-              <w:rPr>
+              <w:fldChar w:fldCharType="separate"/>
+            </w:r>
+            <w:r>
+              <w:rPr>
+                <w:b/>
+                <w:bCs/>
                 <w:noProof/>
                 <w:webHidden/>
               </w:rPr>
-              <w:fldChar w:fldCharType="separate"/>
-            </w:r>
-            <w:r>
-              <w:rPr>
-                <w:noProof/>
-                <w:webHidden/>
-              </w:rPr>
-              <w:t>8</w:t>
+              <w:t>Ошибка! Закладка не определена.</w:t>
             </w:r>
             <w:r>
               <w:rPr>
@@ -949,20 +937,16 @@
                 <w:noProof/>
                 <w:webHidden/>
               </w:rPr>
-            </w:r>
-            <w:r>
-              <w:rPr>
+              <w:fldChar w:fldCharType="separate"/>
+            </w:r>
+            <w:r>
+              <w:rPr>
+                <w:b/>
+                <w:bCs/>
                 <w:noProof/>
                 <w:webHidden/>
               </w:rPr>
-              <w:fldChar w:fldCharType="separate"/>
-            </w:r>
-            <w:r>
-              <w:rPr>
-                <w:noProof/>
-                <w:webHidden/>
-              </w:rPr>
-              <w:t>8</w:t>
+              <w:t>Ошибка! Закладка не определена.</w:t>
             </w:r>
             <w:r>
               <w:rPr>
@@ -1017,20 +1001,16 @@
                 <w:noProof/>
                 <w:webHidden/>
               </w:rPr>
-            </w:r>
-            <w:r>
-              <w:rPr>
+              <w:fldChar w:fldCharType="separate"/>
+            </w:r>
+            <w:r>
+              <w:rPr>
+                <w:b/>
+                <w:bCs/>
                 <w:noProof/>
                 <w:webHidden/>
               </w:rPr>
-              <w:fldChar w:fldCharType="separate"/>
-            </w:r>
-            <w:r>
-              <w:rPr>
-                <w:noProof/>
-                <w:webHidden/>
-              </w:rPr>
-              <w:t>8</w:t>
+              <w:t>Ошибка! Закладка не определена.</w:t>
             </w:r>
             <w:r>
               <w:rPr>
@@ -1085,20 +1065,16 @@
                 <w:noProof/>
                 <w:webHidden/>
               </w:rPr>
-            </w:r>
-            <w:r>
-              <w:rPr>
+              <w:fldChar w:fldCharType="separate"/>
+            </w:r>
+            <w:r>
+              <w:rPr>
+                <w:b/>
+                <w:bCs/>
                 <w:noProof/>
                 <w:webHidden/>
               </w:rPr>
-              <w:fldChar w:fldCharType="separate"/>
-            </w:r>
-            <w:r>
-              <w:rPr>
-                <w:noProof/>
-                <w:webHidden/>
-              </w:rPr>
-              <w:t>8</w:t>
+              <w:t>Ошибка! Закладка не определена.</w:t>
             </w:r>
             <w:r>
               <w:rPr>
@@ -1166,7 +1142,7 @@
                 <w:noProof/>
                 <w:webHidden/>
               </w:rPr>
-              <w:t>9</w:t>
+              <w:t>8</w:t>
             </w:r>
             <w:r>
               <w:rPr>
@@ -1242,7 +1218,7 @@
                 <w:noProof/>
                 <w:webHidden/>
               </w:rPr>
-              <w:t>9</w:t>
+              <w:t>8</w:t>
             </w:r>
             <w:r>
               <w:rPr>
@@ -1318,7 +1294,7 @@
                 <w:noProof/>
                 <w:webHidden/>
               </w:rPr>
-              <w:t>10</w:t>
+              <w:t>8</w:t>
             </w:r>
             <w:r>
               <w:rPr>
@@ -1394,7 +1370,7 @@
                 <w:noProof/>
                 <w:webHidden/>
               </w:rPr>
-              <w:t>10</w:t>
+              <w:t>9</w:t>
             </w:r>
             <w:r>
               <w:rPr>
@@ -1463,7 +1439,7 @@
                 <w:noProof/>
                 <w:webHidden/>
               </w:rPr>
-              <w:t>10</w:t>
+              <w:t>9</w:t>
             </w:r>
             <w:r>
               <w:rPr>
@@ -1531,7 +1507,7 @@
                 <w:noProof/>
                 <w:webHidden/>
               </w:rPr>
-              <w:t>10</w:t>
+              <w:t>9</w:t>
             </w:r>
             <w:r>
               <w:rPr>
@@ -1599,7 +1575,7 @@
                 <w:noProof/>
                 <w:webHidden/>
               </w:rPr>
-              <w:t>10</w:t>
+              <w:t>9</w:t>
             </w:r>
             <w:r>
               <w:rPr>
@@ -8874,7 +8850,16 @@
         <w:t xml:space="preserve">, </w:t>
       </w:r>
       <w:r>
-        <w:t>то ничего не удаляем</w:t>
+        <w:t>то ничего не удаляе</w:t>
+      </w:r>
+      <w:r>
+        <w:t>м</w:t>
+      </w:r>
+      <w:r>
+        <w:t xml:space="preserve">, </w:t>
+      </w:r>
+      <w:r>
+        <w:t>если есть то удаляем только один</w:t>
       </w:r>
     </w:p>
     <w:p>
@@ -8892,18 +8877,10 @@
       </w:r>
     </w:p>
     <w:p>
-      <w:pPr>
-        <w:rPr>
-          <w:lang w:val="en-US"/>
-        </w:rPr>
-      </w:pPr>
       <w:r>
         <w:t>Поиск проходит следующим образом</w:t>
       </w:r>
       <w:r>
-        <w:rPr>
-          <w:lang w:val="en-US"/>
-        </w:rPr>
         <w:t>:</w:t>
       </w:r>
     </w:p>

--- a/lab1/Отчет.docx
+++ b/lab1/Отчет.docx
@@ -359,7 +359,9 @@
               <w:tab w:val="right" w:leader="dot" w:pos="9345"/>
             </w:tabs>
             <w:rPr>
+              <w:rFonts w:eastAsiaTheme="minorEastAsia"/>
               <w:noProof/>
+              <w:lang w:eastAsia="ru-RU"/>
             </w:rPr>
           </w:pPr>
           <w:r>
@@ -371,7 +373,7 @@
           <w:r>
             <w:fldChar w:fldCharType="separate"/>
           </w:r>
-          <w:hyperlink w:anchor="_Toc225080114" w:history="1">
+          <w:hyperlink w:anchor="_Toc225162784" w:history="1">
             <w:r>
               <w:rPr>
                 <w:rStyle w:val="ae"/>
@@ -398,7 +400,7 @@
                 <w:noProof/>
                 <w:webHidden/>
               </w:rPr>
-              <w:instrText xml:space="preserve"> PAGEREF _Toc225080114 \h </w:instrText>
+              <w:instrText xml:space="preserve"> PAGEREF _Toc225162784 \h </w:instrText>
             </w:r>
             <w:r>
               <w:rPr>
@@ -436,10 +438,12 @@
               <w:tab w:val="right" w:leader="dot" w:pos="9345"/>
             </w:tabs>
             <w:rPr>
+              <w:rFonts w:eastAsiaTheme="minorEastAsia"/>
               <w:noProof/>
+              <w:lang w:eastAsia="ru-RU"/>
             </w:rPr>
           </w:pPr>
-          <w:hyperlink w:anchor="_Toc225080115" w:history="1">
+          <w:hyperlink w:anchor="_Toc225162785" w:history="1">
             <w:r>
               <w:rPr>
                 <w:rStyle w:val="ae"/>
@@ -466,7 +470,7 @@
                 <w:noProof/>
                 <w:webHidden/>
               </w:rPr>
-              <w:instrText xml:space="preserve"> PAGEREF _Toc225080115 \h </w:instrText>
+              <w:instrText xml:space="preserve"> PAGEREF _Toc225162785 \h </w:instrText>
             </w:r>
             <w:r>
               <w:rPr>
@@ -504,10 +508,12 @@
               <w:tab w:val="right" w:leader="dot" w:pos="9345"/>
             </w:tabs>
             <w:rPr>
+              <w:rFonts w:eastAsiaTheme="minorEastAsia"/>
               <w:noProof/>
+              <w:lang w:eastAsia="ru-RU"/>
             </w:rPr>
           </w:pPr>
-          <w:hyperlink w:anchor="_Toc225080116" w:history="1">
+          <w:hyperlink w:anchor="_Toc225162786" w:history="1">
             <w:r>
               <w:rPr>
                 <w:rStyle w:val="ae"/>
@@ -534,7 +540,7 @@
                 <w:noProof/>
                 <w:webHidden/>
               </w:rPr>
-              <w:instrText xml:space="preserve"> PAGEREF _Toc225080116 \h </w:instrText>
+              <w:instrText xml:space="preserve"> PAGEREF _Toc225162786 \h </w:instrText>
             </w:r>
             <w:r>
               <w:rPr>
@@ -572,10 +578,12 @@
               <w:tab w:val="right" w:leader="dot" w:pos="9345"/>
             </w:tabs>
             <w:rPr>
+              <w:rFonts w:eastAsiaTheme="minorEastAsia"/>
               <w:noProof/>
+              <w:lang w:eastAsia="ru-RU"/>
             </w:rPr>
           </w:pPr>
-          <w:hyperlink w:anchor="_Toc225080117" w:history="1">
+          <w:hyperlink w:anchor="_Toc225162787" w:history="1">
             <w:r>
               <w:rPr>
                 <w:rStyle w:val="ae"/>
@@ -602,7 +610,7 @@
                 <w:noProof/>
                 <w:webHidden/>
               </w:rPr>
-              <w:instrText xml:space="preserve"> PAGEREF _Toc225080117 \h </w:instrText>
+              <w:instrText xml:space="preserve"> PAGEREF _Toc225162787 \h </w:instrText>
             </w:r>
             <w:r>
               <w:rPr>
@@ -640,10 +648,12 @@
               <w:tab w:val="right" w:leader="dot" w:pos="9345"/>
             </w:tabs>
             <w:rPr>
+              <w:rFonts w:eastAsiaTheme="minorEastAsia"/>
               <w:noProof/>
+              <w:lang w:eastAsia="ru-RU"/>
             </w:rPr>
           </w:pPr>
-          <w:hyperlink w:anchor="_Toc225080118" w:history="1">
+          <w:hyperlink w:anchor="_Toc225162788" w:history="1">
             <w:r>
               <w:rPr>
                 <w:rStyle w:val="ae"/>
@@ -670,7 +680,7 @@
                 <w:noProof/>
                 <w:webHidden/>
               </w:rPr>
-              <w:instrText xml:space="preserve"> PAGEREF _Toc225080118 \h </w:instrText>
+              <w:instrText xml:space="preserve"> PAGEREF _Toc225162788 \h </w:instrText>
             </w:r>
             <w:r>
               <w:rPr>
@@ -708,16 +718,33 @@
               <w:tab w:val="right" w:leader="dot" w:pos="9345"/>
             </w:tabs>
             <w:rPr>
+              <w:rFonts w:eastAsiaTheme="minorEastAsia"/>
               <w:noProof/>
+              <w:lang w:eastAsia="ru-RU"/>
             </w:rPr>
           </w:pPr>
-          <w:hyperlink w:anchor="_Toc225080119" w:history="1">
+          <w:hyperlink w:anchor="_Toc225162789" w:history="1">
             <w:r>
               <w:rPr>
                 <w:rStyle w:val="ae"/>
                 <w:noProof/>
               </w:rPr>
-              <w:t>Кейс 1. Допустимые значения для ввода.</w:t>
+              <w:t xml:space="preserve">Функция </w:t>
+            </w:r>
+            <w:r>
+              <w:rPr>
+                <w:rStyle w:val="ae"/>
+                <w:noProof/>
+                <w:lang w:val="en-US"/>
+              </w:rPr>
+              <w:t>Insert</w:t>
+            </w:r>
+            <w:r>
+              <w:rPr>
+                <w:rStyle w:val="ae"/>
+                <w:noProof/>
+              </w:rPr>
+              <w:t xml:space="preserve"> для чисел</w:t>
             </w:r>
             <w:r>
               <w:rPr>
@@ -738,23 +765,27 @@
                 <w:noProof/>
                 <w:webHidden/>
               </w:rPr>
-              <w:instrText xml:space="preserve"> PAGEREF _Toc225080119 \h </w:instrText>
+              <w:instrText xml:space="preserve"> PAGEREF _Toc225162789 \h </w:instrText>
             </w:r>
             <w:r>
               <w:rPr>
                 <w:noProof/>
                 <w:webHidden/>
               </w:rPr>
+            </w:r>
+            <w:r>
+              <w:rPr>
+                <w:noProof/>
+                <w:webHidden/>
+              </w:rPr>
               <w:fldChar w:fldCharType="separate"/>
             </w:r>
             <w:r>
               <w:rPr>
-                <w:b/>
-                <w:bCs/>
                 <w:noProof/>
                 <w:webHidden/>
               </w:rPr>
-              <w:t>Ошибка! Закладка не определена.</w:t>
+              <w:t>7</w:t>
             </w:r>
             <w:r>
               <w:rPr>
@@ -772,16 +803,33 @@
               <w:tab w:val="right" w:leader="dot" w:pos="9345"/>
             </w:tabs>
             <w:rPr>
+              <w:rFonts w:eastAsiaTheme="minorEastAsia"/>
               <w:noProof/>
+              <w:lang w:eastAsia="ru-RU"/>
             </w:rPr>
           </w:pPr>
-          <w:hyperlink w:anchor="_Toc225080120" w:history="1">
+          <w:hyperlink w:anchor="_Toc225162790" w:history="1">
             <w:r>
               <w:rPr>
                 <w:rStyle w:val="ae"/>
                 <w:noProof/>
               </w:rPr>
-              <w:t>Кейс 2. Ввод одинаковых значений</w:t>
+              <w:t xml:space="preserve">Функция </w:t>
+            </w:r>
+            <w:r>
+              <w:rPr>
+                <w:rStyle w:val="ae"/>
+                <w:noProof/>
+                <w:lang w:val="en-US"/>
+              </w:rPr>
+              <w:t>Insert</w:t>
+            </w:r>
+            <w:r>
+              <w:rPr>
+                <w:rStyle w:val="ae"/>
+                <w:noProof/>
+              </w:rPr>
+              <w:t xml:space="preserve"> для строк</w:t>
             </w:r>
             <w:r>
               <w:rPr>
@@ -802,23 +850,27 @@
                 <w:noProof/>
                 <w:webHidden/>
               </w:rPr>
-              <w:instrText xml:space="preserve"> PAGEREF _Toc225080120 \h </w:instrText>
+              <w:instrText xml:space="preserve"> PAGEREF _Toc225162790 \h </w:instrText>
             </w:r>
             <w:r>
               <w:rPr>
                 <w:noProof/>
                 <w:webHidden/>
               </w:rPr>
+            </w:r>
+            <w:r>
+              <w:rPr>
+                <w:noProof/>
+                <w:webHidden/>
+              </w:rPr>
               <w:fldChar w:fldCharType="separate"/>
             </w:r>
             <w:r>
               <w:rPr>
-                <w:b/>
-                <w:bCs/>
                 <w:noProof/>
                 <w:webHidden/>
               </w:rPr>
-              <w:t>Ошибка! Закладка не определена.</w:t>
+              <w:t>7</w:t>
             </w:r>
             <w:r>
               <w:rPr>
@@ -836,16 +888,26 @@
               <w:tab w:val="right" w:leader="dot" w:pos="9345"/>
             </w:tabs>
             <w:rPr>
+              <w:rFonts w:eastAsiaTheme="minorEastAsia"/>
               <w:noProof/>
+              <w:lang w:eastAsia="ru-RU"/>
             </w:rPr>
           </w:pPr>
-          <w:hyperlink w:anchor="_Toc225080121" w:history="1">
+          <w:hyperlink w:anchor="_Toc225162791" w:history="1">
             <w:r>
               <w:rPr>
                 <w:rStyle w:val="ae"/>
                 <w:noProof/>
               </w:rPr>
-              <w:t>Кейс 3. Ввод значений, состоящих из одного символа, но разной длины</w:t>
+              <w:t xml:space="preserve">Функция </w:t>
+            </w:r>
+            <w:r>
+              <w:rPr>
+                <w:rStyle w:val="ae"/>
+                <w:noProof/>
+                <w:lang w:val="en-US"/>
+              </w:rPr>
+              <w:t>Delete</w:t>
             </w:r>
             <w:r>
               <w:rPr>
@@ -866,23 +928,27 @@
                 <w:noProof/>
                 <w:webHidden/>
               </w:rPr>
-              <w:instrText xml:space="preserve"> PAGEREF _Toc225080121 \h </w:instrText>
+              <w:instrText xml:space="preserve"> PAGEREF _Toc225162791 \h </w:instrText>
             </w:r>
             <w:r>
               <w:rPr>
                 <w:noProof/>
                 <w:webHidden/>
               </w:rPr>
+            </w:r>
+            <w:r>
+              <w:rPr>
+                <w:noProof/>
+                <w:webHidden/>
+              </w:rPr>
               <w:fldChar w:fldCharType="separate"/>
             </w:r>
             <w:r>
               <w:rPr>
-                <w:b/>
-                <w:bCs/>
                 <w:noProof/>
                 <w:webHidden/>
               </w:rPr>
-              <w:t>Ошибка! Закладка не определена.</w:t>
+              <w:t>8</w:t>
             </w:r>
             <w:r>
               <w:rPr>
@@ -900,16 +966,26 @@
               <w:tab w:val="right" w:leader="dot" w:pos="9345"/>
             </w:tabs>
             <w:rPr>
+              <w:rFonts w:eastAsiaTheme="minorEastAsia"/>
               <w:noProof/>
+              <w:lang w:eastAsia="ru-RU"/>
             </w:rPr>
           </w:pPr>
-          <w:hyperlink w:anchor="_Toc225080122" w:history="1">
+          <w:hyperlink w:anchor="_Toc225162792" w:history="1">
             <w:r>
               <w:rPr>
                 <w:rStyle w:val="ae"/>
                 <w:noProof/>
               </w:rPr>
-              <w:t>Кейс 4. Удаление значения из дерева</w:t>
+              <w:t xml:space="preserve">Функция </w:t>
+            </w:r>
+            <w:r>
+              <w:rPr>
+                <w:rStyle w:val="ae"/>
+                <w:noProof/>
+                <w:lang w:val="en-US"/>
+              </w:rPr>
+              <w:t>Find</w:t>
             </w:r>
             <w:r>
               <w:rPr>
@@ -930,23 +1006,97 @@
                 <w:noProof/>
                 <w:webHidden/>
               </w:rPr>
-              <w:instrText xml:space="preserve"> PAGEREF _Toc225080122 \h </w:instrText>
+              <w:instrText xml:space="preserve"> PAGEREF _Toc225162792 \h </w:instrText>
             </w:r>
             <w:r>
               <w:rPr>
                 <w:noProof/>
                 <w:webHidden/>
               </w:rPr>
+            </w:r>
+            <w:r>
+              <w:rPr>
+                <w:noProof/>
+                <w:webHidden/>
+              </w:rPr>
               <w:fldChar w:fldCharType="separate"/>
             </w:r>
             <w:r>
               <w:rPr>
-                <w:b/>
-                <w:bCs/>
                 <w:noProof/>
                 <w:webHidden/>
               </w:rPr>
-              <w:t>Ошибка! Закладка не определена.</w:t>
+              <w:t>8</w:t>
+            </w:r>
+            <w:r>
+              <w:rPr>
+                <w:noProof/>
+                <w:webHidden/>
+              </w:rPr>
+              <w:fldChar w:fldCharType="end"/>
+            </w:r>
+          </w:hyperlink>
+        </w:p>
+        <w:p>
+          <w:pPr>
+            <w:pStyle w:val="23"/>
+            <w:tabs>
+              <w:tab w:val="right" w:leader="dot" w:pos="9345"/>
+            </w:tabs>
+            <w:rPr>
+              <w:rFonts w:eastAsiaTheme="minorEastAsia"/>
+              <w:noProof/>
+              <w:lang w:eastAsia="ru-RU"/>
+            </w:rPr>
+          </w:pPr>
+          <w:hyperlink w:anchor="_Toc225162793" w:history="1">
+            <w:r>
+              <w:rPr>
+                <w:rStyle w:val="ae"/>
+                <w:noProof/>
+              </w:rPr>
+              <w:t>Задание 3. Доменная модель для заданного текста и тестовое покрытие для неё</w:t>
+            </w:r>
+            <w:r>
+              <w:rPr>
+                <w:noProof/>
+                <w:webHidden/>
+              </w:rPr>
+              <w:tab/>
+            </w:r>
+            <w:r>
+              <w:rPr>
+                <w:noProof/>
+                <w:webHidden/>
+              </w:rPr>
+              <w:fldChar w:fldCharType="begin"/>
+            </w:r>
+            <w:r>
+              <w:rPr>
+                <w:noProof/>
+                <w:webHidden/>
+              </w:rPr>
+              <w:instrText xml:space="preserve"> PAGEREF _Toc225162793 \h </w:instrText>
+            </w:r>
+            <w:r>
+              <w:rPr>
+                <w:noProof/>
+                <w:webHidden/>
+              </w:rPr>
+            </w:r>
+            <w:r>
+              <w:rPr>
+                <w:noProof/>
+                <w:webHidden/>
+              </w:rPr>
+              <w:fldChar w:fldCharType="separate"/>
+            </w:r>
+            <w:r>
+              <w:rPr>
+                <w:noProof/>
+                <w:webHidden/>
+              </w:rPr>
+              <w:t>9</w:t>
             </w:r>
             <w:r>
               <w:rPr>
@@ -964,16 +1114,26 @@
               <w:tab w:val="right" w:leader="dot" w:pos="9345"/>
             </w:tabs>
             <w:rPr>
+              <w:rFonts w:eastAsiaTheme="minorEastAsia"/>
               <w:noProof/>
+              <w:lang w:eastAsia="ru-RU"/>
             </w:rPr>
           </w:pPr>
-          <w:hyperlink w:anchor="_Toc225080123" w:history="1">
+          <w:hyperlink w:anchor="_Toc225162794" w:history="1">
             <w:r>
               <w:rPr>
                 <w:rStyle w:val="ae"/>
                 <w:noProof/>
-              </w:rPr>
-              <w:t>Кейс 5. Поиск значения в дереве</w:t>
+                <w:lang w:val="en-US"/>
+              </w:rPr>
+              <w:t>ApproachActionTest</w:t>
+            </w:r>
+            <w:r>
+              <w:rPr>
+                <w:rStyle w:val="ae"/>
+                <w:noProof/>
+              </w:rPr>
+              <w:t xml:space="preserve"> (“Приближение”)</w:t>
             </w:r>
             <w:r>
               <w:rPr>
@@ -994,23 +1154,27 @@
                 <w:noProof/>
                 <w:webHidden/>
               </w:rPr>
-              <w:instrText xml:space="preserve"> PAGEREF _Toc225080123 \h </w:instrText>
+              <w:instrText xml:space="preserve"> PAGEREF _Toc225162794 \h </w:instrText>
             </w:r>
             <w:r>
               <w:rPr>
                 <w:noProof/>
                 <w:webHidden/>
               </w:rPr>
+            </w:r>
+            <w:r>
+              <w:rPr>
+                <w:noProof/>
+                <w:webHidden/>
+              </w:rPr>
               <w:fldChar w:fldCharType="separate"/>
             </w:r>
             <w:r>
               <w:rPr>
-                <w:b/>
-                <w:bCs/>
                 <w:noProof/>
                 <w:webHidden/>
               </w:rPr>
-              <w:t>Ошибка! Закладка не определена.</w:t>
+              <w:t>10</w:t>
             </w:r>
             <w:r>
               <w:rPr>
@@ -1028,16 +1192,26 @@
               <w:tab w:val="right" w:leader="dot" w:pos="9345"/>
             </w:tabs>
             <w:rPr>
+              <w:rFonts w:eastAsiaTheme="minorEastAsia"/>
               <w:noProof/>
+              <w:lang w:eastAsia="ru-RU"/>
             </w:rPr>
           </w:pPr>
-          <w:hyperlink w:anchor="_Toc225080124" w:history="1">
+          <w:hyperlink w:anchor="_Toc225162795" w:history="1">
             <w:r>
               <w:rPr>
                 <w:rStyle w:val="ae"/>
                 <w:noProof/>
-              </w:rPr>
-              <w:t>Кейс 6. Вывод значений дерева</w:t>
+                <w:lang w:val="en-US"/>
+              </w:rPr>
+              <w:t>CountActionTest</w:t>
+            </w:r>
+            <w:r>
+              <w:rPr>
+                <w:rStyle w:val="ae"/>
+                <w:noProof/>
+              </w:rPr>
+              <w:t xml:space="preserve"> (“Подсчет чисел”)</w:t>
             </w:r>
             <w:r>
               <w:rPr>
@@ -1058,91 +1232,27 @@
                 <w:noProof/>
                 <w:webHidden/>
               </w:rPr>
-              <w:instrText xml:space="preserve"> PAGEREF _Toc225080124 \h </w:instrText>
+              <w:instrText xml:space="preserve"> PAGEREF _Toc225162795 \h </w:instrText>
             </w:r>
             <w:r>
               <w:rPr>
                 <w:noProof/>
                 <w:webHidden/>
               </w:rPr>
+            </w:r>
+            <w:r>
+              <w:rPr>
+                <w:noProof/>
+                <w:webHidden/>
+              </w:rPr>
               <w:fldChar w:fldCharType="separate"/>
             </w:r>
             <w:r>
               <w:rPr>
-                <w:b/>
-                <w:bCs/>
                 <w:noProof/>
                 <w:webHidden/>
               </w:rPr>
-              <w:t>Ошибка! Закладка не определена.</w:t>
-            </w:r>
-            <w:r>
-              <w:rPr>
-                <w:noProof/>
-                <w:webHidden/>
-              </w:rPr>
-              <w:fldChar w:fldCharType="end"/>
-            </w:r>
-          </w:hyperlink>
-        </w:p>
-        <w:p>
-          <w:pPr>
-            <w:pStyle w:val="23"/>
-            <w:tabs>
-              <w:tab w:val="right" w:leader="dot" w:pos="9345"/>
-            </w:tabs>
-            <w:rPr>
-              <w:noProof/>
-            </w:rPr>
-          </w:pPr>
-          <w:hyperlink w:anchor="_Toc225080125" w:history="1">
-            <w:r>
-              <w:rPr>
-                <w:rStyle w:val="ae"/>
-                <w:noProof/>
-              </w:rPr>
-              <w:t>Задание 3. Доменная модель для заданного текста и тестовое покрытие для неё</w:t>
-            </w:r>
-            <w:r>
-              <w:rPr>
-                <w:noProof/>
-                <w:webHidden/>
-              </w:rPr>
-              <w:tab/>
-            </w:r>
-            <w:r>
-              <w:rPr>
-                <w:noProof/>
-                <w:webHidden/>
-              </w:rPr>
-              <w:fldChar w:fldCharType="begin"/>
-            </w:r>
-            <w:r>
-              <w:rPr>
-                <w:noProof/>
-                <w:webHidden/>
-              </w:rPr>
-              <w:instrText xml:space="preserve"> PAGEREF _Toc225080125 \h </w:instrText>
-            </w:r>
-            <w:r>
-              <w:rPr>
-                <w:noProof/>
-                <w:webHidden/>
-              </w:rPr>
-            </w:r>
-            <w:r>
-              <w:rPr>
-                <w:noProof/>
-                <w:webHidden/>
-              </w:rPr>
-              <w:fldChar w:fldCharType="separate"/>
-            </w:r>
-            <w:r>
-              <w:rPr>
-                <w:noProof/>
-                <w:webHidden/>
-              </w:rPr>
-              <w:t>8</w:t>
+              <w:t>10</w:t>
             </w:r>
             <w:r>
               <w:rPr>
@@ -1160,24 +1270,26 @@
               <w:tab w:val="right" w:leader="dot" w:pos="9345"/>
             </w:tabs>
             <w:rPr>
+              <w:rFonts w:eastAsiaTheme="minorEastAsia"/>
               <w:noProof/>
+              <w:lang w:eastAsia="ru-RU"/>
             </w:rPr>
           </w:pPr>
-          <w:hyperlink w:anchor="_Toc225080126" w:history="1">
+          <w:hyperlink w:anchor="_Toc225162796" w:history="1">
             <w:r>
               <w:rPr>
                 <w:rStyle w:val="ae"/>
                 <w:noProof/>
                 <w:lang w:val="en-US"/>
               </w:rPr>
-              <w:t>ApproachActionTest</w:t>
+              <w:t>RepeatActionTest</w:t>
             </w:r>
             <w:r>
               <w:rPr>
                 <w:rStyle w:val="ae"/>
                 <w:noProof/>
               </w:rPr>
-              <w:t xml:space="preserve"> (“Приближение”)</w:t>
+              <w:t xml:space="preserve"> (“Повтор текста”)</w:t>
             </w:r>
             <w:r>
               <w:rPr>
@@ -1198,7 +1310,7 @@
                 <w:noProof/>
                 <w:webHidden/>
               </w:rPr>
-              <w:instrText xml:space="preserve"> PAGEREF _Toc225080126 \h </w:instrText>
+              <w:instrText xml:space="preserve"> PAGEREF _Toc225162796 \h </w:instrText>
             </w:r>
             <w:r>
               <w:rPr>
@@ -1218,7 +1330,7 @@
                 <w:noProof/>
                 <w:webHidden/>
               </w:rPr>
-              <w:t>8</w:t>
+              <w:t>10</w:t>
             </w:r>
             <w:r>
               <w:rPr>
@@ -1236,24 +1348,19 @@
               <w:tab w:val="right" w:leader="dot" w:pos="9345"/>
             </w:tabs>
             <w:rPr>
+              <w:rFonts w:eastAsiaTheme="minorEastAsia"/>
               <w:noProof/>
+              <w:lang w:eastAsia="ru-RU"/>
             </w:rPr>
           </w:pPr>
-          <w:hyperlink w:anchor="_Toc225080127" w:history="1">
+          <w:hyperlink w:anchor="_Toc225162797" w:history="1">
             <w:r>
               <w:rPr>
                 <w:rStyle w:val="ae"/>
                 <w:noProof/>
                 <w:lang w:val="en-US"/>
               </w:rPr>
-              <w:t>CountActionTest</w:t>
-            </w:r>
-            <w:r>
-              <w:rPr>
-                <w:rStyle w:val="ae"/>
-                <w:noProof/>
-              </w:rPr>
-              <w:t xml:space="preserve"> (“Подсчет чисел”)</w:t>
+              <w:t>DomainModelTest</w:t>
             </w:r>
             <w:r>
               <w:rPr>
@@ -1274,7 +1381,7 @@
                 <w:noProof/>
                 <w:webHidden/>
               </w:rPr>
-              <w:instrText xml:space="preserve"> PAGEREF _Toc225080127 \h </w:instrText>
+              <w:instrText xml:space="preserve"> PAGEREF _Toc225162797 \h </w:instrText>
             </w:r>
             <w:r>
               <w:rPr>
@@ -1294,152 +1401,7 @@
                 <w:noProof/>
                 <w:webHidden/>
               </w:rPr>
-              <w:t>8</w:t>
-            </w:r>
-            <w:r>
-              <w:rPr>
-                <w:noProof/>
-                <w:webHidden/>
-              </w:rPr>
-              <w:fldChar w:fldCharType="end"/>
-            </w:r>
-          </w:hyperlink>
-        </w:p>
-        <w:p>
-          <w:pPr>
-            <w:pStyle w:val="31"/>
-            <w:tabs>
-              <w:tab w:val="right" w:leader="dot" w:pos="9345"/>
-            </w:tabs>
-            <w:rPr>
-              <w:noProof/>
-            </w:rPr>
-          </w:pPr>
-          <w:hyperlink w:anchor="_Toc225080128" w:history="1">
-            <w:r>
-              <w:rPr>
-                <w:rStyle w:val="ae"/>
-                <w:noProof/>
-                <w:lang w:val="en-US"/>
-              </w:rPr>
-              <w:t>RepeatActionTest</w:t>
-            </w:r>
-            <w:r>
-              <w:rPr>
-                <w:rStyle w:val="ae"/>
-                <w:noProof/>
-              </w:rPr>
-              <w:t xml:space="preserve"> (“Повтор текста”)</w:t>
-            </w:r>
-            <w:r>
-              <w:rPr>
-                <w:noProof/>
-                <w:webHidden/>
-              </w:rPr>
-              <w:tab/>
-            </w:r>
-            <w:r>
-              <w:rPr>
-                <w:noProof/>
-                <w:webHidden/>
-              </w:rPr>
-              <w:fldChar w:fldCharType="begin"/>
-            </w:r>
-            <w:r>
-              <w:rPr>
-                <w:noProof/>
-                <w:webHidden/>
-              </w:rPr>
-              <w:instrText xml:space="preserve"> PAGEREF _Toc225080128 \h </w:instrText>
-            </w:r>
-            <w:r>
-              <w:rPr>
-                <w:noProof/>
-                <w:webHidden/>
-              </w:rPr>
-            </w:r>
-            <w:r>
-              <w:rPr>
-                <w:noProof/>
-                <w:webHidden/>
-              </w:rPr>
-              <w:fldChar w:fldCharType="separate"/>
-            </w:r>
-            <w:r>
-              <w:rPr>
-                <w:noProof/>
-                <w:webHidden/>
-              </w:rPr>
-              <w:t>9</w:t>
-            </w:r>
-            <w:r>
-              <w:rPr>
-                <w:noProof/>
-                <w:webHidden/>
-              </w:rPr>
-              <w:fldChar w:fldCharType="end"/>
-            </w:r>
-          </w:hyperlink>
-        </w:p>
-        <w:p>
-          <w:pPr>
-            <w:pStyle w:val="31"/>
-            <w:tabs>
-              <w:tab w:val="right" w:leader="dot" w:pos="9345"/>
-            </w:tabs>
-            <w:rPr>
-              <w:noProof/>
-            </w:rPr>
-          </w:pPr>
-          <w:hyperlink w:anchor="_Toc225080129" w:history="1">
-            <w:r>
-              <w:rPr>
-                <w:rStyle w:val="ae"/>
-                <w:noProof/>
-                <w:lang w:val="en-US"/>
-              </w:rPr>
-              <w:t>DomainModelTest</w:t>
-            </w:r>
-            <w:r>
-              <w:rPr>
-                <w:noProof/>
-                <w:webHidden/>
-              </w:rPr>
-              <w:tab/>
-            </w:r>
-            <w:r>
-              <w:rPr>
-                <w:noProof/>
-                <w:webHidden/>
-              </w:rPr>
-              <w:fldChar w:fldCharType="begin"/>
-            </w:r>
-            <w:r>
-              <w:rPr>
-                <w:noProof/>
-                <w:webHidden/>
-              </w:rPr>
-              <w:instrText xml:space="preserve"> PAGEREF _Toc225080129 \h </w:instrText>
-            </w:r>
-            <w:r>
-              <w:rPr>
-                <w:noProof/>
-                <w:webHidden/>
-              </w:rPr>
-            </w:r>
-            <w:r>
-              <w:rPr>
-                <w:noProof/>
-                <w:webHidden/>
-              </w:rPr>
-              <w:fldChar w:fldCharType="separate"/>
-            </w:r>
-            <w:r>
-              <w:rPr>
-                <w:noProof/>
-                <w:webHidden/>
-              </w:rPr>
-              <w:t>9</w:t>
+              <w:t>10</w:t>
             </w:r>
             <w:r>
               <w:rPr>
@@ -1457,10 +1419,12 @@
               <w:tab w:val="right" w:leader="dot" w:pos="9345"/>
             </w:tabs>
             <w:rPr>
+              <w:rFonts w:eastAsiaTheme="minorEastAsia"/>
               <w:noProof/>
+              <w:lang w:eastAsia="ru-RU"/>
             </w:rPr>
           </w:pPr>
-          <w:hyperlink w:anchor="_Toc225080130" w:history="1">
+          <w:hyperlink w:anchor="_Toc225162798" w:history="1">
             <w:r>
               <w:rPr>
                 <w:rStyle w:val="ae"/>
@@ -1487,7 +1451,7 @@
                 <w:noProof/>
                 <w:webHidden/>
               </w:rPr>
-              <w:instrText xml:space="preserve"> PAGEREF _Toc225080130 \h </w:instrText>
+              <w:instrText xml:space="preserve"> PAGEREF _Toc225162798 \h </w:instrText>
             </w:r>
             <w:r>
               <w:rPr>
@@ -1507,7 +1471,7 @@
                 <w:noProof/>
                 <w:webHidden/>
               </w:rPr>
-              <w:t>9</w:t>
+              <w:t>10</w:t>
             </w:r>
             <w:r>
               <w:rPr>
@@ -1525,10 +1489,12 @@
               <w:tab w:val="right" w:leader="dot" w:pos="9345"/>
             </w:tabs>
             <w:rPr>
+              <w:rFonts w:eastAsiaTheme="minorEastAsia"/>
               <w:noProof/>
+              <w:lang w:eastAsia="ru-RU"/>
             </w:rPr>
           </w:pPr>
-          <w:hyperlink w:anchor="_Toc225080131" w:history="1">
+          <w:hyperlink w:anchor="_Toc225162799" w:history="1">
             <w:r>
               <w:rPr>
                 <w:rStyle w:val="ae"/>
@@ -1555,7 +1521,7 @@
                 <w:noProof/>
                 <w:webHidden/>
               </w:rPr>
-              <w:instrText xml:space="preserve"> PAGEREF _Toc225080131 \h </w:instrText>
+              <w:instrText xml:space="preserve"> PAGEREF _Toc225162799 \h </w:instrText>
             </w:r>
             <w:r>
               <w:rPr>
@@ -1575,7 +1541,7 @@
                 <w:noProof/>
                 <w:webHidden/>
               </w:rPr>
-              <w:t>9</w:t>
+              <w:t>10</w:t>
             </w:r>
             <w:r>
               <w:rPr>
@@ -1619,7 +1585,7 @@
       <w:pPr>
         <w:pStyle w:val="1"/>
       </w:pPr>
-      <w:bookmarkStart w:id="0" w:name="_Toc225080114"/>
+      <w:bookmarkStart w:id="0" w:name="_Toc225162784"/>
       <w:r>
         <w:lastRenderedPageBreak/>
         <w:t>Задание к лабораторной работе</w:t>
@@ -1829,7 +1795,7 @@
       <w:pPr>
         <w:pStyle w:val="1"/>
       </w:pPr>
-      <w:bookmarkStart w:id="1" w:name="_Toc225080115"/>
+      <w:bookmarkStart w:id="1" w:name="_Toc225162785"/>
       <w:r>
         <w:lastRenderedPageBreak/>
         <w:t>Ход работы.</w:t>
@@ -1840,7 +1806,7 @@
       <w:pPr>
         <w:pStyle w:val="2"/>
       </w:pPr>
-      <w:bookmarkStart w:id="2" w:name="_Toc225080116"/>
+      <w:bookmarkStart w:id="2" w:name="_Toc225162786"/>
       <w:r>
         <w:t>Задание 1.</w:t>
       </w:r>
@@ -6771,7 +6737,7 @@
       <w:pPr>
         <w:pStyle w:val="2"/>
       </w:pPr>
-      <w:bookmarkStart w:id="3" w:name="_Toc225080117"/>
+      <w:bookmarkStart w:id="3" w:name="_Toc225162787"/>
       <w:r>
         <w:t>Задание 1.</w:t>
       </w:r>
@@ -8551,7 +8517,7 @@
           <w:lang w:val="en-US"/>
         </w:rPr>
       </w:pPr>
-      <w:bookmarkStart w:id="4" w:name="_Toc225080118"/>
+      <w:bookmarkStart w:id="4" w:name="_Toc225162788"/>
       <w:r>
         <w:t>Задание 2.</w:t>
       </w:r>
@@ -8564,6 +8530,7 @@
       <w:pPr>
         <w:pStyle w:val="3"/>
       </w:pPr>
+      <w:bookmarkStart w:id="5" w:name="_Toc225162789"/>
       <w:r>
         <w:t xml:space="preserve">Функция </w:t>
       </w:r>
@@ -8576,6 +8543,7 @@
       <w:r>
         <w:t xml:space="preserve"> для чисел</w:t>
       </w:r>
+      <w:bookmarkEnd w:id="5"/>
     </w:p>
     <w:p>
       <w:r>
@@ -8708,6 +8676,7 @@
       <w:pPr>
         <w:pStyle w:val="3"/>
       </w:pPr>
+      <w:bookmarkStart w:id="6" w:name="_Toc225162790"/>
       <w:r>
         <w:t xml:space="preserve">Функция </w:t>
       </w:r>
@@ -8723,6 +8692,7 @@
       <w:r>
         <w:t>строк</w:t>
       </w:r>
+      <w:bookmarkEnd w:id="6"/>
     </w:p>
     <w:p>
       <w:r>
@@ -8757,6 +8727,7 @@
       <w:pPr>
         <w:pStyle w:val="3"/>
       </w:pPr>
+      <w:bookmarkStart w:id="7" w:name="_Toc225162791"/>
       <w:r>
         <w:lastRenderedPageBreak/>
         <w:t xml:space="preserve">Функция </w:t>
@@ -8767,6 +8738,7 @@
         </w:rPr>
         <w:t>Delete</w:t>
       </w:r>
+      <w:bookmarkEnd w:id="7"/>
     </w:p>
     <w:p>
       <w:pPr>
@@ -8866,6 +8838,7 @@
       <w:pPr>
         <w:pStyle w:val="3"/>
       </w:pPr>
+      <w:bookmarkStart w:id="8" w:name="_Toc225162792"/>
       <w:r>
         <w:t xml:space="preserve">Функция </w:t>
       </w:r>
@@ -8875,6 +8848,7 @@
         </w:rPr>
         <w:t>Find</w:t>
       </w:r>
+      <w:bookmarkEnd w:id="8"/>
     </w:p>
     <w:p>
       <w:r>
@@ -8979,15 +8953,73 @@
     <w:p>
       <w:pPr>
         <w:pStyle w:val="2"/>
-      </w:pPr>
-      <w:bookmarkStart w:id="5" w:name="_Toc225080125"/>
-      <w:r>
+        <w:rPr>
+          <w:lang w:val="en-US"/>
+        </w:rPr>
+      </w:pPr>
+      <w:bookmarkStart w:id="9" w:name="_Toc225162793"/>
+      <w:r>
+        <w:lastRenderedPageBreak/>
         <w:t xml:space="preserve">Задание 3. </w:t>
       </w:r>
       <w:r>
         <w:t>Доменная модель для заданного текста и тестовое покрытие для неё</w:t>
       </w:r>
-      <w:bookmarkEnd w:id="5"/>
+      <w:bookmarkEnd w:id="9"/>
+    </w:p>
+    <w:p>
+      <w:pPr>
+        <w:rPr>
+          <w:lang w:val="en-US"/>
+        </w:rPr>
+      </w:pPr>
+      <w:r>
+        <w:rPr>
+          <w:lang w:val="en-US"/>
+        </w:rPr>
+        <w:drawing>
+          <wp:inline distT="0" distB="0" distL="0" distR="0" wp14:anchorId="3C7CCA56" wp14:editId="5EAC1067">
+            <wp:extent cx="5940425" cy="6083935"/>
+            <wp:effectExtent l="0" t="0" r="3175" b="0"/>
+            <wp:docPr id="1484039955" name="Рисунок 1"/>
+            <wp:cNvGraphicFramePr>
+              <a:graphicFrameLocks xmlns:a="http://schemas.openxmlformats.org/drawingml/2006/main" noChangeAspect="1"/>
+            </wp:cNvGraphicFramePr>
+            <a:graphic xmlns:a="http://schemas.openxmlformats.org/drawingml/2006/main">
+              <a:graphicData uri="http://schemas.openxmlformats.org/drawingml/2006/picture">
+                <pic:pic xmlns:pic="http://schemas.openxmlformats.org/drawingml/2006/picture">
+                  <pic:nvPicPr>
+                    <pic:cNvPr id="1484039955" name=""/>
+                    <pic:cNvPicPr/>
+                  </pic:nvPicPr>
+                  <pic:blipFill>
+                    <a:blip r:embed="rId13"/>
+                    <a:stretch>
+                      <a:fillRect/>
+                    </a:stretch>
+                  </pic:blipFill>
+                  <pic:spPr>
+                    <a:xfrm>
+                      <a:off x="0" y="0"/>
+                      <a:ext cx="5940425" cy="6083935"/>
+                    </a:xfrm>
+                    <a:prstGeom prst="rect">
+                      <a:avLst/>
+                    </a:prstGeom>
+                  </pic:spPr>
+                </pic:pic>
+              </a:graphicData>
+            </a:graphic>
+          </wp:inline>
+        </w:drawing>
+      </w:r>
+    </w:p>
+    <w:p>
+      <w:pPr>
+        <w:rPr>
+          <w:lang w:val="en-US"/>
+        </w:rPr>
+      </w:pPr>
     </w:p>
     <w:p>
       <w:r>
@@ -9099,7 +9131,7 @@
       <w:pPr>
         <w:pStyle w:val="3"/>
       </w:pPr>
-      <w:bookmarkStart w:id="6" w:name="_Toc225080126"/>
+      <w:bookmarkStart w:id="10" w:name="_Toc225162794"/>
       <w:r>
         <w:rPr>
           <w:lang w:val="en-US"/>
@@ -9121,7 +9153,7 @@
       <w:r>
         <w:t>”)</w:t>
       </w:r>
-      <w:bookmarkEnd w:id="6"/>
+      <w:bookmarkEnd w:id="10"/>
     </w:p>
     <w:p>
       <w:r>
@@ -9231,7 +9263,7 @@
       <w:pPr>
         <w:pStyle w:val="3"/>
       </w:pPr>
-      <w:bookmarkStart w:id="7" w:name="_Toc225080127"/>
+      <w:bookmarkStart w:id="11" w:name="_Toc225162795"/>
       <w:r>
         <w:rPr>
           <w:lang w:val="en-US"/>
@@ -9253,7 +9285,7 @@
       <w:r>
         <w:t>”)</w:t>
       </w:r>
-      <w:bookmarkEnd w:id="7"/>
+      <w:bookmarkEnd w:id="11"/>
     </w:p>
     <w:p>
       <w:r>
@@ -9278,7 +9310,6 @@
         </w:numPr>
       </w:pPr>
       <w:r>
-        <w:lastRenderedPageBreak/>
         <w:t>Влияние количество чисел на уровень стресса компьютера. Чем больше чисел</w:t>
       </w:r>
       <w:r>
@@ -9364,7 +9395,7 @@
       <w:pPr>
         <w:pStyle w:val="3"/>
       </w:pPr>
-      <w:bookmarkStart w:id="8" w:name="_Toc225080128"/>
+      <w:bookmarkStart w:id="12" w:name="_Toc225162796"/>
       <w:r>
         <w:rPr>
           <w:lang w:val="en-US"/>
@@ -9380,7 +9411,7 @@
       <w:r>
         <w:t>”)</w:t>
       </w:r>
-      <w:bookmarkEnd w:id="8"/>
+      <w:bookmarkEnd w:id="12"/>
     </w:p>
     <w:p>
       <w:r>
@@ -9469,14 +9500,14 @@
           <w:lang w:val="en-US"/>
         </w:rPr>
       </w:pPr>
-      <w:bookmarkStart w:id="9" w:name="_Toc225080129"/>
+      <w:bookmarkStart w:id="13" w:name="_Toc225162797"/>
       <w:r>
         <w:rPr>
           <w:lang w:val="en-US"/>
         </w:rPr>
         <w:t>DomainModelTest</w:t>
       </w:r>
-      <w:bookmarkEnd w:id="9"/>
+      <w:bookmarkEnd w:id="13"/>
     </w:p>
     <w:p>
       <w:pPr>
@@ -9525,14 +9556,14 @@
       <w:pPr>
         <w:pStyle w:val="1"/>
       </w:pPr>
-      <w:bookmarkStart w:id="10" w:name="_Toc225080130"/>
+      <w:bookmarkStart w:id="14" w:name="_Toc225162798"/>
       <w:r>
         <w:t>Исходный код или ссылка на него</w:t>
       </w:r>
-      <w:bookmarkEnd w:id="10"/>
-    </w:p>
-    <w:p>
-      <w:hyperlink r:id="rId13" w:history="1">
+      <w:bookmarkEnd w:id="14"/>
+    </w:p>
+    <w:p>
+      <w:hyperlink r:id="rId14" w:history="1">
         <w:r>
           <w:rPr>
             <w:rStyle w:val="ae"/>
@@ -9545,11 +9576,12 @@
       <w:pPr>
         <w:pStyle w:val="1"/>
       </w:pPr>
-      <w:bookmarkStart w:id="11" w:name="_Toc225080131"/>
-      <w:r>
+      <w:bookmarkStart w:id="15" w:name="_Toc225162799"/>
+      <w:r>
+        <w:lastRenderedPageBreak/>
         <w:t>Вывод</w:t>
       </w:r>
-      <w:bookmarkEnd w:id="11"/>
+      <w:bookmarkEnd w:id="15"/>
     </w:p>
     <w:p>
       <w:r>

--- a/lab1/Отчет.docx
+++ b/lab1/Отчет.docx
@@ -101,7 +101,10 @@
         <w:jc w:val="center"/>
       </w:pPr>
       <w:r>
-        <w:t>Вариант 409425</w:t>
+        <w:t xml:space="preserve">Вариант </w:t>
+      </w:r>
+      <w:r>
+        <w:t>7015</w:t>
       </w:r>
     </w:p>
     <w:p>
@@ -1660,7 +1663,29 @@
           <w:lang w:eastAsia="ru-RU"/>
           <w14:ligatures w14:val="none"/>
         </w:rPr>
-        <w:t>Функция cos(x)</w:t>
+        <w:t xml:space="preserve">Функция </w:t>
+      </w:r>
+      <w:proofErr w:type="spellStart"/>
+      <w:r>
+        <w:rPr>
+          <w:rFonts w:ascii="Segoe UI" w:eastAsia="Times New Roman" w:hAnsi="Segoe UI" w:cs="Segoe UI"/>
+          <w:color w:val="212529"/>
+          <w:kern w:val="0"/>
+          <w:lang w:eastAsia="ru-RU"/>
+          <w14:ligatures w14:val="none"/>
+        </w:rPr>
+        <w:t>cos</w:t>
+      </w:r>
+      <w:proofErr w:type="spellEnd"/>
+      <w:r>
+        <w:rPr>
+          <w:rFonts w:ascii="Segoe UI" w:eastAsia="Times New Roman" w:hAnsi="Segoe UI" w:cs="Segoe UI"/>
+          <w:color w:val="212529"/>
+          <w:kern w:val="0"/>
+          <w:lang w:eastAsia="ru-RU"/>
+          <w14:ligatures w14:val="none"/>
+        </w:rPr>
+        <w:t>(x)</w:t>
       </w:r>
     </w:p>
     <w:p>
@@ -1681,7 +1706,23 @@
           <w:rFonts w:ascii="Segoe UI" w:hAnsi="Segoe UI" w:cs="Segoe UI"/>
           <w:color w:val="212529"/>
         </w:rPr>
-        <w:t>Программный модуль для работы c хеш-таблицей с закрытой адресацией (Hash Integer, </w:t>
+        <w:t>Программный модуль для работы c хеш-таблицей с закрытой адресацией (</w:t>
+      </w:r>
+      <w:proofErr w:type="spellStart"/>
+      <w:r>
+        <w:rPr>
+          <w:rFonts w:ascii="Segoe UI" w:hAnsi="Segoe UI" w:cs="Segoe UI"/>
+          <w:color w:val="212529"/>
+        </w:rPr>
+        <w:t>Hash</w:t>
+      </w:r>
+      <w:proofErr w:type="spellEnd"/>
+      <w:r>
+        <w:rPr>
+          <w:rFonts w:ascii="Segoe UI" w:hAnsi="Segoe UI" w:cs="Segoe UI"/>
+          <w:color w:val="212529"/>
+        </w:rPr>
+        <w:t xml:space="preserve"> Integer, </w:t>
       </w:r>
       <w:hyperlink r:id="rId6" w:history="1">
         <w:r>
@@ -1735,47 +1776,6 @@
           <w:lang w:val="en-US"/>
         </w:rPr>
       </w:pPr>
-      <w:r>
-        <w:rPr>
-          <w:noProof/>
-          <w:lang w:val="en-US"/>
-        </w:rPr>
-        <w:drawing>
-          <wp:inline distT="0" distB="0" distL="0" distR="0" wp14:anchorId="3B783347" wp14:editId="45A7E873">
-            <wp:extent cx="5940425" cy="791210"/>
-            <wp:effectExtent l="0" t="0" r="3175" b="8890"/>
-            <wp:docPr id="290998527" name="Рисунок 1" descr="Изображение выглядит как текст, снимок экрана, Шрифт, линия&#10;&#10;Содержимое, созданное искусственным интеллектом, может быть неверным."/>
-            <wp:cNvGraphicFramePr>
-              <a:graphicFrameLocks xmlns:a="http://schemas.openxmlformats.org/drawingml/2006/main" noChangeAspect="1"/>
-            </wp:cNvGraphicFramePr>
-            <a:graphic xmlns:a="http://schemas.openxmlformats.org/drawingml/2006/main">
-              <a:graphicData uri="http://schemas.openxmlformats.org/drawingml/2006/picture">
-                <pic:pic xmlns:pic="http://schemas.openxmlformats.org/drawingml/2006/picture">
-                  <pic:nvPicPr>
-                    <pic:cNvPr id="290998527" name="Рисунок 1" descr="Изображение выглядит как текст, снимок экрана, Шрифт, линия&#10;&#10;Содержимое, созданное искусственным интеллектом, может быть неверным."/>
-                    <pic:cNvPicPr/>
-                  </pic:nvPicPr>
-                  <pic:blipFill>
-                    <a:blip r:embed="rId7"/>
-                    <a:stretch>
-                      <a:fillRect/>
-                    </a:stretch>
-                  </pic:blipFill>
-                  <pic:spPr>
-                    <a:xfrm>
-                      <a:off x="0" y="0"/>
-                      <a:ext cx="5940425" cy="791210"/>
-                    </a:xfrm>
-                    <a:prstGeom prst="rect">
-                      <a:avLst/>
-                    </a:prstGeom>
-                  </pic:spPr>
-                </pic:pic>
-              </a:graphicData>
-            </a:graphic>
-          </wp:inline>
-        </w:drawing>
-      </w:r>
     </w:p>
     <w:p/>
     <w:p>
@@ -1871,7 +1871,7 @@
                     <pic:cNvPicPr/>
                   </pic:nvPicPr>
                   <pic:blipFill>
-                    <a:blip r:embed="rId8"/>
+                    <a:blip r:embed="rId7"/>
                     <a:stretch>
                       <a:fillRect/>
                     </a:stretch>
@@ -3463,7 +3463,7 @@
                     <pic:cNvPicPr/>
                   </pic:nvPicPr>
                   <pic:blipFill>
-                    <a:blip r:embed="rId9"/>
+                    <a:blip r:embed="rId8"/>
                     <a:stretch>
                       <a:fillRect/>
                     </a:stretch>
@@ -4311,7 +4311,7 @@
                     <pic:cNvPicPr/>
                   </pic:nvPicPr>
                   <pic:blipFill>
-                    <a:blip r:embed="rId10"/>
+                    <a:blip r:embed="rId9"/>
                     <a:stretch>
                       <a:fillRect/>
                     </a:stretch>
@@ -6683,7 +6683,7 @@
                     <pic:cNvPicPr/>
                   </pic:nvPicPr>
                   <pic:blipFill>
-                    <a:blip r:embed="rId11"/>
+                    <a:blip r:embed="rId10"/>
                     <a:stretch>
                       <a:fillRect/>
                     </a:stretch>
@@ -8547,6 +8547,9 @@
     </w:p>
     <w:p>
       <w:r>
+        <w:rPr>
+          <w:noProof/>
+        </w:rPr>
         <w:drawing>
           <wp:inline distT="0" distB="0" distL="0" distR="0" wp14:anchorId="6D919B1C" wp14:editId="3ED887CB">
             <wp:extent cx="5940425" cy="1625600"/>
@@ -8563,7 +8566,7 @@
                     <pic:cNvPicPr/>
                   </pic:nvPicPr>
                   <pic:blipFill>
-                    <a:blip r:embed="rId12"/>
+                    <a:blip r:embed="rId11"/>
                     <a:stretch>
                       <a:fillRect/>
                     </a:stretch>
@@ -8687,10 +8690,7 @@
         <w:t>Insert</w:t>
       </w:r>
       <w:r>
-        <w:t xml:space="preserve"> для </w:t>
-      </w:r>
-      <w:r>
-        <w:t>строк</w:t>
+        <w:t xml:space="preserve"> для строк</w:t>
       </w:r>
       <w:bookmarkEnd w:id="6"/>
     </w:p>
@@ -8720,7 +8720,23 @@
     </w:p>
     <w:p>
       <w:r>
-        <w:t>h = (h &lt;&lt; 4) XOR code(c), где code(c) — числовой код символа (например, ASCII).</w:t>
+        <w:t xml:space="preserve">h = (h &lt;&lt; 4) XOR </w:t>
+      </w:r>
+      <w:proofErr w:type="spellStart"/>
+      <w:r>
+        <w:t>code</w:t>
+      </w:r>
+      <w:proofErr w:type="spellEnd"/>
+      <w:r>
+        <w:t xml:space="preserve">(c), где </w:t>
+      </w:r>
+      <w:proofErr w:type="spellStart"/>
+      <w:r>
+        <w:t>code</w:t>
+      </w:r>
+      <w:proofErr w:type="spellEnd"/>
+      <w:r>
+        <w:t>(c) — числовой код символа (например, ASCII).</w:t>
       </w:r>
     </w:p>
     <w:p>
@@ -8741,18 +8757,10 @@
       <w:bookmarkEnd w:id="7"/>
     </w:p>
     <w:p>
-      <w:pPr>
-        <w:rPr>
-          <w:lang w:val="en-US"/>
-        </w:rPr>
-      </w:pPr>
       <w:r>
         <w:t>Удаление проходит таким образом</w:t>
       </w:r>
       <w:r>
-        <w:rPr>
-          <w:lang w:val="en-US"/>
-        </w:rPr>
         <w:t>:</w:t>
       </w:r>
     </w:p>
@@ -8804,8 +8812,13 @@
         <w:t xml:space="preserve">, </w:t>
       </w:r>
       <w:r>
-        <w:t>который должен находиться в этом бакете</w:t>
-      </w:r>
+        <w:t xml:space="preserve">который должен находиться в этом </w:t>
+      </w:r>
+      <w:proofErr w:type="spellStart"/>
+      <w:r>
+        <w:t>бакете</w:t>
+      </w:r>
+      <w:proofErr w:type="spellEnd"/>
     </w:p>
     <w:p>
       <w:pPr>
@@ -8909,8 +8922,13 @@
         </w:numPr>
       </w:pPr>
       <w:r>
-        <w:t>Последовательно ищем конкретный элемент в этом бакете</w:t>
-      </w:r>
+        <w:t xml:space="preserve">Последовательно ищем конкретный элемент в этом </w:t>
+      </w:r>
+      <w:proofErr w:type="spellStart"/>
+      <w:r>
+        <w:t>бакете</w:t>
+      </w:r>
+      <w:proofErr w:type="spellEnd"/>
     </w:p>
     <w:p>
       <w:pPr>
@@ -8953,9 +8971,6 @@
     <w:p>
       <w:pPr>
         <w:pStyle w:val="2"/>
-        <w:rPr>
-          <w:lang w:val="en-US"/>
-        </w:rPr>
       </w:pPr>
       <w:bookmarkStart w:id="9" w:name="_Toc225162793"/>
       <w:r>
@@ -8975,6 +8990,7 @@
       </w:pPr>
       <w:r>
         <w:rPr>
+          <w:noProof/>
           <w:lang w:val="en-US"/>
         </w:rPr>
         <w:drawing>
@@ -8993,7 +9009,7 @@
                     <pic:cNvPicPr/>
                   </pic:nvPicPr>
                   <pic:blipFill>
-                    <a:blip r:embed="rId13"/>
+                    <a:blip r:embed="rId12"/>
                     <a:stretch>
                       <a:fillRect/>
                     </a:stretch>
@@ -9087,23 +9103,33 @@
         </w:rPr>
         <w:t xml:space="preserve">: </w:t>
       </w:r>
+      <w:proofErr w:type="spellStart"/>
       <w:r>
         <w:rPr>
           <w:lang w:val="en-US"/>
         </w:rPr>
         <w:t>ActionScopeType</w:t>
       </w:r>
+      <w:proofErr w:type="spellEnd"/>
       <w:r>
         <w:rPr>
           <w:lang w:val="en-US"/>
         </w:rPr>
         <w:t xml:space="preserve">, </w:t>
       </w:r>
+      <w:proofErr w:type="spellStart"/>
       <w:r>
         <w:rPr>
           <w:lang w:val="en-US"/>
         </w:rPr>
-        <w:t xml:space="preserve">ActionTempoType </w:t>
+        <w:t>ActionTempoType</w:t>
+      </w:r>
+      <w:proofErr w:type="spellEnd"/>
+      <w:r>
+        <w:rPr>
+          <w:lang w:val="en-US"/>
+        </w:rPr>
+        <w:t xml:space="preserve"> </w:t>
       </w:r>
       <w:r>
         <w:t>и</w:t>
@@ -9114,12 +9140,14 @@
         </w:rPr>
         <w:t xml:space="preserve"> </w:t>
       </w:r>
+      <w:proofErr w:type="spellStart"/>
       <w:r>
         <w:rPr>
           <w:lang w:val="en-US"/>
         </w:rPr>
         <w:t>LightLevel</w:t>
       </w:r>
+      <w:proofErr w:type="spellEnd"/>
     </w:p>
     <w:p>
       <w:r>
@@ -9132,6 +9160,7 @@
         <w:pStyle w:val="3"/>
       </w:pPr>
       <w:bookmarkStart w:id="10" w:name="_Toc225162794"/>
+      <w:proofErr w:type="spellStart"/>
       <w:r>
         <w:rPr>
           <w:lang w:val="en-US"/>
@@ -9144,6 +9173,7 @@
         </w:rPr>
         <w:t>Test</w:t>
       </w:r>
+      <w:proofErr w:type="spellEnd"/>
       <w:r>
         <w:t xml:space="preserve"> (“</w:t>
       </w:r>
@@ -9264,6 +9294,7 @@
         <w:pStyle w:val="3"/>
       </w:pPr>
       <w:bookmarkStart w:id="11" w:name="_Toc225162795"/>
+      <w:proofErr w:type="spellStart"/>
       <w:r>
         <w:rPr>
           <w:lang w:val="en-US"/>
@@ -9276,6 +9307,7 @@
         </w:rPr>
         <w:t>Test</w:t>
       </w:r>
+      <w:proofErr w:type="spellEnd"/>
       <w:r>
         <w:t xml:space="preserve"> (“</w:t>
       </w:r>
@@ -9396,12 +9428,14 @@
         <w:pStyle w:val="3"/>
       </w:pPr>
       <w:bookmarkStart w:id="12" w:name="_Toc225162796"/>
+      <w:proofErr w:type="spellStart"/>
       <w:r>
         <w:rPr>
           <w:lang w:val="en-US"/>
         </w:rPr>
         <w:t>RepeatActionTest</w:t>
       </w:r>
+      <w:proofErr w:type="spellEnd"/>
       <w:r>
         <w:t xml:space="preserve"> (“</w:t>
       </w:r>
@@ -9501,6 +9535,7 @@
         </w:rPr>
       </w:pPr>
       <w:bookmarkStart w:id="13" w:name="_Toc225162797"/>
+      <w:proofErr w:type="spellStart"/>
       <w:r>
         <w:rPr>
           <w:lang w:val="en-US"/>
@@ -9508,6 +9543,7 @@
         <w:t>DomainModelTest</w:t>
       </w:r>
       <w:bookmarkEnd w:id="13"/>
+      <w:proofErr w:type="spellEnd"/>
     </w:p>
     <w:p>
       <w:pPr>
@@ -9563,7 +9599,7 @@
       <w:bookmarkEnd w:id="14"/>
     </w:p>
     <w:p>
-      <w:hyperlink r:id="rId14" w:history="1">
+      <w:hyperlink r:id="rId13" w:history="1">
         <w:r>
           <w:rPr>
             <w:rStyle w:val="ae"/>
@@ -11671,7 +11707,6 @@
   <w:style w:type="character" w:default="1" w:styleId="a0">
     <w:name w:val="Default Paragraph Font"/>
     <w:uiPriority w:val="1"/>
-    <w:semiHidden/>
     <w:unhideWhenUsed/>
   </w:style>
   <w:style w:type="table" w:default="1" w:styleId="a1">
